--- a/it_takes_time/paper/paper.docx
+++ b/it_takes_time/paper/paper.docx
@@ -25,7 +25,7 @@
         <w:t xml:space="preserve">stream, and self-attention models such as SASRec </w:t>
       </w:r>
       <w:r>
-        <w:t xml:space="preserve">(Kang and McAuley 2018)</w:t>
+        <w:t xml:space="preserve">[1]</w:t>
       </w:r>
       <w:r>
         <w:t xml:space="preserve"> </w:t>
@@ -34,7 +34,7 @@
         <w:t xml:space="preserve">and BERT4Rec </w:t>
       </w:r>
       <w:r>
-        <w:t xml:space="preserve">(Sun et al. 2019)</w:t>
+        <w:t xml:space="preserve">[2]</w:t>
       </w:r>
       <w:r>
         <w:t xml:space="preserve"> </w:t>
@@ -990,7 +990,7 @@
         <w:t xml:space="preserve">the failure modes flagged by prior reproducibility critiques </w:t>
       </w:r>
       <w:r>
-        <w:t xml:space="preserve">(Ferrari Dacrema et al. 2019; Sun et al. 2020)</w:t>
+        <w:t xml:space="preserve">[3, 4]</w:t>
       </w:r>
       <w:r>
         <w:t xml:space="preserve">.</w:t>
@@ -1087,7 +1087,7 @@
         <w:t xml:space="preserve">The Transformer </w:t>
       </w:r>
       <w:r>
-        <w:t xml:space="preserve">(Vaswani et al. 2017)</w:t>
+        <w:t xml:space="preserve">[5]</w:t>
       </w:r>
       <w:r>
         <w:t xml:space="preserve"> </w:t>
@@ -1102,7 +1102,7 @@
         <w:t xml:space="preserve">sequence modelling, and SASRec </w:t>
       </w:r>
       <w:r>
-        <w:t xml:space="preserve">(Kang and McAuley 2018)</w:t>
+        <w:t xml:space="preserve">[1]</w:t>
       </w:r>
       <w:r>
         <w:t xml:space="preserve"> </w:t>
@@ -1123,7 +1123,7 @@
         <w:t xml:space="preserve">attention-based baseline. BERT4Rec </w:t>
       </w:r>
       <w:r>
-        <w:t xml:space="preserve">(Sun et al. 2019)</w:t>
+        <w:t xml:space="preserve">[2]</w:t>
       </w:r>
       <w:r>
         <w:t xml:space="preserve"> </w:t>
@@ -1144,7 +1144,7 @@
         <w:t xml:space="preserve">in the spirit of BERT </w:t>
       </w:r>
       <w:r>
-        <w:t xml:space="preserve">(Devlin et al. 2019)</w:t>
+        <w:t xml:space="preserve">[6]</w:t>
       </w:r>
       <w:r>
         <w:t xml:space="preserve">. Both treat each</w:t>
@@ -1168,7 +1168,7 @@
         <w:t xml:space="preserve">TiSASRec </w:t>
       </w:r>
       <w:r>
-        <w:t xml:space="preserve">(Li et al. 2020)</w:t>
+        <w:t xml:space="preserve">[7]</w:t>
       </w:r>
       <w:r>
         <w:t xml:space="preserve"> </w:t>
@@ -1180,19 +1180,19 @@
         <w:t xml:space="preserve"> </w:t>
       </w:r>
       <w:r>
-        <w:t xml:space="preserve">relative time gaps between adjacent interactions directly into the</w:t>
-      </w:r>
-      <w:r>
-        <w:t xml:space="preserve"> </w:t>
-      </w:r>
-      <w:r>
-        <w:t xml:space="preserve">attention computation through a learned bias on the absolute time</w:t>
-      </w:r>
-      <w:r>
-        <w:t xml:space="preserve"> </w:t>
-      </w:r>
-      <w:r>
-        <w:t xml:space="preserve">delta. The architectural surface is the same as IA-SASRec, a learned</w:t>
+        <w:t xml:space="preserve">the relative time intervals between every pair of interactions in the</w:t>
+      </w:r>
+      <w:r>
+        <w:t xml:space="preserve"> </w:t>
+      </w:r>
+      <w:r>
+        <w:t xml:space="preserve">sequence directly into the attention computation through a learned bias</w:t>
+      </w:r>
+      <w:r>
+        <w:t xml:space="preserve"> </w:t>
+      </w:r>
+      <w:r>
+        <w:t xml:space="preserve">on the time delta. The architectural surface is the same as IA-SASRec, a learned</w:t>
       </w:r>
       <w:r>
         <w:t xml:space="preserve"> </w:t>
@@ -1225,7 +1225,7 @@
         <w:t xml:space="preserve">sequential recommenders (GRU4Rec </w:t>
       </w:r>
       <w:r>
-        <w:t xml:space="preserve">(Hidasi et al. 2016)</w:t>
+        <w:t xml:space="preserve">[8]</w:t>
       </w:r>
       <w:r>
         <w:t xml:space="preserve">,</w:t>
@@ -1237,13 +1237,13 @@
         <w:t xml:space="preserve">NARM </w:t>
       </w:r>
       <w:r>
-        <w:t xml:space="preserve">(Li et al. 2017)</w:t>
+        <w:t xml:space="preserve">[9]</w:t>
       </w:r>
       <w:r>
         <w:t xml:space="preserve">, FPMC </w:t>
       </w:r>
       <w:r>
-        <w:t xml:space="preserve">(Rendle et al. 2010)</w:t>
+        <w:t xml:space="preserve">[10]</w:t>
       </w:r>
       <w:r>
         <w:t xml:space="preserve">,</w:t>
@@ -1255,13 +1255,13 @@
         <w:t xml:space="preserve">Caser </w:t>
       </w:r>
       <w:r>
-        <w:t xml:space="preserve">(Tang and Wang 2018)</w:t>
+        <w:t xml:space="preserve">[11]</w:t>
       </w:r>
       <w:r>
         <w:t xml:space="preserve">, NextItNet </w:t>
       </w:r>
       <w:r>
-        <w:t xml:space="preserve">(Yuan et al. 2019)</w:t>
+        <w:t xml:space="preserve">[12]</w:t>
       </w:r>
       <w:r>
         <w:t xml:space="preserve">)</w:t>
@@ -1273,7 +1273,7 @@
         <w:t xml:space="preserve">and the classic implicit-feedback ranker BPR </w:t>
       </w:r>
       <w:r>
-        <w:t xml:space="preserve">(Rendle et al. 2009)</w:t>
+        <w:t xml:space="preserve">[13]</w:t>
       </w:r>
       <w:r>
         <w:t xml:space="preserve"> </w:t>
@@ -1306,7 +1306,7 @@
         <w:t xml:space="preserve">FDSA </w:t>
       </w:r>
       <w:r>
-        <w:t xml:space="preserve">(Zhang et al. 2019)</w:t>
+        <w:t xml:space="preserve">[14]</w:t>
       </w:r>
       <w:r>
         <w:t xml:space="preserve"> </w:t>
@@ -1347,7 +1347,7 @@
         <w:t xml:space="preserve">-Rec </w:t>
       </w:r>
       <w:r>
-        <w:t xml:space="preserve">(Zhou et al. 2020)</w:t>
+        <w:t xml:space="preserve">[15]</w:t>
       </w:r>
       <w:r>
         <w:t xml:space="preserve"> </w:t>
@@ -1410,7 +1410,7 @@
         <w:t xml:space="preserve">factorisation </w:t>
       </w:r>
       <w:r>
-        <w:t xml:space="preserve">(Hu et al. 2008)</w:t>
+        <w:t xml:space="preserve">[16]</w:t>
       </w:r>
       <w:r>
         <w:t xml:space="preserve"> </w:t>
@@ -1425,7 +1425,7 @@
         <w:t xml:space="preserve">filtering </w:t>
       </w:r>
       <w:r>
-        <w:t xml:space="preserve">(Pan et al. 2008)</w:t>
+        <w:t xml:space="preserve">[17]</w:t>
       </w:r>
       <w:r>
         <w:t xml:space="preserve"> </w:t>
@@ -1482,7 +1482,7 @@
         <w:t xml:space="preserve">NOVA </w:t>
       </w:r>
       <w:r>
-        <w:t xml:space="preserve">(C. Liu et al. 2021)</w:t>
+        <w:t xml:space="preserve">[18]</w:t>
       </w:r>
       <w:r>
         <w:t xml:space="preserve"> </w:t>
@@ -1521,7 +1521,7 @@
         <w:t xml:space="preserve">DIF-SR </w:t>
       </w:r>
       <w:r>
-        <w:t xml:space="preserve">(Y. Xie et al. 2022)</w:t>
+        <w:t xml:space="preserve">[19]</w:t>
       </w:r>
       <w:r>
         <w:t xml:space="preserve"> </w:t>
@@ -1542,7 +1542,7 @@
         <w:t xml:space="preserve">sub-spaces to be effective. CARCA </w:t>
       </w:r>
       <w:r>
-        <w:t xml:space="preserve">(Rashed et al. 2022)</w:t>
+        <w:t xml:space="preserve">[20]</w:t>
       </w:r>
       <w:r>
         <w:t xml:space="preserve"> </w:t>
@@ -1581,7 +1581,7 @@
         <w:t xml:space="preserve">HGN </w:t>
       </w:r>
       <w:r>
-        <w:t xml:space="preserve">(Ma et al. 2019)</w:t>
+        <w:t xml:space="preserve">[21]</w:t>
       </w:r>
       <w:r>
         <w:t xml:space="preserve"> </w:t>
@@ -1602,7 +1602,7 @@
         <w:t xml:space="preserve">UniSRec </w:t>
       </w:r>
       <w:r>
-        <w:t xml:space="preserve">(Hou, Mu, et al. 2022)</w:t>
+        <w:t xml:space="preserve">[22]</w:t>
       </w:r>
       <w:r>
         <w:t xml:space="preserve"> </w:t>
@@ -1617,7 +1617,7 @@
         <w:t xml:space="preserve">through a mixture-of-experts blender. SSE-PT </w:t>
       </w:r>
       <w:r>
-        <w:t xml:space="preserve">(Wu et al. 2020)</w:t>
+        <w:t xml:space="preserve">[23]</w:t>
       </w:r>
       <w:r>
         <w:t xml:space="preserve"> </w:t>
@@ -1638,7 +1638,7 @@
         <w:t xml:space="preserve">MEANTIME </w:t>
       </w:r>
       <w:r>
-        <w:t xml:space="preserve">(Cho et al. 2020)</w:t>
+        <w:t xml:space="preserve">[24]</w:t>
       </w:r>
       <w:r>
         <w:t xml:space="preserve"> </w:t>
@@ -1719,7 +1719,7 @@
         <w:t xml:space="preserve">FMLP-Rec </w:t>
       </w:r>
       <w:r>
-        <w:t xml:space="preserve">(Zhou et al. 2022)</w:t>
+        <w:t xml:space="preserve">[25]</w:t>
       </w:r>
       <w:r>
         <w:t xml:space="preserve"> </w:t>
@@ -1740,7 +1740,7 @@
         <w:t xml:space="preserve">STOSA </w:t>
       </w:r>
       <w:r>
-        <w:t xml:space="preserve">(Fan et al. 2022)</w:t>
+        <w:t xml:space="preserve">[26]</w:t>
       </w:r>
       <w:r>
         <w:t xml:space="preserve"> </w:t>
@@ -1761,19 +1761,25 @@
         <w:t xml:space="preserve">LightSANs </w:t>
       </w:r>
       <w:r>
-        <w:t xml:space="preserve">(Fan et al. 2021)</w:t>
-      </w:r>
-      <w:r>
-        <w:t xml:space="preserve"> </w:t>
-      </w:r>
-      <w:r>
-        <w:t xml:space="preserve">restricts attention to a low-rank</w:t>
-      </w:r>
-      <w:r>
-        <w:t xml:space="preserve"> </w:t>
-      </w:r>
-      <w:r>
-        <w:t xml:space="preserve">subspace to prevent the optimiser from exploiting shortcuts; and</w:t>
+        <w:t xml:space="preserve">[27]</w:t>
+      </w:r>
+      <w:r>
+        <w:t xml:space="preserve"> </w:t>
+      </w:r>
+      <w:r>
+        <w:t xml:space="preserve">decomposes self-attention into a</w:t>
+      </w:r>
+      <w:r>
+        <w:t xml:space="preserve"> </w:t>
+      </w:r>
+      <w:r>
+        <w:t xml:space="preserve">low-rank subspace for efficiency, and the resulting bottleneck also</w:t>
+      </w:r>
+      <w:r>
+        <w:t xml:space="preserve"> </w:t>
+      </w:r>
+      <w:r>
+        <w:t xml:space="preserve">constrains the configurations the optimiser can exploit; and</w:t>
       </w:r>
       <w:r>
         <w:t xml:space="preserve"> </w:t>
@@ -1782,7 +1788,7 @@
         <w:t xml:space="preserve">CORE </w:t>
       </w:r>
       <w:r>
-        <w:t xml:space="preserve">(Hou, Hu, et al. 2022)</w:t>
+        <w:t xml:space="preserve">[28]</w:t>
       </w:r>
       <w:r>
         <w:t xml:space="preserve"> </w:t>
@@ -1821,7 +1827,7 @@
         <w:t xml:space="preserve">sequences </w:t>
       </w:r>
       <w:r>
-        <w:t xml:space="preserve">(X. Xie et al. 2022; Qiu et al. 2022; Chen et al. 2022)</w:t>
+        <w:t xml:space="preserve">[29–31]</w:t>
       </w:r>
       <w:r>
         <w:t xml:space="preserve">,</w:t>
@@ -1833,7 +1839,7 @@
         <w:t xml:space="preserve">or through data augmentation alone </w:t>
       </w:r>
       <w:r>
-        <w:t xml:space="preserve">(Z. Liu et al. 2021)</w:t>
+        <w:t xml:space="preserve">[32]</w:t>
       </w:r>
       <w:r>
         <w:t xml:space="preserve">. These</w:t>
@@ -1893,7 +1899,7 @@
         <w:t xml:space="preserve">Prior reproducibility critiques </w:t>
       </w:r>
       <w:r>
-        <w:t xml:space="preserve">(Ferrari Dacrema et al. 2019; Sun et al. 2020)</w:t>
+        <w:t xml:space="preserve">[3, 4]</w:t>
       </w:r>
       <w:r>
         <w:t xml:space="preserve"> </w:t>
@@ -1908,7 +1914,7 @@
         <w:t xml:space="preserve">classical baselines </w:t>
       </w:r>
       <w:r>
-        <w:t xml:space="preserve">(Rendle et al. 2020)</w:t>
+        <w:t xml:space="preserve">[33]</w:t>
       </w:r>
       <w:r>
         <w:t xml:space="preserve"> </w:t>
@@ -1952,7 +1958,7 @@
         <w:t xml:space="preserve">scoring </w:t>
       </w:r>
       <w:r>
-        <w:t xml:space="preserve">(Krichene and Rendle 2020)</w:t>
+        <w:t xml:space="preserve">[34]</w:t>
       </w:r>
       <w:r>
         <w:t xml:space="preserve">, and even widely cited baselines</w:t>
@@ -1964,7 +1970,7 @@
         <w:t xml:space="preserve">such as BERT4Rec </w:t>
       </w:r>
       <w:r>
-        <w:t xml:space="preserve">(Sun et al. 2019)</w:t>
+        <w:t xml:space="preserve">[2]</w:t>
       </w:r>
       <w:r>
         <w:t xml:space="preserve"> </w:t>
@@ -1979,7 +1985,7 @@
         <w:t xml:space="preserve">choices that go unreported in the original publications </w:t>
       </w:r>
       <w:r>
-        <w:t xml:space="preserve">(Petrov and Macdonald 2022)</w:t>
+        <w:t xml:space="preserve">[35]</w:t>
       </w:r>
       <w:r>
         <w:t xml:space="preserve">.</w:t>
@@ -2078,7 +2084,7 @@
         <w:t xml:space="preserve">SASRec </w:t>
       </w:r>
       <w:r>
-        <w:t xml:space="preserve">(Kang and McAuley 2018)</w:t>
+        <w:t xml:space="preserve">[1]</w:t>
       </w:r>
       <w:r>
         <w:t xml:space="preserve"> </w:t>
@@ -4409,7 +4415,7 @@
         <w:t xml:space="preserve">normalisation </w:t>
       </w:r>
       <w:r>
-        <w:t xml:space="preserve">(Ba et al. 2016)</w:t>
+        <w:t xml:space="preserve">[36]</w:t>
       </w:r>
       <w:r>
         <w:t xml:space="preserve"> </w:t>
@@ -4753,7 +4759,7 @@
         <w:t xml:space="preserve">selected by Optuna </w:t>
       </w:r>
       <w:r>
-        <w:t xml:space="preserve">(Akiba et al. 2019)</w:t>
+        <w:t xml:space="preserve">[37]</w:t>
       </w:r>
       <w:r>
         <w:t xml:space="preserve">:</w:t>
@@ -5738,7 +5744,7 @@
         <w:t xml:space="preserve">MovieLens-1M </w:t>
       </w:r>
       <w:r>
-        <w:t xml:space="preserve">(Harper and Konstan 2015)</w:t>
+        <w:t xml:space="preserve">[38]</w:t>
       </w:r>
       <w:r>
         <w:t xml:space="preserve">,</w:t>
@@ -5750,7 +5756,7 @@
         <w:t xml:space="preserve">Amazon Digital Music 5-core and Amazon Office Products 5-core </w:t>
       </w:r>
       <w:r>
-        <w:t xml:space="preserve">(McAuley et al. 2015; He and McAuley 2016)</w:t>
+        <w:t xml:space="preserve">[39, 40]</w:t>
       </w:r>
       <w:r>
         <w:t xml:space="preserve">;</w:t>
@@ -5768,7 +5774,7 @@
         <w:t xml:space="preserve">Reviews subsamples </w:t>
       </w:r>
       <w:r>
-        <w:t xml:space="preserve">(Pathak et al. 2017; Wan and McAuley 2018)</w:t>
+        <w:t xml:space="preserve">[41, 42]</w:t>
       </w:r>
       <w:r>
         <w:t xml:space="preserve"> </w:t>
@@ -6603,7 +6609,7 @@
         <w:t xml:space="preserve">Optuna </w:t>
       </w:r>
       <w:r>
-        <w:t xml:space="preserve">(Akiba et al. 2019)</w:t>
+        <w:t xml:space="preserve">[37]</w:t>
       </w:r>
       <w:r>
         <w:t xml:space="preserve"> </w:t>
@@ -7191,7 +7197,7 @@
         <w:t xml:space="preserve">sequential-recommendation cutoff </w:t>
       </w:r>
       <w:r>
-        <w:t xml:space="preserve">(Kang and McAuley 2018; Sun et al. 2019)</w:t>
+        <w:t xml:space="preserve">[1, 2]</w:t>
       </w:r>
       <w:r>
         <w:t xml:space="preserve">.</w:t>
@@ -7267,7 +7273,7 @@
         <w:t xml:space="preserve">the scale of these datasets </w:t>
       </w:r>
       <w:r>
-        <w:t xml:space="preserve">(Ferrari Dacrema et al. 2019; Sun et al. 2020)</w:t>
+        <w:t xml:space="preserve">[3, 4]</w:t>
       </w:r>
       <w:r>
         <w:t xml:space="preserve">. We</w:t>
@@ -7437,7 +7443,7 @@
         <w:t xml:space="preserve">Per-user paired bootstrap </w:t>
       </w:r>
       <w:r>
-        <w:t xml:space="preserve">(Efron and Tibshirani 1993)</w:t>
+        <w:t xml:space="preserve">[43]</w:t>
       </w:r>
       <w:r>
         <w:t xml:space="preserve"> </w:t>
@@ -7788,7 +7794,7 @@
         <w:t xml:space="preserve">in </w:t>
       </w:r>
       <w:r>
-        <w:t xml:space="preserve">(Krichene and Rendle 2020)</w:t>
+        <w:t xml:space="preserve">[34]</w:t>
       </w:r>
       <w:r>
         <w:t xml:space="preserve">.</w:t>
@@ -7812,7 +7818,7 @@
         <w:t xml:space="preserve">The model is built on top of RecBole </w:t>
       </w:r>
       <w:r>
-        <w:t xml:space="preserve">(Zhao et al. 2021)</w:t>
+        <w:t xml:space="preserve">[44]</w:t>
       </w:r>
       <w:r>
         <w:t xml:space="preserve"> </w:t>
@@ -7821,7 +7827,7 @@
         <w:t xml:space="preserve">(PyTorch </w:t>
       </w:r>
       <w:r>
-        <w:t xml:space="preserve">(Paszke et al. 2019)</w:t>
+        <w:t xml:space="preserve">[45]</w:t>
       </w:r>
       <w:r>
         <w:t xml:space="preserve"> </w:t>
@@ -12388,7 +12394,7 @@
         <w:t xml:space="preserve">decoupled-fusion literature (NOVA </w:t>
       </w:r>
       <w:r>
-        <w:t xml:space="preserve">(C. Liu et al. 2021)</w:t>
+        <w:t xml:space="preserve">[18]</w:t>
       </w:r>
       <w:r>
         <w:t xml:space="preserve">,</w:t>
@@ -12400,7 +12406,7 @@
         <w:t xml:space="preserve">DIF-SR </w:t>
       </w:r>
       <w:r>
-        <w:t xml:space="preserve">(Y. Xie et al. 2022)</w:t>
+        <w:t xml:space="preserve">[19]</w:t>
       </w:r>
       <w:r>
         <w:t xml:space="preserve">). Because IA-SASRec forces an invasive,</w:t>
@@ -12561,7 +12567,7 @@
         <w:t xml:space="preserve">flagged by </w:t>
       </w:r>
       <w:r>
-        <w:t xml:space="preserve">(Fan et al. 2022; Qiu et al. 2022)</w:t>
+        <w:t xml:space="preserve">[26, 30]</w:t>
       </w:r>
       <w:r>
         <w:t xml:space="preserve"> </w:t>
@@ -12806,7 +12812,7 @@
         <w:t xml:space="preserve">reproducibility critiques </w:t>
       </w:r>
       <w:r>
-        <w:t xml:space="preserve">(Ferrari Dacrema et al. 2019; Sun et al. 2020)</w:t>
+        <w:t xml:space="preserve">[3, 4]</w:t>
       </w:r>
       <w:r>
         <w:t xml:space="preserve"> </w:t>
@@ -13692,25 +13698,22 @@
       </w:r>
     </w:p>
     <w:bookmarkStart w:id="148" w:name="refs"/>
-    <w:bookmarkStart w:id="59" w:name="ref-akiba2019optuna"/>
+    <w:bookmarkStart w:id="59" w:name="ref-kang2018sasrec"/>
     <w:p>
       <w:pPr>
         <w:pStyle w:val="Bibliography"/>
       </w:pPr>
       <w:r>
-        <w:t xml:space="preserve">Akiba, Takuya, Shotaro Sano, Toshihiko Yanase, Takeru Ohta, and Masanori Koyama. 2019.</w:t>
-      </w:r>
-      <w:r>
-        <w:t xml:space="preserve"> </w:t>
-      </w:r>
-      <w:r>
-        <w:t xml:space="preserve">“</w:t>
-      </w:r>
-      <w:r>
-        <w:t xml:space="preserve">Optuna</w:t>
-      </w:r>
-      <w:r>
-        <w:t xml:space="preserve">: A Next-Generation Hyperparameter Optimization Framework.”</w:t>
+        <w:t xml:space="preserve">[1]</w:t>
+      </w:r>
+      <w:r>
+        <w:t xml:space="preserve"> </w:t>
+      </w:r>
+      <w:r>
+        <w:t xml:space="preserve">	</w:t>
+      </w:r>
+      <w:r>
+        <w:t xml:space="preserve">Kang, W.-C., &amp; McAuley, J. (2018). Self-attentive sequential recommendation.</w:t>
       </w:r>
       <w:r>
         <w:t xml:space="preserve"> </w:t>
@@ -13720,10 +13723,10 @@
           <w:i/>
           <w:iCs/>
         </w:rPr>
-        <w:t xml:space="preserve">Proceedings of the 25th ACM SIGKDD International Conference on Knowledge Discovery &amp; Data Mining (KDD)</w:t>
-      </w:r>
-      <w:r>
-        <w:t xml:space="preserve">, 2623–31.</w:t>
+        <w:t xml:space="preserve">Proceedings of the IEEE International Conference on Data Mining (ICDM)</w:t>
+      </w:r>
+      <w:r>
+        <w:t xml:space="preserve">, 197–206.</w:t>
       </w:r>
       <w:r>
         <w:t xml:space="preserve"> </w:t>
@@ -13733,27 +13736,36 @@
           <w:rPr>
             <w:rStyle w:val="Hyperlink"/>
           </w:rPr>
-          <w:t xml:space="preserve">https://doi.org/10.1145/3292500.3330701</w:t>
+          <w:t xml:space="preserve">https://doi.org/10.1109/ICDM.2018.00035</w:t>
         </w:r>
       </w:hyperlink>
-      <w:r>
-        <w:t xml:space="preserve">.</w:t>
-      </w:r>
     </w:p>
     <w:bookmarkEnd w:id="59"/>
-    <w:bookmarkStart w:id="61" w:name="ref-ba2016layernorm"/>
+    <w:bookmarkStart w:id="61" w:name="ref-sun2019bert4rec"/>
     <w:p>
       <w:pPr>
         <w:pStyle w:val="Bibliography"/>
       </w:pPr>
       <w:r>
-        <w:t xml:space="preserve">Ba, Jimmy Lei, Jamie Ryan Kiros, and Geoffrey E. Hinton. 2016.</w:t>
-      </w:r>
-      <w:r>
-        <w:t xml:space="preserve"> </w:t>
-      </w:r>
-      <w:r>
-        <w:t xml:space="preserve">“Layer Normalization.”</w:t>
+        <w:t xml:space="preserve">[2]</w:t>
+      </w:r>
+      <w:r>
+        <w:t xml:space="preserve"> </w:t>
+      </w:r>
+      <w:r>
+        <w:t xml:space="preserve">	</w:t>
+      </w:r>
+      <w:r>
+        <w:t xml:space="preserve">Sun, F., Liu, J., Wu, J., Pei, C., Lin, X., Ou, W., &amp; Jiang, P. (2019).</w:t>
+      </w:r>
+      <w:r>
+        <w:t xml:space="preserve"> </w:t>
+      </w:r>
+      <w:r>
+        <w:t xml:space="preserve">BERT4Rec</w:t>
+      </w:r>
+      <w:r>
+        <w:t xml:space="preserve">: Sequential recommendation with bidirectional encoder representations from transformer.</w:t>
       </w:r>
       <w:r>
         <w:t xml:space="preserve"> </w:t>
@@ -13763,10 +13775,10 @@
           <w:i/>
           <w:iCs/>
         </w:rPr>
-        <w:t xml:space="preserve">arXiv preprint arXiv:1607.06450</w:t>
-      </w:r>
-      <w:r>
-        <w:t xml:space="preserve">, ahead of print.</w:t>
+        <w:t xml:space="preserve">Proceedings of the 28th ACM International Conference on Information and Knowledge Management (CIKM)</w:t>
+      </w:r>
+      <w:r>
+        <w:t xml:space="preserve">, 1441–1450.</w:t>
       </w:r>
       <w:r>
         <w:t xml:space="preserve"> </w:t>
@@ -13776,27 +13788,39 @@
           <w:rPr>
             <w:rStyle w:val="Hyperlink"/>
           </w:rPr>
-          <w:t xml:space="preserve">https://doi.org/10.48550/arXiv.1607.06450</w:t>
+          <w:t xml:space="preserve">https://doi.org/10.1145/3357384.3357895</w:t>
         </w:r>
       </w:hyperlink>
-      <w:r>
-        <w:t xml:space="preserve">.</w:t>
-      </w:r>
     </w:p>
     <w:bookmarkEnd w:id="61"/>
-    <w:bookmarkStart w:id="63" w:name="ref-chen2022iclrec"/>
+    <w:bookmarkStart w:id="63" w:name="ref-ferrari2019"/>
     <w:p>
       <w:pPr>
         <w:pStyle w:val="Bibliography"/>
       </w:pPr>
       <w:r>
-        <w:t xml:space="preserve">Chen, Yongjun, Zhiwei Liu, Jia Li, Julian McAuley, and Caiming Xiong. 2022.</w:t>
-      </w:r>
-      <w:r>
-        <w:t xml:space="preserve"> </w:t>
-      </w:r>
-      <w:r>
-        <w:t xml:space="preserve">“Intent Contrastive Learning for Sequential Recommendation.”</w:t>
+        <w:t xml:space="preserve">[3]</w:t>
+      </w:r>
+      <w:r>
+        <w:t xml:space="preserve"> </w:t>
+      </w:r>
+      <w:r>
+        <w:t xml:space="preserve">	</w:t>
+      </w:r>
+      <w:r>
+        <w:t xml:space="preserve">Ferrari Dacrema, M., Cremonesi, P., &amp; Jannach, D. (2019). Are we really making much progress?</w:t>
+      </w:r>
+      <w:r>
+        <w:t xml:space="preserve"> </w:t>
+      </w:r>
+      <w:r>
+        <w:t xml:space="preserve">A</w:t>
+      </w:r>
+      <w:r>
+        <w:t xml:space="preserve"> </w:t>
+      </w:r>
+      <w:r>
+        <w:t xml:space="preserve">worrying analysis of recent neural recommendation approaches.</w:t>
       </w:r>
       <w:r>
         <w:t xml:space="preserve"> </w:t>
@@ -13806,10 +13830,10 @@
           <w:i/>
           <w:iCs/>
         </w:rPr>
-        <w:t xml:space="preserve">Proceedings of the ACM Web Conference (WWW)</w:t>
-      </w:r>
-      <w:r>
-        <w:t xml:space="preserve">, 2172–82.</w:t>
+        <w:t xml:space="preserve">Proceedings of the 13th ACM Conference on Recommender Systems (RecSys)</w:t>
+      </w:r>
+      <w:r>
+        <w:t xml:space="preserve">, 101–109.</w:t>
       </w:r>
       <w:r>
         <w:t xml:space="preserve"> </w:t>
@@ -13819,33 +13843,36 @@
           <w:rPr>
             <w:rStyle w:val="Hyperlink"/>
           </w:rPr>
-          <w:t xml:space="preserve">https://doi.org/10.1145/3485447.3512090</w:t>
+          <w:t xml:space="preserve">https://doi.org/10.1145/3298689.3347058</w:t>
         </w:r>
       </w:hyperlink>
-      <w:r>
-        <w:t xml:space="preserve">.</w:t>
-      </w:r>
     </w:p>
     <w:bookmarkEnd w:id="63"/>
-    <w:bookmarkStart w:id="65" w:name="ref-cho2020meantime"/>
+    <w:bookmarkStart w:id="65" w:name="ref-sun2020daisy"/>
     <w:p>
       <w:pPr>
         <w:pStyle w:val="Bibliography"/>
       </w:pPr>
       <w:r>
-        <w:t xml:space="preserve">Cho, Sung Min, Eunhyeok Park, and Sungjoo Yoo. 2020.</w:t>
-      </w:r>
-      <w:r>
-        <w:t xml:space="preserve"> </w:t>
-      </w:r>
-      <w:r>
-        <w:t xml:space="preserve">“</w:t>
-      </w:r>
-      <w:r>
-        <w:t xml:space="preserve">MEANTIME</w:t>
-      </w:r>
-      <w:r>
-        <w:t xml:space="preserve">: Mixture of Attention Mechanisms with Multi-Temporal Embeddings for Sequential Recommendation.”</w:t>
+        <w:t xml:space="preserve">[4]</w:t>
+      </w:r>
+      <w:r>
+        <w:t xml:space="preserve"> </w:t>
+      </w:r>
+      <w:r>
+        <w:t xml:space="preserve">	</w:t>
+      </w:r>
+      <w:r>
+        <w:t xml:space="preserve">Sun, Z., Yu, D., Fang, H., Yang, J., Qu, X., Zhang, J., &amp; Geng, C. (2020). Are we evaluating rigorously?</w:t>
+      </w:r>
+      <w:r>
+        <w:t xml:space="preserve"> </w:t>
+      </w:r>
+      <w:r>
+        <w:t xml:space="preserve">B</w:t>
+      </w:r>
+      <w:r>
+        <w:t xml:space="preserve">enchmarking recommendation for reproducible evaluation and fair comparison.</w:t>
       </w:r>
       <w:r>
         <w:t xml:space="preserve"> </w:t>
@@ -13858,7 +13885,7 @@
         <w:t xml:space="preserve">Proceedings of the 14th ACM Conference on Recommender Systems (RecSys)</w:t>
       </w:r>
       <w:r>
-        <w:t xml:space="preserve">, 515–20.</w:t>
+        <w:t xml:space="preserve">, 23–32.</w:t>
       </w:r>
       <w:r>
         <w:t xml:space="preserve"> </w:t>
@@ -13868,33 +13895,79 @@
           <w:rPr>
             <w:rStyle w:val="Hyperlink"/>
           </w:rPr>
-          <w:t xml:space="preserve">https://doi.org/10.1145/3383313.3412216</w:t>
+          <w:t xml:space="preserve">https://doi.org/10.1145/3383313.3412489</w:t>
         </w:r>
       </w:hyperlink>
-      <w:r>
-        <w:t xml:space="preserve">.</w:t>
-      </w:r>
     </w:p>
     <w:bookmarkEnd w:id="65"/>
-    <w:bookmarkStart w:id="67" w:name="ref-devlin2019bert"/>
+    <w:bookmarkStart w:id="67" w:name="ref-vaswani2017attention"/>
     <w:p>
       <w:pPr>
         <w:pStyle w:val="Bibliography"/>
       </w:pPr>
       <w:r>
-        <w:t xml:space="preserve">Devlin, Jacob, Ming-Wei Chang, Kenton Lee, and Kristina Toutanova. 2019.</w:t>
-      </w:r>
-      <w:r>
-        <w:t xml:space="preserve"> </w:t>
-      </w:r>
-      <w:r>
-        <w:t xml:space="preserve">“</w:t>
+        <w:t xml:space="preserve">[5]</w:t>
+      </w:r>
+      <w:r>
+        <w:t xml:space="preserve"> </w:t>
+      </w:r>
+      <w:r>
+        <w:t xml:space="preserve">	</w:t>
+      </w:r>
+      <w:r>
+        <w:t xml:space="preserve">Vaswani, A., Shazeer, N., Parmar, N., Uszkoreit, J., Jones, L., Gomez, A. N., Kaiser, Ł., &amp; Polosukhin, I. (2017). Attention is all you need.</w:t>
+      </w:r>
+      <w:r>
+        <w:t xml:space="preserve"> </w:t>
+      </w:r>
+      <w:r>
+        <w:rPr>
+          <w:i/>
+          <w:iCs/>
+        </w:rPr>
+        <w:t xml:space="preserve">Advances in Neural Information Processing Systems (NeurIPS)</w:t>
+      </w:r>
+      <w:r>
+        <w:t xml:space="preserve">, 5998–6008.</w:t>
+      </w:r>
+      <w:r>
+        <w:t xml:space="preserve"> </w:t>
+      </w:r>
+      <w:hyperlink r:id="rId66">
+        <w:r>
+          <w:rPr>
+            <w:rStyle w:val="Hyperlink"/>
+          </w:rPr>
+          <w:t xml:space="preserve">https://doi.org/10.48550/arXiv.1706.03762</w:t>
+        </w:r>
+      </w:hyperlink>
+    </w:p>
+    <w:bookmarkEnd w:id="67"/>
+    <w:bookmarkStart w:id="69" w:name="ref-devlin2019bert"/>
+    <w:p>
+      <w:pPr>
+        <w:pStyle w:val="Bibliography"/>
+      </w:pPr>
+      <w:r>
+        <w:t xml:space="preserve">[6]</w:t>
+      </w:r>
+      <w:r>
+        <w:t xml:space="preserve"> </w:t>
+      </w:r>
+      <w:r>
+        <w:t xml:space="preserve">	</w:t>
+      </w:r>
+      <w:r>
+        <w:t xml:space="preserve">Devlin, J., Chang, M.-W., Lee, K., &amp; Toutanova, K. (2019).</w:t>
+      </w:r>
+      <w:r>
+        <w:t xml:space="preserve"> </w:t>
       </w:r>
       <w:r>
         <w:t xml:space="preserve">BERT</w:t>
       </w:r>
       <w:r>
-        <w:t xml:space="preserve">: Pre-Training of Deep Bidirectional Transformers for Language Understanding.”</w:t>
+        <w:t xml:space="preserve">: Pre-training of deep bidirectional transformers for language understanding.</w:t>
       </w:r>
       <w:r>
         <w:t xml:space="preserve"> </w:t>
@@ -13907,12 +13980,12 @@
         <w:t xml:space="preserve">Proceedings of NAACL-HLT 2019</w:t>
       </w:r>
       <w:r>
-        <w:t xml:space="preserve">, 4171–86.</w:t>
-      </w:r>
-      <w:r>
-        <w:t xml:space="preserve"> </w:t>
-      </w:r>
-      <w:hyperlink r:id="rId66">
+        <w:t xml:space="preserve">, 4171–4186.</w:t>
+      </w:r>
+      <w:r>
+        <w:t xml:space="preserve"> </w:t>
+      </w:r>
+      <w:hyperlink r:id="rId68">
         <w:r>
           <w:rPr>
             <w:rStyle w:val="Hyperlink"/>
@@ -13920,18 +13993,24 @@
           <w:t xml:space="preserve">https://doi.org/10.18653/v1/N19-1423</w:t>
         </w:r>
       </w:hyperlink>
-      <w:r>
-        <w:t xml:space="preserve">.</w:t>
-      </w:r>
     </w:p>
-    <w:bookmarkEnd w:id="67"/>
-    <w:bookmarkStart w:id="69" w:name="ref-efron1993bootstrap"/>
+    <w:bookmarkEnd w:id="69"/>
+    <w:bookmarkStart w:id="71" w:name="ref-li2020tisasrec"/>
     <w:p>
       <w:pPr>
         <w:pStyle w:val="Bibliography"/>
       </w:pPr>
       <w:r>
-        <w:t xml:space="preserve">Efron, Bradley, and Robert J. Tibshirani. 1993.</w:t>
+        <w:t xml:space="preserve">[7]</w:t>
+      </w:r>
+      <w:r>
+        <w:t xml:space="preserve"> </w:t>
+      </w:r>
+      <w:r>
+        <w:t xml:space="preserve">	</w:t>
+      </w:r>
+      <w:r>
+        <w:t xml:space="preserve">Li, J., Wang, Y., &amp; McAuley, J. (2020). Time interval aware self-attention for sequential recommendation.</w:t>
       </w:r>
       <w:r>
         <w:t xml:space="preserve"> </w:t>
@@ -13941,53 +14020,10 @@
           <w:i/>
           <w:iCs/>
         </w:rPr>
-        <w:t xml:space="preserve">An Introduction to the Bootstrap</w:t>
-      </w:r>
-      <w:r>
-        <w:t xml:space="preserve">. Chapman &amp; Hall/CRC.</w:t>
-      </w:r>
-      <w:r>
-        <w:t xml:space="preserve"> </w:t>
-      </w:r>
-      <w:hyperlink r:id="rId68">
-        <w:r>
-          <w:rPr>
-            <w:rStyle w:val="Hyperlink"/>
-          </w:rPr>
-          <w:t xml:space="preserve">https://doi.org/10.1201/9780429246593</w:t>
-        </w:r>
-      </w:hyperlink>
-      <w:r>
-        <w:t xml:space="preserve">.</w:t>
-      </w:r>
-    </w:p>
-    <w:bookmarkEnd w:id="69"/>
-    <w:bookmarkStart w:id="71" w:name="ref-fan2021lightsans"/>
-    <w:p>
-      <w:pPr>
-        <w:pStyle w:val="Bibliography"/>
-      </w:pPr>
-      <w:r>
-        <w:t xml:space="preserve">Fan, Xinyan, Zheng Liu, Jianxun Lian, Wayne Xin Zhao, Xing Xie, and Ji-Rong Wen. 2021.</w:t>
-      </w:r>
-      <w:r>
-        <w:t xml:space="preserve"> </w:t>
-      </w:r>
-      <w:r>
-        <w:t xml:space="preserve">“Lighter and Better: Low-Rank Decomposed Self-Attention Networks for Next-Item Recommendation.”</w:t>
-      </w:r>
-      <w:r>
-        <w:t xml:space="preserve"> </w:t>
-      </w:r>
-      <w:r>
-        <w:rPr>
-          <w:i/>
-          <w:iCs/>
-        </w:rPr>
-        <w:t xml:space="preserve">Proceedings of the 44th International ACM SIGIR Conference on Research and Development in Information Retrieval</w:t>
-      </w:r>
-      <w:r>
-        <w:t xml:space="preserve">, 1733–37.</w:t>
+        <w:t xml:space="preserve">Proceedings of the 13th International Conference on Web Search and Data Mining (WSDM)</w:t>
+      </w:r>
+      <w:r>
+        <w:t xml:space="preserve">, 322–330.</w:t>
       </w:r>
       <w:r>
         <w:t xml:space="preserve"> </w:t>
@@ -13997,226 +14033,27 @@
           <w:rPr>
             <w:rStyle w:val="Hyperlink"/>
           </w:rPr>
-          <w:t xml:space="preserve">https://doi.org/10.1145/3404835.3462440</w:t>
+          <w:t xml:space="preserve">https://doi.org/10.1145/3336191.3371786</w:t>
         </w:r>
       </w:hyperlink>
-      <w:r>
-        <w:t xml:space="preserve">.</w:t>
-      </w:r>
     </w:p>
     <w:bookmarkEnd w:id="71"/>
-    <w:bookmarkStart w:id="73" w:name="ref-fan2022stosa"/>
+    <w:bookmarkStart w:id="73" w:name="ref-hidasi2016gru4rec"/>
     <w:p>
       <w:pPr>
         <w:pStyle w:val="Bibliography"/>
       </w:pPr>
       <w:r>
-        <w:t xml:space="preserve">Fan, Ziwei, Zhiwei Liu, Alice Wang, et al. 2022.</w:t>
-      </w:r>
-      <w:r>
-        <w:t xml:space="preserve"> </w:t>
-      </w:r>
-      <w:r>
-        <w:t xml:space="preserve">“Sequential Recommendation via Stochastic Self-Attention.”</w:t>
-      </w:r>
-      <w:r>
-        <w:t xml:space="preserve"> </w:t>
-      </w:r>
-      <w:r>
-        <w:rPr>
-          <w:i/>
-          <w:iCs/>
-        </w:rPr>
-        <w:t xml:space="preserve">Proceedings of the ACM Web Conference (WWW)</w:t>
-      </w:r>
-      <w:r>
-        <w:t xml:space="preserve">, 2036–47.</w:t>
-      </w:r>
-      <w:r>
-        <w:t xml:space="preserve"> </w:t>
-      </w:r>
-      <w:hyperlink r:id="rId72">
-        <w:r>
-          <w:rPr>
-            <w:rStyle w:val="Hyperlink"/>
-          </w:rPr>
-          <w:t xml:space="preserve">https://doi.org/10.1145/3485447.3512077</w:t>
-        </w:r>
-      </w:hyperlink>
-      <w:r>
-        <w:t xml:space="preserve">.</w:t>
-      </w:r>
-    </w:p>
-    <w:bookmarkEnd w:id="73"/>
-    <w:bookmarkStart w:id="75" w:name="ref-ferrari2019"/>
-    <w:p>
-      <w:pPr>
-        <w:pStyle w:val="Bibliography"/>
-      </w:pPr>
-      <w:r>
-        <w:t xml:space="preserve">Ferrari Dacrema, Maurizio, Paolo Cremonesi, and Dietmar Jannach. 2019.</w:t>
-      </w:r>
-      <w:r>
-        <w:t xml:space="preserve"> </w:t>
-      </w:r>
-      <w:r>
-        <w:t xml:space="preserve">“Are We Really Making Much Progress?</w:t>
-      </w:r>
-      <w:r>
-        <w:t xml:space="preserve"> </w:t>
-      </w:r>
-      <w:r>
-        <w:t xml:space="preserve">A</w:t>
-      </w:r>
-      <w:r>
-        <w:t xml:space="preserve"> </w:t>
-      </w:r>
-      <w:r>
-        <w:t xml:space="preserve">Worrying Analysis of Recent Neural Recommendation Approaches.”</w:t>
-      </w:r>
-      <w:r>
-        <w:t xml:space="preserve"> </w:t>
-      </w:r>
-      <w:r>
-        <w:rPr>
-          <w:i/>
-          <w:iCs/>
-        </w:rPr>
-        <w:t xml:space="preserve">Proceedings of the 13th ACM Conference on Recommender Systems (RecSys)</w:t>
-      </w:r>
-      <w:r>
-        <w:t xml:space="preserve">, 101–9.</w:t>
-      </w:r>
-      <w:r>
-        <w:t xml:space="preserve"> </w:t>
-      </w:r>
-      <w:hyperlink r:id="rId74">
-        <w:r>
-          <w:rPr>
-            <w:rStyle w:val="Hyperlink"/>
-          </w:rPr>
-          <w:t xml:space="preserve">https://doi.org/10.1145/3298689.3347058</w:t>
-        </w:r>
-      </w:hyperlink>
-      <w:r>
-        <w:t xml:space="preserve">.</w:t>
-      </w:r>
-    </w:p>
-    <w:bookmarkEnd w:id="75"/>
-    <w:bookmarkStart w:id="77" w:name="ref-harper2015movielens"/>
-    <w:p>
-      <w:pPr>
-        <w:pStyle w:val="Bibliography"/>
-      </w:pPr>
-      <w:r>
-        <w:t xml:space="preserve">Harper, F. Maxwell, and Joseph A. Konstan. 2015.</w:t>
-      </w:r>
-      <w:r>
-        <w:t xml:space="preserve"> </w:t>
-      </w:r>
-      <w:r>
-        <w:t xml:space="preserve">“The</w:t>
-      </w:r>
-      <w:r>
-        <w:t xml:space="preserve"> </w:t>
-      </w:r>
-      <w:r>
-        <w:t xml:space="preserve">MovieLens</w:t>
-      </w:r>
-      <w:r>
-        <w:t xml:space="preserve"> </w:t>
-      </w:r>
-      <w:r>
-        <w:t xml:space="preserve">Datasets: History and Context.”</w:t>
-      </w:r>
-      <w:r>
-        <w:t xml:space="preserve"> </w:t>
-      </w:r>
-      <w:r>
-        <w:rPr>
-          <w:i/>
-          <w:iCs/>
-        </w:rPr>
-        <w:t xml:space="preserve">ACM Transactions on Interactive Intelligent Systems</w:t>
-      </w:r>
-      <w:r>
-        <w:t xml:space="preserve"> </w:t>
-      </w:r>
-      <w:r>
-        <w:t xml:space="preserve">5 (4): 1–19.</w:t>
-      </w:r>
-      <w:r>
-        <w:t xml:space="preserve"> </w:t>
-      </w:r>
-      <w:hyperlink r:id="rId76">
-        <w:r>
-          <w:rPr>
-            <w:rStyle w:val="Hyperlink"/>
-          </w:rPr>
-          <w:t xml:space="preserve">https://doi.org/10.1145/2827872</w:t>
-        </w:r>
-      </w:hyperlink>
-      <w:r>
-        <w:t xml:space="preserve">.</w:t>
-      </w:r>
-    </w:p>
-    <w:bookmarkEnd w:id="77"/>
-    <w:bookmarkStart w:id="79" w:name="ref-he2016amazonups"/>
-    <w:p>
-      <w:pPr>
-        <w:pStyle w:val="Bibliography"/>
-      </w:pPr>
-      <w:r>
-        <w:t xml:space="preserve">He, Ruining, and Julian McAuley. 2016.</w:t>
-      </w:r>
-      <w:r>
-        <w:t xml:space="preserve"> </w:t>
-      </w:r>
-      <w:r>
-        <w:t xml:space="preserve">“Ups and Downs: Modeling the Visual Evolution of Fashion Trends with One-Class Collaborative Filtering.”</w:t>
-      </w:r>
-      <w:r>
-        <w:t xml:space="preserve"> </w:t>
-      </w:r>
-      <w:r>
-        <w:rPr>
-          <w:i/>
-          <w:iCs/>
-        </w:rPr>
-        <w:t xml:space="preserve">Proceedings of the 25th International Conference on World Wide Web (WWW)</w:t>
-      </w:r>
-      <w:r>
-        <w:t xml:space="preserve">, 507–17.</w:t>
-      </w:r>
-      <w:r>
-        <w:t xml:space="preserve"> </w:t>
-      </w:r>
-      <w:hyperlink r:id="rId78">
-        <w:r>
-          <w:rPr>
-            <w:rStyle w:val="Hyperlink"/>
-          </w:rPr>
-          <w:t xml:space="preserve">https://doi.org/10.1145/2872427.2883037</w:t>
-        </w:r>
-      </w:hyperlink>
-      <w:r>
-        <w:t xml:space="preserve">.</w:t>
-      </w:r>
-    </w:p>
-    <w:bookmarkEnd w:id="79"/>
-    <w:bookmarkStart w:id="81" w:name="ref-hidasi2016gru4rec"/>
-    <w:p>
-      <w:pPr>
-        <w:pStyle w:val="Bibliography"/>
-      </w:pPr>
-      <w:r>
-        <w:t xml:space="preserve">Hidasi, Balázs, Alexandros Karatzoglou, Linas Baltrunas, and Domonkos Tikk. 2016.</w:t>
-      </w:r>
-      <w:r>
-        <w:t xml:space="preserve"> </w:t>
-      </w:r>
-      <w:r>
-        <w:t xml:space="preserve">“Session-Based Recommendations with Recurrent Neural Networks.”</w:t>
+        <w:t xml:space="preserve">[8]</w:t>
+      </w:r>
+      <w:r>
+        <w:t xml:space="preserve"> </w:t>
+      </w:r>
+      <w:r>
+        <w:t xml:space="preserve">	</w:t>
+      </w:r>
+      <w:r>
+        <w:t xml:space="preserve">Hidasi, B., Karatzoglou, A., Baltrunas, L., &amp; Tikk, D. (2016). Session-based recommendations with recurrent neural networks.</w:t>
       </w:r>
       <w:r>
         <w:t xml:space="preserve"> </w:t>
@@ -14234,7 +14071,7 @@
       <w:r>
         <w:t xml:space="preserve"> </w:t>
       </w:r>
-      <w:hyperlink r:id="rId80">
+      <w:hyperlink r:id="rId72">
         <w:r>
           <w:rPr>
             <w:rStyle w:val="Hyperlink"/>
@@ -14242,288 +14079,24 @@
           <w:t xml:space="preserve">https://doi.org/10.48550/arXiv.1511.06939</w:t>
         </w:r>
       </w:hyperlink>
-      <w:r>
-        <w:t xml:space="preserve">.</w:t>
-      </w:r>
     </w:p>
-    <w:bookmarkEnd w:id="81"/>
-    <w:bookmarkStart w:id="83" w:name="ref-hou2022core"/>
+    <w:bookmarkEnd w:id="73"/>
+    <w:bookmarkStart w:id="75" w:name="ref-li2017narm"/>
     <w:p>
       <w:pPr>
         <w:pStyle w:val="Bibliography"/>
       </w:pPr>
       <w:r>
-        <w:t xml:space="preserve">Hou, Yupeng, Binbin Hu, Zhiqiang Zhang, and Wayne Xin Zhao. 2022.</w:t>
-      </w:r>
-      <w:r>
-        <w:t xml:space="preserve"> </w:t>
-      </w:r>
-      <w:r>
-        <w:t xml:space="preserve">“</w:t>
-      </w:r>
-      <w:r>
-        <w:t xml:space="preserve">CORE</w:t>
-      </w:r>
-      <w:r>
-        <w:t xml:space="preserve">: Simple and Effective Session-Based Recommendation Within Consistent Representation Space.”</w:t>
-      </w:r>
-      <w:r>
-        <w:t xml:space="preserve"> </w:t>
-      </w:r>
-      <w:r>
-        <w:rPr>
-          <w:i/>
-          <w:iCs/>
-        </w:rPr>
-        <w:t xml:space="preserve">Proceedings of the 45th International ACM SIGIR Conference on Research and Development in Information Retrieval</w:t>
-      </w:r>
-      <w:r>
-        <w:t xml:space="preserve">, 1796–801.</w:t>
-      </w:r>
-      <w:r>
-        <w:t xml:space="preserve"> </w:t>
-      </w:r>
-      <w:hyperlink r:id="rId82">
-        <w:r>
-          <w:rPr>
-            <w:rStyle w:val="Hyperlink"/>
-          </w:rPr>
-          <w:t xml:space="preserve">https://doi.org/10.1145/3477495.3531955</w:t>
-        </w:r>
-      </w:hyperlink>
-      <w:r>
-        <w:t xml:space="preserve">.</w:t>
-      </w:r>
-    </w:p>
-    <w:bookmarkEnd w:id="83"/>
-    <w:bookmarkStart w:id="85" w:name="ref-hou2022unisrec"/>
-    <w:p>
-      <w:pPr>
-        <w:pStyle w:val="Bibliography"/>
-      </w:pPr>
-      <w:r>
-        <w:t xml:space="preserve">Hou, Yupeng, Shanlei Mu, Wayne Xin Zhao, Yaliang Li, Bolin Ding, and Ji-Rong Wen. 2022.</w:t>
-      </w:r>
-      <w:r>
-        <w:t xml:space="preserve"> </w:t>
-      </w:r>
-      <w:r>
-        <w:t xml:space="preserve">“Towards Universal Sequence Representation Learning for Recommender Systems.”</w:t>
-      </w:r>
-      <w:r>
-        <w:t xml:space="preserve"> </w:t>
-      </w:r>
-      <w:r>
-        <w:rPr>
-          <w:i/>
-          <w:iCs/>
-        </w:rPr>
-        <w:t xml:space="preserve">Proceedings of the 28th ACM SIGKDD Conference on Knowledge Discovery &amp; Data Mining (KDD)</w:t>
-      </w:r>
-      <w:r>
-        <w:t xml:space="preserve">, 585–93.</w:t>
-      </w:r>
-      <w:r>
-        <w:t xml:space="preserve"> </w:t>
-      </w:r>
-      <w:hyperlink r:id="rId84">
-        <w:r>
-          <w:rPr>
-            <w:rStyle w:val="Hyperlink"/>
-          </w:rPr>
-          <w:t xml:space="preserve">https://doi.org/10.1145/3534678.3539381</w:t>
-        </w:r>
-      </w:hyperlink>
-      <w:r>
-        <w:t xml:space="preserve">.</w:t>
-      </w:r>
-    </w:p>
-    <w:bookmarkEnd w:id="85"/>
-    <w:bookmarkStart w:id="87" w:name="ref-hu2008cf"/>
-    <w:p>
-      <w:pPr>
-        <w:pStyle w:val="Bibliography"/>
-      </w:pPr>
-      <w:r>
-        <w:t xml:space="preserve">Hu, Yifan, Yehuda Koren, and Chris Volinsky. 2008.</w:t>
-      </w:r>
-      <w:r>
-        <w:t xml:space="preserve"> </w:t>
-      </w:r>
-      <w:r>
-        <w:t xml:space="preserve">“Collaborative Filtering for Implicit Feedback Datasets.”</w:t>
-      </w:r>
-      <w:r>
-        <w:t xml:space="preserve"> </w:t>
-      </w:r>
-      <w:r>
-        <w:rPr>
-          <w:i/>
-          <w:iCs/>
-        </w:rPr>
-        <w:t xml:space="preserve">Proceedings of the 8th IEEE International Conference on Data Mining (ICDM)</w:t>
-      </w:r>
-      <w:r>
-        <w:t xml:space="preserve">, 263–72.</w:t>
-      </w:r>
-      <w:r>
-        <w:t xml:space="preserve"> </w:t>
-      </w:r>
-      <w:hyperlink r:id="rId86">
-        <w:r>
-          <w:rPr>
-            <w:rStyle w:val="Hyperlink"/>
-          </w:rPr>
-          <w:t xml:space="preserve">https://doi.org/10.1109/ICDM.2008.22</w:t>
-        </w:r>
-      </w:hyperlink>
-      <w:r>
-        <w:t xml:space="preserve">.</w:t>
-      </w:r>
-    </w:p>
-    <w:bookmarkEnd w:id="87"/>
-    <w:bookmarkStart w:id="89" w:name="ref-kang2018sasrec"/>
-    <w:p>
-      <w:pPr>
-        <w:pStyle w:val="Bibliography"/>
-      </w:pPr>
-      <w:r>
-        <w:t xml:space="preserve">Kang, Wang-Cheng, and Julian McAuley. 2018.</w:t>
-      </w:r>
-      <w:r>
-        <w:t xml:space="preserve"> </w:t>
-      </w:r>
-      <w:r>
-        <w:t xml:space="preserve">“Self-Attentive Sequential Recommendation.”</w:t>
-      </w:r>
-      <w:r>
-        <w:t xml:space="preserve"> </w:t>
-      </w:r>
-      <w:r>
-        <w:rPr>
-          <w:i/>
-          <w:iCs/>
-        </w:rPr>
-        <w:t xml:space="preserve">Proceedings of the IEEE International Conference on Data Mining (ICDM)</w:t>
-      </w:r>
-      <w:r>
-        <w:t xml:space="preserve">, 197–206.</w:t>
-      </w:r>
-      <w:r>
-        <w:t xml:space="preserve"> </w:t>
-      </w:r>
-      <w:hyperlink r:id="rId88">
-        <w:r>
-          <w:rPr>
-            <w:rStyle w:val="Hyperlink"/>
-          </w:rPr>
-          <w:t xml:space="preserve">https://doi.org/10.1109/ICDM.2018.00035</w:t>
-        </w:r>
-      </w:hyperlink>
-      <w:r>
-        <w:t xml:space="preserve">.</w:t>
-      </w:r>
-    </w:p>
-    <w:bookmarkEnd w:id="89"/>
-    <w:bookmarkStart w:id="91" w:name="ref-krichene2020sampled"/>
-    <w:p>
-      <w:pPr>
-        <w:pStyle w:val="Bibliography"/>
-      </w:pPr>
-      <w:r>
-        <w:t xml:space="preserve">Krichene, Walid, and Steffen Rendle. 2020.</w:t>
-      </w:r>
-      <w:r>
-        <w:t xml:space="preserve"> </w:t>
-      </w:r>
-      <w:r>
-        <w:t xml:space="preserve">“On Sampled Metrics for Item Recommendation.”</w:t>
-      </w:r>
-      <w:r>
-        <w:t xml:space="preserve"> </w:t>
-      </w:r>
-      <w:r>
-        <w:rPr>
-          <w:i/>
-          <w:iCs/>
-        </w:rPr>
-        <w:t xml:space="preserve">Proceedings of the 26th ACM SIGKDD International Conference on Knowledge Discovery &amp; Data Mining (KDD)</w:t>
-      </w:r>
-      <w:r>
-        <w:t xml:space="preserve">, 1748–57.</w:t>
-      </w:r>
-      <w:r>
-        <w:t xml:space="preserve"> </w:t>
-      </w:r>
-      <w:hyperlink r:id="rId90">
-        <w:r>
-          <w:rPr>
-            <w:rStyle w:val="Hyperlink"/>
-          </w:rPr>
-          <w:t xml:space="preserve">https://doi.org/10.1145/3394486.3403226</w:t>
-        </w:r>
-      </w:hyperlink>
-      <w:r>
-        <w:t xml:space="preserve">.</w:t>
-      </w:r>
-    </w:p>
-    <w:bookmarkEnd w:id="91"/>
-    <w:bookmarkStart w:id="93" w:name="ref-li2020tisasrec"/>
-    <w:p>
-      <w:pPr>
-        <w:pStyle w:val="Bibliography"/>
-      </w:pPr>
-      <w:r>
-        <w:t xml:space="preserve">Li, Jiacheng, Yujie Wang, and Julian McAuley. 2020.</w:t>
-      </w:r>
-      <w:r>
-        <w:t xml:space="preserve"> </w:t>
-      </w:r>
-      <w:r>
-        <w:t xml:space="preserve">“Time Interval Aware Self-Attention for Sequential Recommendation.”</w:t>
-      </w:r>
-      <w:r>
-        <w:t xml:space="preserve"> </w:t>
-      </w:r>
-      <w:r>
-        <w:rPr>
-          <w:i/>
-          <w:iCs/>
-        </w:rPr>
-        <w:t xml:space="preserve">Proceedings of the 13th International Conference on Web Search and Data Mining (WSDM)</w:t>
-      </w:r>
-      <w:r>
-        <w:t xml:space="preserve">, 322–30.</w:t>
-      </w:r>
-      <w:r>
-        <w:t xml:space="preserve"> </w:t>
-      </w:r>
-      <w:hyperlink r:id="rId92">
-        <w:r>
-          <w:rPr>
-            <w:rStyle w:val="Hyperlink"/>
-          </w:rPr>
-          <w:t xml:space="preserve">https://doi.org/10.1145/3336191.3371786</w:t>
-        </w:r>
-      </w:hyperlink>
-      <w:r>
-        <w:t xml:space="preserve">.</w:t>
-      </w:r>
-    </w:p>
-    <w:bookmarkEnd w:id="93"/>
-    <w:bookmarkStart w:id="95" w:name="ref-li2017narm"/>
-    <w:p>
-      <w:pPr>
-        <w:pStyle w:val="Bibliography"/>
-      </w:pPr>
-      <w:r>
-        <w:t xml:space="preserve">Li, Jing, Pengjie Ren, Zhumin Chen, Zhaochun Ren, Tao Lian, and Jun Ma. 2017.</w:t>
-      </w:r>
-      <w:r>
-        <w:t xml:space="preserve"> </w:t>
-      </w:r>
-      <w:r>
-        <w:t xml:space="preserve">“Neural Attentive Session-Based Recommendation.”</w:t>
+        <w:t xml:space="preserve">[9]</w:t>
+      </w:r>
+      <w:r>
+        <w:t xml:space="preserve"> </w:t>
+      </w:r>
+      <w:r>
+        <w:t xml:space="preserve">	</w:t>
+      </w:r>
+      <w:r>
+        <w:t xml:space="preserve">Li, J., Ren, P., Chen, Z., Ren, Z., Lian, T., &amp; Ma, J. (2017). Neural attentive session-based recommendation.</w:t>
       </w:r>
       <w:r>
         <w:t xml:space="preserve"> </w:t>
@@ -14536,12 +14109,12 @@
         <w:t xml:space="preserve">Proceedings of the 2017 ACM Conference on Information and Knowledge Management (CIKM)</w:t>
       </w:r>
       <w:r>
-        <w:t xml:space="preserve">, 1419–28.</w:t>
-      </w:r>
-      <w:r>
-        <w:t xml:space="preserve"> </w:t>
-      </w:r>
-      <w:hyperlink r:id="rId94">
+        <w:t xml:space="preserve">, 1419–1428.</w:t>
+      </w:r>
+      <w:r>
+        <w:t xml:space="preserve"> </w:t>
+      </w:r>
+      <w:hyperlink r:id="rId74">
         <w:r>
           <w:rPr>
             <w:rStyle w:val="Hyperlink"/>
@@ -14549,24 +14122,33 @@
           <w:t xml:space="preserve">https://doi.org/10.1145/3132847.3132926</w:t>
         </w:r>
       </w:hyperlink>
-      <w:r>
-        <w:t xml:space="preserve">.</w:t>
-      </w:r>
     </w:p>
-    <w:bookmarkEnd w:id="95"/>
-    <w:bookmarkStart w:id="97" w:name="ref-liu2021novabert"/>
+    <w:bookmarkEnd w:id="75"/>
+    <w:bookmarkStart w:id="77" w:name="ref-rendle2010fpmc"/>
     <w:p>
       <w:pPr>
         <w:pStyle w:val="Bibliography"/>
       </w:pPr>
       <w:r>
-        <w:t xml:space="preserve">Liu, Chang, Xiaoyang Li, Guoxin Cai, Zhiyong Dong, Hongbo Zhu, and Lifeng Shang. 2021.</w:t>
-      </w:r>
-      <w:r>
-        <w:t xml:space="preserve"> </w:t>
-      </w:r>
-      <w:r>
-        <w:t xml:space="preserve">“Noninvasive Self-Attention for Side Information Fusion in Sequential Recommendation.”</w:t>
+        <w:t xml:space="preserve">[10]</w:t>
+      </w:r>
+      <w:r>
+        <w:t xml:space="preserve"> </w:t>
+      </w:r>
+      <w:r>
+        <w:t xml:space="preserve">	</w:t>
+      </w:r>
+      <w:r>
+        <w:t xml:space="preserve">Rendle, S., Freudenthaler, C., &amp; Schmidt-Thieme, L. (2010). Factorizing personalized</w:t>
+      </w:r>
+      <w:r>
+        <w:t xml:space="preserve"> </w:t>
+      </w:r>
+      <w:r>
+        <w:t xml:space="preserve">M</w:t>
+      </w:r>
+      <w:r>
+        <w:t xml:space="preserve">arkov chains for next-basket recommendation.</w:t>
       </w:r>
       <w:r>
         <w:t xml:space="preserve"> </w:t>
@@ -14576,40 +14158,40 @@
           <w:i/>
           <w:iCs/>
         </w:rPr>
-        <w:t xml:space="preserve">Proceedings of the 35th AAAI Conference on Artificial Intelligence</w:t>
-      </w:r>
-      <w:r>
-        <w:t xml:space="preserve">, 4249–56.</w:t>
-      </w:r>
-      <w:r>
-        <w:t xml:space="preserve"> </w:t>
-      </w:r>
-      <w:hyperlink r:id="rId96">
+        <w:t xml:space="preserve">Proceedings of the 19th International Conference on World Wide Web (WWW)</w:t>
+      </w:r>
+      <w:r>
+        <w:t xml:space="preserve">, 811–820.</w:t>
+      </w:r>
+      <w:r>
+        <w:t xml:space="preserve"> </w:t>
+      </w:r>
+      <w:hyperlink r:id="rId76">
         <w:r>
           <w:rPr>
             <w:rStyle w:val="Hyperlink"/>
           </w:rPr>
-          <w:t xml:space="preserve">https://doi.org/10.1609/aaai.v35i5.16549</w:t>
+          <w:t xml:space="preserve">https://doi.org/10.1145/1772690.1772773</w:t>
         </w:r>
       </w:hyperlink>
-      <w:r>
-        <w:t xml:space="preserve">.</w:t>
-      </w:r>
     </w:p>
-    <w:bookmarkEnd w:id="97"/>
-    <w:bookmarkStart w:id="99" w:name="ref-liu2021asrep"/>
+    <w:bookmarkEnd w:id="77"/>
+    <w:bookmarkStart w:id="79" w:name="ref-tang2018caser"/>
     <w:p>
       <w:pPr>
         <w:pStyle w:val="Bibliography"/>
       </w:pPr>
       <w:r>
-        <w:t xml:space="preserve">Liu, Zhiwei, Ziwei Fan, Yu Wang, and Philip S. Yu. 2021.</w:t>
-      </w:r>
-      <w:r>
-        <w:t xml:space="preserve"> </w:t>
-      </w:r>
-      <w:r>
-        <w:t xml:space="preserve">“Augmenting Sequential Recommendation with Pseudo-Prior Items via Reversely Pre-Training Transformer.”</w:t>
+        <w:t xml:space="preserve">[11]</w:t>
+      </w:r>
+      <w:r>
+        <w:t xml:space="preserve"> </w:t>
+      </w:r>
+      <w:r>
+        <w:t xml:space="preserve">	</w:t>
+      </w:r>
+      <w:r>
+        <w:t xml:space="preserve">Tang, J., &amp; Wang, K. (2018). Personalized top-n sequential recommendation via convolutional sequence embedding.</w:t>
       </w:r>
       <w:r>
         <w:t xml:space="preserve"> </w:t>
@@ -14619,40 +14201,40 @@
           <w:i/>
           <w:iCs/>
         </w:rPr>
-        <w:t xml:space="preserve">Proceedings of the 44th International ACM SIGIR Conference on Research and Development in Information Retrieval</w:t>
-      </w:r>
-      <w:r>
-        <w:t xml:space="preserve">, 1608–12.</w:t>
-      </w:r>
-      <w:r>
-        <w:t xml:space="preserve"> </w:t>
-      </w:r>
-      <w:hyperlink r:id="rId98">
+        <w:t xml:space="preserve">Proceedings of the 11th ACM International Conference on Web Search and Data Mining (WSDM)</w:t>
+      </w:r>
+      <w:r>
+        <w:t xml:space="preserve">, 565–573.</w:t>
+      </w:r>
+      <w:r>
+        <w:t xml:space="preserve"> </w:t>
+      </w:r>
+      <w:hyperlink r:id="rId78">
         <w:r>
           <w:rPr>
             <w:rStyle w:val="Hyperlink"/>
           </w:rPr>
-          <w:t xml:space="preserve">https://doi.org/10.1145/3404835.3463036</w:t>
+          <w:t xml:space="preserve">https://doi.org/10.1145/3159652.3159656</w:t>
         </w:r>
       </w:hyperlink>
-      <w:r>
-        <w:t xml:space="preserve">.</w:t>
-      </w:r>
     </w:p>
-    <w:bookmarkEnd w:id="99"/>
-    <w:bookmarkStart w:id="101" w:name="ref-ma2019hgn"/>
+    <w:bookmarkEnd w:id="79"/>
+    <w:bookmarkStart w:id="81" w:name="ref-yuan2019nextitnet"/>
     <w:p>
       <w:pPr>
         <w:pStyle w:val="Bibliography"/>
       </w:pPr>
       <w:r>
-        <w:t xml:space="preserve">Ma, Chen, Peng Kang, and Xue Liu. 2019.</w:t>
-      </w:r>
-      <w:r>
-        <w:t xml:space="preserve"> </w:t>
-      </w:r>
-      <w:r>
-        <w:t xml:space="preserve">“Hierarchical Gating Networks for Sequential Recommendation.”</w:t>
+        <w:t xml:space="preserve">[12]</w:t>
+      </w:r>
+      <w:r>
+        <w:t xml:space="preserve"> </w:t>
+      </w:r>
+      <w:r>
+        <w:t xml:space="preserve">	</w:t>
+      </w:r>
+      <w:r>
+        <w:t xml:space="preserve">Yuan, F., Karatzoglou, A., Arapakis, I., Jose, J. M., &amp; He, X. (2019). A simple convolutional generative network for next item recommendation.</w:t>
       </w:r>
       <w:r>
         <w:t xml:space="preserve"> </w:t>
@@ -14662,380 +14244,49 @@
           <w:i/>
           <w:iCs/>
         </w:rPr>
-        <w:t xml:space="preserve">Proceedings of the 25th ACM SIGKDD International Conference on Knowledge Discovery &amp; Data Mining (KDD)</w:t>
-      </w:r>
-      <w:r>
-        <w:t xml:space="preserve">, 825–33.</w:t>
-      </w:r>
-      <w:r>
-        <w:t xml:space="preserve"> </w:t>
-      </w:r>
-      <w:hyperlink r:id="rId100">
+        <w:t xml:space="preserve">Proceedings of the 12th ACM International Conference on Web Search and Data Mining (WSDM)</w:t>
+      </w:r>
+      <w:r>
+        <w:t xml:space="preserve">, 582–590.</w:t>
+      </w:r>
+      <w:r>
+        <w:t xml:space="preserve"> </w:t>
+      </w:r>
+      <w:hyperlink r:id="rId80">
         <w:r>
           <w:rPr>
             <w:rStyle w:val="Hyperlink"/>
           </w:rPr>
-          <w:t xml:space="preserve">https://doi.org/10.1145/3292500.3330984</w:t>
+          <w:t xml:space="preserve">https://doi.org/10.1145/3289600.3290975</w:t>
         </w:r>
       </w:hyperlink>
-      <w:r>
-        <w:t xml:space="preserve">.</w:t>
-      </w:r>
     </w:p>
-    <w:bookmarkEnd w:id="101"/>
-    <w:bookmarkStart w:id="103" w:name="ref-mcauley2015amazon"/>
+    <w:bookmarkEnd w:id="81"/>
+    <w:bookmarkStart w:id="83" w:name="ref-rendle2009bpr"/>
     <w:p>
       <w:pPr>
         <w:pStyle w:val="Bibliography"/>
       </w:pPr>
       <w:r>
-        <w:t xml:space="preserve">McAuley, Julian, Christopher Targett, Qinfeng Shi, and Anton van den Hengel. 2015.</w:t>
-      </w:r>
-      <w:r>
-        <w:t xml:space="preserve"> </w:t>
-      </w:r>
-      <w:r>
-        <w:t xml:space="preserve">“Image-Based Recommendations on Styles and Substitutes.”</w:t>
-      </w:r>
-      <w:r>
-        <w:t xml:space="preserve"> </w:t>
-      </w:r>
-      <w:r>
-        <w:rPr>
-          <w:i/>
-          <w:iCs/>
-        </w:rPr>
-        <w:t xml:space="preserve">Proceedings of the 38th International ACM SIGIR Conference on Research and Development in Information Retrieval</w:t>
-      </w:r>
-      <w:r>
-        <w:t xml:space="preserve">, 43–52.</w:t>
-      </w:r>
-      <w:r>
-        <w:t xml:space="preserve"> </w:t>
-      </w:r>
-      <w:hyperlink r:id="rId102">
-        <w:r>
-          <w:rPr>
-            <w:rStyle w:val="Hyperlink"/>
-          </w:rPr>
-          <w:t xml:space="preserve">https://doi.org/10.1145/2766462.2767755</w:t>
-        </w:r>
-      </w:hyperlink>
-      <w:r>
-        <w:t xml:space="preserve">.</w:t>
-      </w:r>
-    </w:p>
-    <w:bookmarkEnd w:id="103"/>
-    <w:bookmarkStart w:id="105" w:name="ref-pan2008oneclass"/>
-    <w:p>
-      <w:pPr>
-        <w:pStyle w:val="Bibliography"/>
-      </w:pPr>
-      <w:r>
-        <w:t xml:space="preserve">Pan, Rong, Yunhong Zhou, Bin Cao, et al. 2008.</w:t>
-      </w:r>
-      <w:r>
-        <w:t xml:space="preserve"> </w:t>
-      </w:r>
-      <w:r>
-        <w:t xml:space="preserve">“One-Class Collaborative Filtering.”</w:t>
-      </w:r>
-      <w:r>
-        <w:t xml:space="preserve"> </w:t>
-      </w:r>
-      <w:r>
-        <w:rPr>
-          <w:i/>
-          <w:iCs/>
-        </w:rPr>
-        <w:t xml:space="preserve">Proceedings of the 8th IEEE International Conference on Data Mining (ICDM)</w:t>
-      </w:r>
-      <w:r>
-        <w:t xml:space="preserve">, 502–11.</w:t>
-      </w:r>
-      <w:r>
-        <w:t xml:space="preserve"> </w:t>
-      </w:r>
-      <w:hyperlink r:id="rId104">
-        <w:r>
-          <w:rPr>
-            <w:rStyle w:val="Hyperlink"/>
-          </w:rPr>
-          <w:t xml:space="preserve">https://doi.org/10.1109/ICDM.2008.16</w:t>
-        </w:r>
-      </w:hyperlink>
-      <w:r>
-        <w:t xml:space="preserve">.</w:t>
-      </w:r>
-    </w:p>
-    <w:bookmarkEnd w:id="105"/>
-    <w:bookmarkStart w:id="107" w:name="ref-paszke2019pytorch"/>
-    <w:p>
-      <w:pPr>
-        <w:pStyle w:val="Bibliography"/>
-      </w:pPr>
-      <w:r>
-        <w:t xml:space="preserve">Paszke, Adam, Sam Gross, Francisco Massa, et al. 2019.</w:t>
-      </w:r>
-      <w:r>
-        <w:t xml:space="preserve"> </w:t>
-      </w:r>
-      <w:r>
-        <w:t xml:space="preserve">“</w:t>
-      </w:r>
-      <w:r>
-        <w:t xml:space="preserve">PyTorch</w:t>
-      </w:r>
-      <w:r>
-        <w:t xml:space="preserve">: An Imperative Style, High-Performance Deep Learning Library.”</w:t>
-      </w:r>
-      <w:r>
-        <w:t xml:space="preserve"> </w:t>
-      </w:r>
-      <w:r>
-        <w:rPr>
-          <w:i/>
-          <w:iCs/>
-        </w:rPr>
-        <w:t xml:space="preserve">Advances in Neural Information Processing Systems (NeurIPS)</w:t>
-      </w:r>
-      <w:r>
-        <w:t xml:space="preserve">, 8024–35.</w:t>
-      </w:r>
-      <w:r>
-        <w:t xml:space="preserve"> </w:t>
-      </w:r>
-      <w:hyperlink r:id="rId106">
-        <w:r>
-          <w:rPr>
-            <w:rStyle w:val="Hyperlink"/>
-          </w:rPr>
-          <w:t xml:space="preserve">https://doi.org/10.48550/arXiv.1912.01703</w:t>
-        </w:r>
-      </w:hyperlink>
-      <w:r>
-        <w:t xml:space="preserve">.</w:t>
-      </w:r>
-    </w:p>
-    <w:bookmarkEnd w:id="107"/>
-    <w:bookmarkStart w:id="109" w:name="ref-pathak2017steam"/>
-    <w:p>
-      <w:pPr>
-        <w:pStyle w:val="Bibliography"/>
-      </w:pPr>
-      <w:r>
-        <w:t xml:space="preserve">Pathak, Apurva, Kshitiz Gupta, and Julian McAuley. 2017.</w:t>
-      </w:r>
-      <w:r>
-        <w:t xml:space="preserve"> </w:t>
-      </w:r>
-      <w:r>
-        <w:t xml:space="preserve">“Generating and Personalizing Bundle Recommendations on</w:t>
-      </w:r>
-      <w:r>
-        <w:t xml:space="preserve"> </w:t>
-      </w:r>
-      <w:r>
-        <w:t xml:space="preserve">Steam</w:t>
-      </w:r>
-      <w:r>
-        <w:t xml:space="preserve">.”</w:t>
-      </w:r>
-      <w:r>
-        <w:t xml:space="preserve"> </w:t>
-      </w:r>
-      <w:r>
-        <w:rPr>
-          <w:i/>
-          <w:iCs/>
-        </w:rPr>
-        <w:t xml:space="preserve">Proceedings of the 40th International ACM SIGIR Conference on Research and Development in Information Retrieval</w:t>
-      </w:r>
-      <w:r>
-        <w:t xml:space="preserve">, 1073–76.</w:t>
-      </w:r>
-      <w:r>
-        <w:t xml:space="preserve"> </w:t>
-      </w:r>
-      <w:hyperlink r:id="rId108">
-        <w:r>
-          <w:rPr>
-            <w:rStyle w:val="Hyperlink"/>
-          </w:rPr>
-          <w:t xml:space="preserve">https://doi.org/10.1145/3077136.3080724</w:t>
-        </w:r>
-      </w:hyperlink>
-      <w:r>
-        <w:t xml:space="preserve">.</w:t>
-      </w:r>
-    </w:p>
-    <w:bookmarkEnd w:id="109"/>
-    <w:bookmarkStart w:id="111" w:name="ref-petrov2022replicability"/>
-    <w:p>
-      <w:pPr>
-        <w:pStyle w:val="Bibliography"/>
-      </w:pPr>
-      <w:r>
-        <w:t xml:space="preserve">Petrov, Aleksandr, and Craig Macdonald. 2022.</w:t>
-      </w:r>
-      <w:r>
-        <w:t xml:space="preserve"> </w:t>
-      </w:r>
-      <w:r>
-        <w:t xml:space="preserve">“A Systematic Review and Replicability Study of</w:t>
-      </w:r>
-      <w:r>
-        <w:t xml:space="preserve"> </w:t>
-      </w:r>
-      <w:r>
-        <w:t xml:space="preserve">BERT4Rec</w:t>
-      </w:r>
-      <w:r>
-        <w:t xml:space="preserve"> </w:t>
-      </w:r>
-      <w:r>
-        <w:t xml:space="preserve">for Sequential Recommendation.”</w:t>
-      </w:r>
-      <w:r>
-        <w:t xml:space="preserve"> </w:t>
-      </w:r>
-      <w:r>
-        <w:rPr>
-          <w:i/>
-          <w:iCs/>
-        </w:rPr>
-        <w:t xml:space="preserve">Proceedings of the 16th ACM Conference on Recommender Systems (RecSys)</w:t>
-      </w:r>
-      <w:r>
-        <w:t xml:space="preserve">, 436–47.</w:t>
-      </w:r>
-      <w:r>
-        <w:t xml:space="preserve"> </w:t>
-      </w:r>
-      <w:hyperlink r:id="rId110">
-        <w:r>
-          <w:rPr>
-            <w:rStyle w:val="Hyperlink"/>
-          </w:rPr>
-          <w:t xml:space="preserve">https://doi.org/10.1145/3523227.3548487</w:t>
-        </w:r>
-      </w:hyperlink>
-      <w:r>
-        <w:t xml:space="preserve">.</w:t>
-      </w:r>
-    </w:p>
-    <w:bookmarkEnd w:id="111"/>
-    <w:bookmarkStart w:id="113" w:name="ref-qiu2022duorec"/>
-    <w:p>
-      <w:pPr>
-        <w:pStyle w:val="Bibliography"/>
-      </w:pPr>
-      <w:r>
-        <w:t xml:space="preserve">Qiu, Ruihong, Zi Huang, Hongzhi Yin, and Zijian Wang. 2022.</w:t>
-      </w:r>
-      <w:r>
-        <w:t xml:space="preserve"> </w:t>
-      </w:r>
-      <w:r>
-        <w:t xml:space="preserve">“Contrastive Learning for Representation Degeneration Problem in Sequential Recommendation.”</w:t>
-      </w:r>
-      <w:r>
-        <w:t xml:space="preserve"> </w:t>
-      </w:r>
-      <w:r>
-        <w:rPr>
-          <w:i/>
-          <w:iCs/>
-        </w:rPr>
-        <w:t xml:space="preserve">Proceedings of the 15th ACM International Conference on Web Search and Data Mining (WSDM)</w:t>
-      </w:r>
-      <w:r>
-        <w:t xml:space="preserve">, 813–23.</w:t>
-      </w:r>
-      <w:r>
-        <w:t xml:space="preserve"> </w:t>
-      </w:r>
-      <w:hyperlink r:id="rId112">
-        <w:r>
-          <w:rPr>
-            <w:rStyle w:val="Hyperlink"/>
-          </w:rPr>
-          <w:t xml:space="preserve">https://doi.org/10.1145/3488560.3498433</w:t>
-        </w:r>
-      </w:hyperlink>
-      <w:r>
-        <w:t xml:space="preserve">.</w:t>
-      </w:r>
-    </w:p>
-    <w:bookmarkEnd w:id="113"/>
-    <w:bookmarkStart w:id="115" w:name="ref-rashed2022carca"/>
-    <w:p>
-      <w:pPr>
-        <w:pStyle w:val="Bibliography"/>
-      </w:pPr>
-      <w:r>
-        <w:t xml:space="preserve">Rashed, Ahmed, Shereen Elsayed, and Lars Schmidt-Thieme. 2022.</w:t>
-      </w:r>
-      <w:r>
-        <w:t xml:space="preserve"> </w:t>
-      </w:r>
-      <w:r>
-        <w:t xml:space="preserve">“</w:t>
-      </w:r>
-      <w:r>
-        <w:t xml:space="preserve">CARCA</w:t>
-      </w:r>
-      <w:r>
-        <w:t xml:space="preserve">: Context and Attribute-Aware Next-Item Recommendation via Cross-Attention.”</w:t>
-      </w:r>
-      <w:r>
-        <w:t xml:space="preserve"> </w:t>
-      </w:r>
-      <w:r>
-        <w:rPr>
-          <w:i/>
-          <w:iCs/>
-        </w:rPr>
-        <w:t xml:space="preserve">Proceedings of the 16th ACM Conference on Recommender Systems (RecSys)</w:t>
-      </w:r>
-      <w:r>
-        <w:t xml:space="preserve">, 71–80.</w:t>
-      </w:r>
-      <w:r>
-        <w:t xml:space="preserve"> </w:t>
-      </w:r>
-      <w:hyperlink r:id="rId114">
-        <w:r>
-          <w:rPr>
-            <w:rStyle w:val="Hyperlink"/>
-          </w:rPr>
-          <w:t xml:space="preserve">https://doi.org/10.1145/3523227.3546777</w:t>
-        </w:r>
-      </w:hyperlink>
-      <w:r>
-        <w:t xml:space="preserve">.</w:t>
-      </w:r>
-    </w:p>
-    <w:bookmarkEnd w:id="115"/>
-    <w:bookmarkStart w:id="117" w:name="ref-rendle2009bpr"/>
-    <w:p>
-      <w:pPr>
-        <w:pStyle w:val="Bibliography"/>
-      </w:pPr>
-      <w:r>
-        <w:t xml:space="preserve">Rendle, Steffen, Christoph Freudenthaler, Zeno Gantner, and Lars Schmidt-Thieme. 2009.</w:t>
-      </w:r>
-      <w:r>
-        <w:t xml:space="preserve"> </w:t>
-      </w:r>
-      <w:r>
-        <w:t xml:space="preserve">“</w:t>
+        <w:t xml:space="preserve">[13]</w:t>
+      </w:r>
+      <w:r>
+        <w:t xml:space="preserve"> </w:t>
+      </w:r>
+      <w:r>
+        <w:t xml:space="preserve">	</w:t>
+      </w:r>
+      <w:r>
+        <w:t xml:space="preserve">Rendle, S., Freudenthaler, C., Gantner, Z., &amp; Schmidt-Thieme, L. (2009).</w:t>
+      </w:r>
+      <w:r>
+        <w:t xml:space="preserve"> </w:t>
       </w:r>
       <w:r>
         <w:t xml:space="preserve">BPR</w:t>
       </w:r>
       <w:r>
-        <w:t xml:space="preserve">: Bayesian Personalized Ranking from Implicit Feedback.”</w:t>
+        <w:t xml:space="preserve">: Bayesian personalized ranking from implicit feedback.</w:t>
       </w:r>
       <w:r>
         <w:t xml:space="preserve"> </w:t>
@@ -15048,12 +14299,12 @@
         <w:t xml:space="preserve">Proceedings of the 25th Conference on Uncertainty in Artificial Intelligence (UAI)</w:t>
       </w:r>
       <w:r>
-        <w:t xml:space="preserve">, 452–61.</w:t>
-      </w:r>
-      <w:r>
-        <w:t xml:space="preserve"> </w:t>
-      </w:r>
-      <w:hyperlink r:id="rId116">
+        <w:t xml:space="preserve">, 452–461.</w:t>
+      </w:r>
+      <w:r>
+        <w:t xml:space="preserve"> </w:t>
+      </w:r>
+      <w:hyperlink r:id="rId82">
         <w:r>
           <w:rPr>
             <w:rStyle w:val="Hyperlink"/>
@@ -15061,527 +14312,24 @@
           <w:t xml:space="preserve">https://doi.org/10.5555/1795114.1795167</w:t>
         </w:r>
       </w:hyperlink>
-      <w:r>
-        <w:t xml:space="preserve">.</w:t>
-      </w:r>
     </w:p>
-    <w:bookmarkEnd w:id="117"/>
-    <w:bookmarkStart w:id="119" w:name="ref-rendle2010fpmc"/>
+    <w:bookmarkEnd w:id="83"/>
+    <w:bookmarkStart w:id="85" w:name="ref-zhang2019fdsa"/>
     <w:p>
       <w:pPr>
         <w:pStyle w:val="Bibliography"/>
       </w:pPr>
       <w:r>
-        <w:t xml:space="preserve">Rendle, Steffen, Christoph Freudenthaler, and Lars Schmidt-Thieme. 2010.</w:t>
-      </w:r>
-      <w:r>
-        <w:t xml:space="preserve"> </w:t>
-      </w:r>
-      <w:r>
-        <w:t xml:space="preserve">“Factorizing Personalized</w:t>
-      </w:r>
-      <w:r>
-        <w:t xml:space="preserve"> </w:t>
-      </w:r>
-      <w:r>
-        <w:t xml:space="preserve">M</w:t>
-      </w:r>
-      <w:r>
-        <w:t xml:space="preserve">arkov Chains for Next-Basket Recommendation.”</w:t>
-      </w:r>
-      <w:r>
-        <w:t xml:space="preserve"> </w:t>
-      </w:r>
-      <w:r>
-        <w:rPr>
-          <w:i/>
-          <w:iCs/>
-        </w:rPr>
-        <w:t xml:space="preserve">Proceedings of the 19th International Conference on World Wide Web (WWW)</w:t>
-      </w:r>
-      <w:r>
-        <w:t xml:space="preserve">, 811–20.</w:t>
-      </w:r>
-      <w:r>
-        <w:t xml:space="preserve"> </w:t>
-      </w:r>
-      <w:hyperlink r:id="rId118">
-        <w:r>
-          <w:rPr>
-            <w:rStyle w:val="Hyperlink"/>
-          </w:rPr>
-          <w:t xml:space="preserve">https://doi.org/10.1145/1772690.1772773</w:t>
-        </w:r>
-      </w:hyperlink>
-      <w:r>
-        <w:t xml:space="preserve">.</w:t>
-      </w:r>
-    </w:p>
-    <w:bookmarkEnd w:id="119"/>
-    <w:bookmarkStart w:id="121" w:name="ref-rendle2019baselines"/>
-    <w:p>
-      <w:pPr>
-        <w:pStyle w:val="Bibliography"/>
-      </w:pPr>
-      <w:r>
-        <w:t xml:space="preserve">Rendle, Steffen, Walid Krichene, Li Zhang, and John Anderson. 2020.</w:t>
-      </w:r>
-      <w:r>
-        <w:t xml:space="preserve"> </w:t>
-      </w:r>
-      <w:r>
-        <w:t xml:space="preserve">“Neural Collaborative Filtering Vs. Matrix Factorization Revisited.”</w:t>
-      </w:r>
-      <w:r>
-        <w:t xml:space="preserve"> </w:t>
-      </w:r>
-      <w:r>
-        <w:rPr>
-          <w:i/>
-          <w:iCs/>
-        </w:rPr>
-        <w:t xml:space="preserve">Proceedings of the 14th ACM Conference on Recommender Systems (RecSys)</w:t>
-      </w:r>
-      <w:r>
-        <w:t xml:space="preserve">, 240–48.</w:t>
-      </w:r>
-      <w:r>
-        <w:t xml:space="preserve"> </w:t>
-      </w:r>
-      <w:hyperlink r:id="rId120">
-        <w:r>
-          <w:rPr>
-            <w:rStyle w:val="Hyperlink"/>
-          </w:rPr>
-          <w:t xml:space="preserve">https://doi.org/10.1145/3383313.3412488</w:t>
-        </w:r>
-      </w:hyperlink>
-      <w:r>
-        <w:t xml:space="preserve">.</w:t>
-      </w:r>
-    </w:p>
-    <w:bookmarkEnd w:id="121"/>
-    <w:bookmarkStart w:id="123" w:name="ref-sun2019bert4rec"/>
-    <w:p>
-      <w:pPr>
-        <w:pStyle w:val="Bibliography"/>
-      </w:pPr>
-      <w:r>
-        <w:t xml:space="preserve">Sun, Fei, Jun Liu, Jian Wu, et al. 2019.</w:t>
-      </w:r>
-      <w:r>
-        <w:t xml:space="preserve"> </w:t>
-      </w:r>
-      <w:r>
-        <w:t xml:space="preserve">“</w:t>
-      </w:r>
-      <w:r>
-        <w:t xml:space="preserve">BERT4Rec</w:t>
-      </w:r>
-      <w:r>
-        <w:t xml:space="preserve">: Sequential Recommendation with Bidirectional Encoder Representations from Transformer.”</w:t>
-      </w:r>
-      <w:r>
-        <w:t xml:space="preserve"> </w:t>
-      </w:r>
-      <w:r>
-        <w:rPr>
-          <w:i/>
-          <w:iCs/>
-        </w:rPr>
-        <w:t xml:space="preserve">Proceedings of the 28th ACM International Conference on Information and Knowledge Management (CIKM)</w:t>
-      </w:r>
-      <w:r>
-        <w:t xml:space="preserve">, 1441–50.</w:t>
-      </w:r>
-      <w:r>
-        <w:t xml:space="preserve"> </w:t>
-      </w:r>
-      <w:hyperlink r:id="rId122">
-        <w:r>
-          <w:rPr>
-            <w:rStyle w:val="Hyperlink"/>
-          </w:rPr>
-          <w:t xml:space="preserve">https://doi.org/10.1145/3357384.3357895</w:t>
-        </w:r>
-      </w:hyperlink>
-      <w:r>
-        <w:t xml:space="preserve">.</w:t>
-      </w:r>
-    </w:p>
-    <w:bookmarkEnd w:id="123"/>
-    <w:bookmarkStart w:id="125" w:name="ref-sun2020daisy"/>
-    <w:p>
-      <w:pPr>
-        <w:pStyle w:val="Bibliography"/>
-      </w:pPr>
-      <w:r>
-        <w:t xml:space="preserve">Sun, Zhu, Di Yu, Hui Fang, et al. 2020.</w:t>
-      </w:r>
-      <w:r>
-        <w:t xml:space="preserve"> </w:t>
-      </w:r>
-      <w:r>
-        <w:t xml:space="preserve">“Are We Evaluating Rigorously?</w:t>
-      </w:r>
-      <w:r>
-        <w:t xml:space="preserve"> </w:t>
-      </w:r>
-      <w:r>
-        <w:t xml:space="preserve">B</w:t>
-      </w:r>
-      <w:r>
-        <w:t xml:space="preserve">enchmarking Recommendation for Reproducible Evaluation and Fair Comparison.”</w:t>
-      </w:r>
-      <w:r>
-        <w:t xml:space="preserve"> </w:t>
-      </w:r>
-      <w:r>
-        <w:rPr>
-          <w:i/>
-          <w:iCs/>
-        </w:rPr>
-        <w:t xml:space="preserve">Proceedings of the 14th ACM Conference on Recommender Systems (RecSys)</w:t>
-      </w:r>
-      <w:r>
-        <w:t xml:space="preserve">, 23–32.</w:t>
-      </w:r>
-      <w:r>
-        <w:t xml:space="preserve"> </w:t>
-      </w:r>
-      <w:hyperlink r:id="rId124">
-        <w:r>
-          <w:rPr>
-            <w:rStyle w:val="Hyperlink"/>
-          </w:rPr>
-          <w:t xml:space="preserve">https://doi.org/10.1145/3383313.3412489</w:t>
-        </w:r>
-      </w:hyperlink>
-      <w:r>
-        <w:t xml:space="preserve">.</w:t>
-      </w:r>
-    </w:p>
-    <w:bookmarkEnd w:id="125"/>
-    <w:bookmarkStart w:id="127" w:name="ref-tang2018caser"/>
-    <w:p>
-      <w:pPr>
-        <w:pStyle w:val="Bibliography"/>
-      </w:pPr>
-      <w:r>
-        <w:t xml:space="preserve">Tang, Jiaxi, and Ke Wang. 2018.</w:t>
-      </w:r>
-      <w:r>
-        <w:t xml:space="preserve"> </w:t>
-      </w:r>
-      <w:r>
-        <w:t xml:space="preserve">“Personalized Top-n Sequential Recommendation via Convolutional Sequence Embedding.”</w:t>
-      </w:r>
-      <w:r>
-        <w:t xml:space="preserve"> </w:t>
-      </w:r>
-      <w:r>
-        <w:rPr>
-          <w:i/>
-          <w:iCs/>
-        </w:rPr>
-        <w:t xml:space="preserve">Proceedings of the 11th ACM International Conference on Web Search and Data Mining (WSDM)</w:t>
-      </w:r>
-      <w:r>
-        <w:t xml:space="preserve">, 565–73.</w:t>
-      </w:r>
-      <w:r>
-        <w:t xml:space="preserve"> </w:t>
-      </w:r>
-      <w:hyperlink r:id="rId126">
-        <w:r>
-          <w:rPr>
-            <w:rStyle w:val="Hyperlink"/>
-          </w:rPr>
-          <w:t xml:space="preserve">https://doi.org/10.1145/3159652.3159656</w:t>
-        </w:r>
-      </w:hyperlink>
-      <w:r>
-        <w:t xml:space="preserve">.</w:t>
-      </w:r>
-    </w:p>
-    <w:bookmarkEnd w:id="127"/>
-    <w:bookmarkStart w:id="129" w:name="ref-vaswani2017attention"/>
-    <w:p>
-      <w:pPr>
-        <w:pStyle w:val="Bibliography"/>
-      </w:pPr>
-      <w:r>
-        <w:t xml:space="preserve">Vaswani, Ashish, Noam Shazeer, Niki Parmar, et al. 2017.</w:t>
-      </w:r>
-      <w:r>
-        <w:t xml:space="preserve"> </w:t>
-      </w:r>
-      <w:r>
-        <w:t xml:space="preserve">“Attention Is All You Need.”</w:t>
-      </w:r>
-      <w:r>
-        <w:t xml:space="preserve"> </w:t>
-      </w:r>
-      <w:r>
-        <w:rPr>
-          <w:i/>
-          <w:iCs/>
-        </w:rPr>
-        <w:t xml:space="preserve">Advances in Neural Information Processing Systems (NeurIPS)</w:t>
-      </w:r>
-      <w:r>
-        <w:t xml:space="preserve">, 5998–6008.</w:t>
-      </w:r>
-      <w:r>
-        <w:t xml:space="preserve"> </w:t>
-      </w:r>
-      <w:hyperlink r:id="rId128">
-        <w:r>
-          <w:rPr>
-            <w:rStyle w:val="Hyperlink"/>
-          </w:rPr>
-          <w:t xml:space="preserve">https://doi.org/10.48550/arXiv.1706.03762</w:t>
-        </w:r>
-      </w:hyperlink>
-      <w:r>
-        <w:t xml:space="preserve">.</w:t>
-      </w:r>
-    </w:p>
-    <w:bookmarkEnd w:id="129"/>
-    <w:bookmarkStart w:id="131" w:name="ref-wan2018steamreviews"/>
-    <w:p>
-      <w:pPr>
-        <w:pStyle w:val="Bibliography"/>
-      </w:pPr>
-      <w:r>
-        <w:t xml:space="preserve">Wan, Mengting, and Julian McAuley. 2018.</w:t>
-      </w:r>
-      <w:r>
-        <w:t xml:space="preserve"> </w:t>
-      </w:r>
-      <w:r>
-        <w:t xml:space="preserve">“Item Recommendation on Monotonic Behavior Chains.”</w:t>
-      </w:r>
-      <w:r>
-        <w:t xml:space="preserve"> </w:t>
-      </w:r>
-      <w:r>
-        <w:rPr>
-          <w:i/>
-          <w:iCs/>
-        </w:rPr>
-        <w:t xml:space="preserve">Proceedings of the 12th ACM Conference on Recommender Systems (RecSys)</w:t>
-      </w:r>
-      <w:r>
-        <w:t xml:space="preserve">, 86–94.</w:t>
-      </w:r>
-      <w:r>
-        <w:t xml:space="preserve"> </w:t>
-      </w:r>
-      <w:hyperlink r:id="rId130">
-        <w:r>
-          <w:rPr>
-            <w:rStyle w:val="Hyperlink"/>
-          </w:rPr>
-          <w:t xml:space="preserve">https://doi.org/10.1145/3240323.3240369</w:t>
-        </w:r>
-      </w:hyperlink>
-      <w:r>
-        <w:t xml:space="preserve">.</w:t>
-      </w:r>
-    </w:p>
-    <w:bookmarkEnd w:id="131"/>
-    <w:bookmarkStart w:id="133" w:name="ref-wu2020ssept"/>
-    <w:p>
-      <w:pPr>
-        <w:pStyle w:val="Bibliography"/>
-      </w:pPr>
-      <w:r>
-        <w:t xml:space="preserve">Wu, Liwei, Shuqing Li, Cho-Jui Hsieh, and James Sharpnack. 2020.</w:t>
-      </w:r>
-      <w:r>
-        <w:t xml:space="preserve"> </w:t>
-      </w:r>
-      <w:r>
-        <w:t xml:space="preserve">“</w:t>
-      </w:r>
-      <w:r>
-        <w:t xml:space="preserve">SSE-PT</w:t>
-      </w:r>
-      <w:r>
-        <w:t xml:space="preserve">: Sequential Recommendation via Personalized Transformer.”</w:t>
-      </w:r>
-      <w:r>
-        <w:t xml:space="preserve"> </w:t>
-      </w:r>
-      <w:r>
-        <w:rPr>
-          <w:i/>
-          <w:iCs/>
-        </w:rPr>
-        <w:t xml:space="preserve">Proceedings of the 14th ACM Conference on Recommender Systems (RecSys)</w:t>
-      </w:r>
-      <w:r>
-        <w:t xml:space="preserve">, 328–37.</w:t>
-      </w:r>
-      <w:r>
-        <w:t xml:space="preserve"> </w:t>
-      </w:r>
-      <w:hyperlink r:id="rId132">
-        <w:r>
-          <w:rPr>
-            <w:rStyle w:val="Hyperlink"/>
-          </w:rPr>
-          <w:t xml:space="preserve">https://doi.org/10.1145/3383313.3412258</w:t>
-        </w:r>
-      </w:hyperlink>
-      <w:r>
-        <w:t xml:space="preserve">.</w:t>
-      </w:r>
-    </w:p>
-    <w:bookmarkEnd w:id="133"/>
-    <w:bookmarkStart w:id="135" w:name="ref-xie2022cl4srec"/>
-    <w:p>
-      <w:pPr>
-        <w:pStyle w:val="Bibliography"/>
-      </w:pPr>
-      <w:r>
-        <w:t xml:space="preserve">Xie, Xu, Fei Sun, Zhaoyang Liu, et al. 2022.</w:t>
-      </w:r>
-      <w:r>
-        <w:t xml:space="preserve"> </w:t>
-      </w:r>
-      <w:r>
-        <w:t xml:space="preserve">“Contrastive Learning for Sequential Recommendation.”</w:t>
-      </w:r>
-      <w:r>
-        <w:t xml:space="preserve"> </w:t>
-      </w:r>
-      <w:r>
-        <w:rPr>
-          <w:i/>
-          <w:iCs/>
-        </w:rPr>
-        <w:t xml:space="preserve">Proceedings of the 38th IEEE International Conference on Data Engineering (ICDE)</w:t>
-      </w:r>
-      <w:r>
-        <w:t xml:space="preserve">, 1259–73.</w:t>
-      </w:r>
-      <w:r>
-        <w:t xml:space="preserve"> </w:t>
-      </w:r>
-      <w:hyperlink r:id="rId134">
-        <w:r>
-          <w:rPr>
-            <w:rStyle w:val="Hyperlink"/>
-          </w:rPr>
-          <w:t xml:space="preserve">https://doi.org/10.1109/ICDE53745.2022.00099</w:t>
-        </w:r>
-      </w:hyperlink>
-      <w:r>
-        <w:t xml:space="preserve">.</w:t>
-      </w:r>
-    </w:p>
-    <w:bookmarkEnd w:id="135"/>
-    <w:bookmarkStart w:id="137" w:name="ref-xie2022difsr"/>
-    <w:p>
-      <w:pPr>
-        <w:pStyle w:val="Bibliography"/>
-      </w:pPr>
-      <w:r>
-        <w:t xml:space="preserve">Xie, Yueqi, Peilin Zhou, and Sunghun Kim. 2022.</w:t>
-      </w:r>
-      <w:r>
-        <w:t xml:space="preserve"> </w:t>
-      </w:r>
-      <w:r>
-        <w:t xml:space="preserve">“Decoupled Side Information Fusion for Sequential Recommendation.”</w:t>
-      </w:r>
-      <w:r>
-        <w:t xml:space="preserve"> </w:t>
-      </w:r>
-      <w:r>
-        <w:rPr>
-          <w:i/>
-          <w:iCs/>
-        </w:rPr>
-        <w:t xml:space="preserve">Proceedings of the 45th International ACM SIGIR Conference on Research and Development in Information Retrieval</w:t>
-      </w:r>
-      <w:r>
-        <w:t xml:space="preserve">, 1611–21.</w:t>
-      </w:r>
-      <w:r>
-        <w:t xml:space="preserve"> </w:t>
-      </w:r>
-      <w:hyperlink r:id="rId136">
-        <w:r>
-          <w:rPr>
-            <w:rStyle w:val="Hyperlink"/>
-          </w:rPr>
-          <w:t xml:space="preserve">https://doi.org/10.1145/3477495.3531963</w:t>
-        </w:r>
-      </w:hyperlink>
-      <w:r>
-        <w:t xml:space="preserve">.</w:t>
-      </w:r>
-    </w:p>
-    <w:bookmarkEnd w:id="137"/>
-    <w:bookmarkStart w:id="139" w:name="ref-yuan2019nextitnet"/>
-    <w:p>
-      <w:pPr>
-        <w:pStyle w:val="Bibliography"/>
-      </w:pPr>
-      <w:r>
-        <w:t xml:space="preserve">Yuan, Fajie, Alexandros Karatzoglou, Ioannis Arapakis, Joemon M. Jose, and Xiangnan He. 2019.</w:t>
-      </w:r>
-      <w:r>
-        <w:t xml:space="preserve"> </w:t>
-      </w:r>
-      <w:r>
-        <w:t xml:space="preserve">“A Simple Convolutional Generative Network for Next Item Recommendation.”</w:t>
-      </w:r>
-      <w:r>
-        <w:t xml:space="preserve"> </w:t>
-      </w:r>
-      <w:r>
-        <w:rPr>
-          <w:i/>
-          <w:iCs/>
-        </w:rPr>
-        <w:t xml:space="preserve">Proceedings of the 12th ACM International Conference on Web Search and Data Mining (WSDM)</w:t>
-      </w:r>
-      <w:r>
-        <w:t xml:space="preserve">, 582–90.</w:t>
-      </w:r>
-      <w:r>
-        <w:t xml:space="preserve"> </w:t>
-      </w:r>
-      <w:hyperlink r:id="rId138">
-        <w:r>
-          <w:rPr>
-            <w:rStyle w:val="Hyperlink"/>
-          </w:rPr>
-          <w:t xml:space="preserve">https://doi.org/10.1145/3289600.3290975</w:t>
-        </w:r>
-      </w:hyperlink>
-      <w:r>
-        <w:t xml:space="preserve">.</w:t>
-      </w:r>
-    </w:p>
-    <w:bookmarkEnd w:id="139"/>
-    <w:bookmarkStart w:id="141" w:name="ref-zhang2019fdsa"/>
-    <w:p>
-      <w:pPr>
-        <w:pStyle w:val="Bibliography"/>
-      </w:pPr>
-      <w:r>
-        <w:t xml:space="preserve">Zhang, Tingting, Pengpeng Zhao, Yanchi Liu, et al. 2019.</w:t>
-      </w:r>
-      <w:r>
-        <w:t xml:space="preserve"> </w:t>
-      </w:r>
-      <w:r>
-        <w:t xml:space="preserve">“Feature-Level Deeper Self-Attention Network for Sequential Recommendation.”</w:t>
+        <w:t xml:space="preserve">[14]</w:t>
+      </w:r>
+      <w:r>
+        <w:t xml:space="preserve"> </w:t>
+      </w:r>
+      <w:r>
+        <w:t xml:space="preserve">	</w:t>
+      </w:r>
+      <w:r>
+        <w:t xml:space="preserve">Zhang, T., Zhao, P., Liu, Y., Sheng, V. S., Xu, J., Wang, D., Liu, G., &amp; Zhou, X. (2019). Feature-level deeper self-attention network for sequential recommendation.</w:t>
       </w:r>
       <w:r>
         <w:t xml:space="preserve"> </w:t>
@@ -15594,12 +14342,12 @@
         <w:t xml:space="preserve">Proceedings of the 28th International Joint Conference on Artificial Intelligence (IJCAI)</w:t>
       </w:r>
       <w:r>
-        <w:t xml:space="preserve">, 4320–26.</w:t>
-      </w:r>
-      <w:r>
-        <w:t xml:space="preserve"> </w:t>
-      </w:r>
-      <w:hyperlink r:id="rId140">
+        <w:t xml:space="preserve">, 4320–4326.</w:t>
+      </w:r>
+      <w:r>
+        <w:t xml:space="preserve"> </w:t>
+      </w:r>
+      <w:hyperlink r:id="rId84">
         <w:r>
           <w:rPr>
             <w:rStyle w:val="Hyperlink"/>
@@ -15607,73 +14355,27 @@
           <w:t xml:space="preserve">https://doi.org/10.24963/ijcai.2019/600</w:t>
         </w:r>
       </w:hyperlink>
-      <w:r>
-        <w:t xml:space="preserve">.</w:t>
-      </w:r>
     </w:p>
-    <w:bookmarkEnd w:id="141"/>
-    <w:bookmarkStart w:id="143" w:name="ref-zhao2021recbole"/>
+    <w:bookmarkEnd w:id="85"/>
+    <w:bookmarkStart w:id="87" w:name="ref-zhou2020s3rec"/>
     <w:p>
       <w:pPr>
         <w:pStyle w:val="Bibliography"/>
       </w:pPr>
       <w:r>
-        <w:t xml:space="preserve">Zhao, Wayne Xin, Shanlei Mu, Yupeng Hou, et al. 2021.</w:t>
-      </w:r>
-      <w:r>
-        <w:t xml:space="preserve"> </w:t>
-      </w:r>
-      <w:r>
-        <w:t xml:space="preserve">“</w:t>
-      </w:r>
-      <w:r>
-        <w:t xml:space="preserve">RecBole</w:t>
-      </w:r>
-      <w:r>
-        <w:t xml:space="preserve">: Towards a Unified, Comprehensive and Efficient Framework for Recommendation Algorithms.”</w:t>
-      </w:r>
-      <w:r>
-        <w:t xml:space="preserve"> </w:t>
-      </w:r>
-      <w:r>
-        <w:rPr>
-          <w:i/>
-          <w:iCs/>
-        </w:rPr>
-        <w:t xml:space="preserve">Proceedings of the 30th ACM International Conference on Information and Knowledge Management (CIKM)</w:t>
-      </w:r>
-      <w:r>
-        <w:t xml:space="preserve">, 4653–64.</w:t>
-      </w:r>
-      <w:r>
-        <w:t xml:space="preserve"> </w:t>
-      </w:r>
-      <w:hyperlink r:id="rId142">
-        <w:r>
-          <w:rPr>
-            <w:rStyle w:val="Hyperlink"/>
-          </w:rPr>
-          <w:t xml:space="preserve">https://doi.org/10.1145/3459637.3482016</w:t>
-        </w:r>
-      </w:hyperlink>
-      <w:r>
-        <w:t xml:space="preserve">.</w:t>
-      </w:r>
-    </w:p>
-    <w:bookmarkEnd w:id="143"/>
-    <w:bookmarkStart w:id="145" w:name="ref-zhou2020s3rec"/>
-    <w:p>
-      <w:pPr>
-        <w:pStyle w:val="Bibliography"/>
-      </w:pPr>
-      <w:r>
-        <w:t xml:space="preserve">Zhou, Kun, Hui Wang, Wayne Xin Zhao, et al. 2020.</w:t>
-      </w:r>
-      <w:r>
-        <w:t xml:space="preserve"> </w:t>
-      </w:r>
-      <w:r>
-        <w:t xml:space="preserve">“</w:t>
+        <w:t xml:space="preserve">[15]</w:t>
+      </w:r>
+      <w:r>
+        <w:t xml:space="preserve"> </w:t>
+      </w:r>
+      <w:r>
+        <w:t xml:space="preserve">	</w:t>
+      </w:r>
+      <w:r>
+        <w:t xml:space="preserve">Zhou, K., Wang, H., Zhao, W. X., Zhu, Y., Wang, S., Zhang, F., Wang, Z., &amp; Wen, J.-R. (2020).</w:t>
+      </w:r>
+      <w:r>
+        <w:t xml:space="preserve"> </w:t>
       </w:r>
       <w:r>
         <w:t xml:space="preserve">S</w:t>
@@ -15696,7 +14398,7 @@
         <w:t xml:space="preserve">-Rec</w:t>
       </w:r>
       <w:r>
-        <w:t xml:space="preserve">: Self-Supervised Learning for Sequential Recommendation with Mutual Information Maximization.”</w:t>
+        <w:t xml:space="preserve">: Self-supervised learning for sequential recommendation with mutual information maximization.</w:t>
       </w:r>
       <w:r>
         <w:t xml:space="preserve"> </w:t>
@@ -15709,12 +14411,12 @@
         <w:t xml:space="preserve">Proceedings of the 29th ACM International Conference on Information and Knowledge Management (CIKM)</w:t>
       </w:r>
       <w:r>
-        <w:t xml:space="preserve">, 1893–902.</w:t>
-      </w:r>
-      <w:r>
-        <w:t xml:space="preserve"> </w:t>
-      </w:r>
-      <w:hyperlink r:id="rId144">
+        <w:t xml:space="preserve">, 1893–1902.</w:t>
+      </w:r>
+      <w:r>
+        <w:t xml:space="preserve"> </w:t>
+      </w:r>
+      <w:hyperlink r:id="rId86">
         <w:r>
           <w:rPr>
             <w:rStyle w:val="Hyperlink"/>
@@ -15722,24 +14424,438 @@
           <w:t xml:space="preserve">https://doi.org/10.1145/3340531.3411954</w:t>
         </w:r>
       </w:hyperlink>
-      <w:r>
-        <w:t xml:space="preserve">.</w:t>
-      </w:r>
     </w:p>
-    <w:bookmarkEnd w:id="145"/>
-    <w:bookmarkStart w:id="147" w:name="ref-zhou2022fmlp"/>
+    <w:bookmarkEnd w:id="87"/>
+    <w:bookmarkStart w:id="89" w:name="ref-hu2008cf"/>
     <w:p>
       <w:pPr>
         <w:pStyle w:val="Bibliography"/>
       </w:pPr>
       <w:r>
-        <w:t xml:space="preserve">Zhou, Kun, Hui Yu, Wayne Xin Zhao, and Ji-Rong Wen. 2022.</w:t>
-      </w:r>
-      <w:r>
-        <w:t xml:space="preserve"> </w:t>
-      </w:r>
-      <w:r>
-        <w:t xml:space="preserve">“Filter-Enhanced</w:t>
+        <w:t xml:space="preserve">[16]</w:t>
+      </w:r>
+      <w:r>
+        <w:t xml:space="preserve"> </w:t>
+      </w:r>
+      <w:r>
+        <w:t xml:space="preserve">	</w:t>
+      </w:r>
+      <w:r>
+        <w:t xml:space="preserve">Hu, Y., Koren, Y., &amp; Volinsky, C. (2008). Collaborative filtering for implicit feedback datasets.</w:t>
+      </w:r>
+      <w:r>
+        <w:t xml:space="preserve"> </w:t>
+      </w:r>
+      <w:r>
+        <w:rPr>
+          <w:i/>
+          <w:iCs/>
+        </w:rPr>
+        <w:t xml:space="preserve">Proceedings of the 8th IEEE International Conference on Data Mining (ICDM)</w:t>
+      </w:r>
+      <w:r>
+        <w:t xml:space="preserve">, 263–272.</w:t>
+      </w:r>
+      <w:r>
+        <w:t xml:space="preserve"> </w:t>
+      </w:r>
+      <w:hyperlink r:id="rId88">
+        <w:r>
+          <w:rPr>
+            <w:rStyle w:val="Hyperlink"/>
+          </w:rPr>
+          <w:t xml:space="preserve">https://doi.org/10.1109/ICDM.2008.22</w:t>
+        </w:r>
+      </w:hyperlink>
+    </w:p>
+    <w:bookmarkEnd w:id="89"/>
+    <w:bookmarkStart w:id="91" w:name="ref-pan2008oneclass"/>
+    <w:p>
+      <w:pPr>
+        <w:pStyle w:val="Bibliography"/>
+      </w:pPr>
+      <w:r>
+        <w:t xml:space="preserve">[17]</w:t>
+      </w:r>
+      <w:r>
+        <w:t xml:space="preserve"> </w:t>
+      </w:r>
+      <w:r>
+        <w:t xml:space="preserve">	</w:t>
+      </w:r>
+      <w:r>
+        <w:t xml:space="preserve">Pan, R., Zhou, Y., Cao, B., Liu, N. N., Lukose, R., Scholz, M., &amp; Yang, Q. (2008). One-class collaborative filtering.</w:t>
+      </w:r>
+      <w:r>
+        <w:t xml:space="preserve"> </w:t>
+      </w:r>
+      <w:r>
+        <w:rPr>
+          <w:i/>
+          <w:iCs/>
+        </w:rPr>
+        <w:t xml:space="preserve">Proceedings of the 8th IEEE International Conference on Data Mining (ICDM)</w:t>
+      </w:r>
+      <w:r>
+        <w:t xml:space="preserve">, 502–511.</w:t>
+      </w:r>
+      <w:r>
+        <w:t xml:space="preserve"> </w:t>
+      </w:r>
+      <w:hyperlink r:id="rId90">
+        <w:r>
+          <w:rPr>
+            <w:rStyle w:val="Hyperlink"/>
+          </w:rPr>
+          <w:t xml:space="preserve">https://doi.org/10.1109/ICDM.2008.16</w:t>
+        </w:r>
+      </w:hyperlink>
+    </w:p>
+    <w:bookmarkEnd w:id="91"/>
+    <w:bookmarkStart w:id="93" w:name="ref-liu2021novabert"/>
+    <w:p>
+      <w:pPr>
+        <w:pStyle w:val="Bibliography"/>
+      </w:pPr>
+      <w:r>
+        <w:t xml:space="preserve">[18]</w:t>
+      </w:r>
+      <w:r>
+        <w:t xml:space="preserve"> </w:t>
+      </w:r>
+      <w:r>
+        <w:t xml:space="preserve">	</w:t>
+      </w:r>
+      <w:r>
+        <w:t xml:space="preserve">Liu, C., Li, X., Cai, G., Dong, Z., Zhu, H., &amp; Shang, L. (2021). Noninvasive self-attention for side information fusion in sequential recommendation.</w:t>
+      </w:r>
+      <w:r>
+        <w:t xml:space="preserve"> </w:t>
+      </w:r>
+      <w:r>
+        <w:rPr>
+          <w:i/>
+          <w:iCs/>
+        </w:rPr>
+        <w:t xml:space="preserve">Proceedings of the 35th AAAI Conference on Artificial Intelligence</w:t>
+      </w:r>
+      <w:r>
+        <w:t xml:space="preserve">, 4249–4256.</w:t>
+      </w:r>
+      <w:r>
+        <w:t xml:space="preserve"> </w:t>
+      </w:r>
+      <w:hyperlink r:id="rId92">
+        <w:r>
+          <w:rPr>
+            <w:rStyle w:val="Hyperlink"/>
+          </w:rPr>
+          <w:t xml:space="preserve">https://doi.org/10.1609/aaai.v35i5.16549</w:t>
+        </w:r>
+      </w:hyperlink>
+    </w:p>
+    <w:bookmarkEnd w:id="93"/>
+    <w:bookmarkStart w:id="95" w:name="ref-xie2022difsr"/>
+    <w:p>
+      <w:pPr>
+        <w:pStyle w:val="Bibliography"/>
+      </w:pPr>
+      <w:r>
+        <w:t xml:space="preserve">[19]</w:t>
+      </w:r>
+      <w:r>
+        <w:t xml:space="preserve"> </w:t>
+      </w:r>
+      <w:r>
+        <w:t xml:space="preserve">	</w:t>
+      </w:r>
+      <w:r>
+        <w:t xml:space="preserve">Xie, Y., Zhou, P., &amp; Kim, S. (2022). Decoupled side information fusion for sequential recommendation.</w:t>
+      </w:r>
+      <w:r>
+        <w:t xml:space="preserve"> </w:t>
+      </w:r>
+      <w:r>
+        <w:rPr>
+          <w:i/>
+          <w:iCs/>
+        </w:rPr>
+        <w:t xml:space="preserve">Proceedings of the 45th International ACM SIGIR Conference on Research and Development in Information Retrieval</w:t>
+      </w:r>
+      <w:r>
+        <w:t xml:space="preserve">, 1611–1621.</w:t>
+      </w:r>
+      <w:r>
+        <w:t xml:space="preserve"> </w:t>
+      </w:r>
+      <w:hyperlink r:id="rId94">
+        <w:r>
+          <w:rPr>
+            <w:rStyle w:val="Hyperlink"/>
+          </w:rPr>
+          <w:t xml:space="preserve">https://doi.org/10.1145/3477495.3531963</w:t>
+        </w:r>
+      </w:hyperlink>
+    </w:p>
+    <w:bookmarkEnd w:id="95"/>
+    <w:bookmarkStart w:id="97" w:name="ref-rashed2022carca"/>
+    <w:p>
+      <w:pPr>
+        <w:pStyle w:val="Bibliography"/>
+      </w:pPr>
+      <w:r>
+        <w:t xml:space="preserve">[20]</w:t>
+      </w:r>
+      <w:r>
+        <w:t xml:space="preserve"> </w:t>
+      </w:r>
+      <w:r>
+        <w:t xml:space="preserve">	</w:t>
+      </w:r>
+      <w:r>
+        <w:t xml:space="preserve">Rashed, A., Elsayed, S., &amp; Schmidt-Thieme, L. (2022).</w:t>
+      </w:r>
+      <w:r>
+        <w:t xml:space="preserve"> </w:t>
+      </w:r>
+      <w:r>
+        <w:t xml:space="preserve">CARCA</w:t>
+      </w:r>
+      <w:r>
+        <w:t xml:space="preserve">: Context and attribute-aware next-item recommendation via cross-attention.</w:t>
+      </w:r>
+      <w:r>
+        <w:t xml:space="preserve"> </w:t>
+      </w:r>
+      <w:r>
+        <w:rPr>
+          <w:i/>
+          <w:iCs/>
+        </w:rPr>
+        <w:t xml:space="preserve">Proceedings of the 16th ACM Conference on Recommender Systems (RecSys)</w:t>
+      </w:r>
+      <w:r>
+        <w:t xml:space="preserve">, 71–80.</w:t>
+      </w:r>
+      <w:r>
+        <w:t xml:space="preserve"> </w:t>
+      </w:r>
+      <w:hyperlink r:id="rId96">
+        <w:r>
+          <w:rPr>
+            <w:rStyle w:val="Hyperlink"/>
+          </w:rPr>
+          <w:t xml:space="preserve">https://doi.org/10.1145/3523227.3546777</w:t>
+        </w:r>
+      </w:hyperlink>
+    </w:p>
+    <w:bookmarkEnd w:id="97"/>
+    <w:bookmarkStart w:id="99" w:name="ref-ma2019hgn"/>
+    <w:p>
+      <w:pPr>
+        <w:pStyle w:val="Bibliography"/>
+      </w:pPr>
+      <w:r>
+        <w:t xml:space="preserve">[21]</w:t>
+      </w:r>
+      <w:r>
+        <w:t xml:space="preserve"> </w:t>
+      </w:r>
+      <w:r>
+        <w:t xml:space="preserve">	</w:t>
+      </w:r>
+      <w:r>
+        <w:t xml:space="preserve">Ma, C., Kang, P., &amp; Liu, X. (2019). Hierarchical gating networks for sequential recommendation.</w:t>
+      </w:r>
+      <w:r>
+        <w:t xml:space="preserve"> </w:t>
+      </w:r>
+      <w:r>
+        <w:rPr>
+          <w:i/>
+          <w:iCs/>
+        </w:rPr>
+        <w:t xml:space="preserve">Proceedings of the 25th ACM SIGKDD International Conference on Knowledge Discovery &amp; Data Mining (KDD)</w:t>
+      </w:r>
+      <w:r>
+        <w:t xml:space="preserve">, 825–833.</w:t>
+      </w:r>
+      <w:r>
+        <w:t xml:space="preserve"> </w:t>
+      </w:r>
+      <w:hyperlink r:id="rId98">
+        <w:r>
+          <w:rPr>
+            <w:rStyle w:val="Hyperlink"/>
+          </w:rPr>
+          <w:t xml:space="preserve">https://doi.org/10.1145/3292500.3330984</w:t>
+        </w:r>
+      </w:hyperlink>
+    </w:p>
+    <w:bookmarkEnd w:id="99"/>
+    <w:bookmarkStart w:id="101" w:name="ref-hou2022unisrec"/>
+    <w:p>
+      <w:pPr>
+        <w:pStyle w:val="Bibliography"/>
+      </w:pPr>
+      <w:r>
+        <w:t xml:space="preserve">[22]</w:t>
+      </w:r>
+      <w:r>
+        <w:t xml:space="preserve"> </w:t>
+      </w:r>
+      <w:r>
+        <w:t xml:space="preserve">	</w:t>
+      </w:r>
+      <w:r>
+        <w:t xml:space="preserve">Hou, Y., Mu, S., Zhao, W. X., Li, Y., Ding, B., &amp; Wen, J.-R. (2022). Towards universal sequence representation learning for recommender systems.</w:t>
+      </w:r>
+      <w:r>
+        <w:t xml:space="preserve"> </w:t>
+      </w:r>
+      <w:r>
+        <w:rPr>
+          <w:i/>
+          <w:iCs/>
+        </w:rPr>
+        <w:t xml:space="preserve">Proceedings of the 28th ACM SIGKDD Conference on Knowledge Discovery &amp; Data Mining (KDD)</w:t>
+      </w:r>
+      <w:r>
+        <w:t xml:space="preserve">, 585–593.</w:t>
+      </w:r>
+      <w:r>
+        <w:t xml:space="preserve"> </w:t>
+      </w:r>
+      <w:hyperlink r:id="rId100">
+        <w:r>
+          <w:rPr>
+            <w:rStyle w:val="Hyperlink"/>
+          </w:rPr>
+          <w:t xml:space="preserve">https://doi.org/10.1145/3534678.3539381</w:t>
+        </w:r>
+      </w:hyperlink>
+    </w:p>
+    <w:bookmarkEnd w:id="101"/>
+    <w:bookmarkStart w:id="103" w:name="ref-wu2020ssept"/>
+    <w:p>
+      <w:pPr>
+        <w:pStyle w:val="Bibliography"/>
+      </w:pPr>
+      <w:r>
+        <w:t xml:space="preserve">[23]</w:t>
+      </w:r>
+      <w:r>
+        <w:t xml:space="preserve"> </w:t>
+      </w:r>
+      <w:r>
+        <w:t xml:space="preserve">	</w:t>
+      </w:r>
+      <w:r>
+        <w:t xml:space="preserve">Wu, L., Li, S., Hsieh, C.-J., &amp; Sharpnack, J. (2020).</w:t>
+      </w:r>
+      <w:r>
+        <w:t xml:space="preserve"> </w:t>
+      </w:r>
+      <w:r>
+        <w:t xml:space="preserve">SSE-PT</w:t>
+      </w:r>
+      <w:r>
+        <w:t xml:space="preserve">: Sequential recommendation via personalized transformer.</w:t>
+      </w:r>
+      <w:r>
+        <w:t xml:space="preserve"> </w:t>
+      </w:r>
+      <w:r>
+        <w:rPr>
+          <w:i/>
+          <w:iCs/>
+        </w:rPr>
+        <w:t xml:space="preserve">Proceedings of the 14th ACM Conference on Recommender Systems (RecSys)</w:t>
+      </w:r>
+      <w:r>
+        <w:t xml:space="preserve">, 328–337.</w:t>
+      </w:r>
+      <w:r>
+        <w:t xml:space="preserve"> </w:t>
+      </w:r>
+      <w:hyperlink r:id="rId102">
+        <w:r>
+          <w:rPr>
+            <w:rStyle w:val="Hyperlink"/>
+          </w:rPr>
+          <w:t xml:space="preserve">https://doi.org/10.1145/3383313.3412258</w:t>
+        </w:r>
+      </w:hyperlink>
+    </w:p>
+    <w:bookmarkEnd w:id="103"/>
+    <w:bookmarkStart w:id="105" w:name="ref-cho2020meantime"/>
+    <w:p>
+      <w:pPr>
+        <w:pStyle w:val="Bibliography"/>
+      </w:pPr>
+      <w:r>
+        <w:t xml:space="preserve">[24]</w:t>
+      </w:r>
+      <w:r>
+        <w:t xml:space="preserve"> </w:t>
+      </w:r>
+      <w:r>
+        <w:t xml:space="preserve">	</w:t>
+      </w:r>
+      <w:r>
+        <w:t xml:space="preserve">Cho, S. M., Park, E., &amp; Yoo, S. (2020).</w:t>
+      </w:r>
+      <w:r>
+        <w:t xml:space="preserve"> </w:t>
+      </w:r>
+      <w:r>
+        <w:t xml:space="preserve">MEANTIME</w:t>
+      </w:r>
+      <w:r>
+        <w:t xml:space="preserve">: Mixture of attention mechanisms with multi-temporal embeddings for sequential recommendation.</w:t>
+      </w:r>
+      <w:r>
+        <w:t xml:space="preserve"> </w:t>
+      </w:r>
+      <w:r>
+        <w:rPr>
+          <w:i/>
+          <w:iCs/>
+        </w:rPr>
+        <w:t xml:space="preserve">Proceedings of the 14th ACM Conference on Recommender Systems (RecSys)</w:t>
+      </w:r>
+      <w:r>
+        <w:t xml:space="preserve">, 515–520.</w:t>
+      </w:r>
+      <w:r>
+        <w:t xml:space="preserve"> </w:t>
+      </w:r>
+      <w:hyperlink r:id="rId104">
+        <w:r>
+          <w:rPr>
+            <w:rStyle w:val="Hyperlink"/>
+          </w:rPr>
+          <w:t xml:space="preserve">https://doi.org/10.1145/3383313.3412216</w:t>
+        </w:r>
+      </w:hyperlink>
+    </w:p>
+    <w:bookmarkEnd w:id="105"/>
+    <w:bookmarkStart w:id="107" w:name="ref-zhou2022fmlp"/>
+    <w:p>
+      <w:pPr>
+        <w:pStyle w:val="Bibliography"/>
+      </w:pPr>
+      <w:r>
+        <w:t xml:space="preserve">[25]</w:t>
+      </w:r>
+      <w:r>
+        <w:t xml:space="preserve"> </w:t>
+      </w:r>
+      <w:r>
+        <w:t xml:space="preserve">	</w:t>
+      </w:r>
+      <w:r>
+        <w:t xml:space="preserve">Zhou, K., Yu, H., Zhao, W. X., &amp; Wen, J.-R. (2022). Filter-enhanced</w:t>
       </w:r>
       <w:r>
         <w:t xml:space="preserve"> </w:t>
@@ -15751,7 +14867,7 @@
         <w:t xml:space="preserve"> </w:t>
       </w:r>
       <w:r>
-        <w:t xml:space="preserve">Is All You Need for Sequential Recommendation.”</w:t>
+        <w:t xml:space="preserve">is all you need for sequential recommendation.</w:t>
       </w:r>
       <w:r>
         <w:t xml:space="preserve"> </w:t>
@@ -15764,12 +14880,12 @@
         <w:t xml:space="preserve">Proceedings of the ACM Web Conference (WWW)</w:t>
       </w:r>
       <w:r>
-        <w:t xml:space="preserve">, 2388–99.</w:t>
-      </w:r>
-      <w:r>
-        <w:t xml:space="preserve"> </w:t>
-      </w:r>
-      <w:hyperlink r:id="rId146">
+        <w:t xml:space="preserve">, 2388–2399.</w:t>
+      </w:r>
+      <w:r>
+        <w:t xml:space="preserve"> </w:t>
+      </w:r>
+      <w:hyperlink r:id="rId106">
         <w:r>
           <w:rPr>
             <w:rStyle w:val="Hyperlink"/>
@@ -15777,9 +14893,948 @@
           <w:t xml:space="preserve">https://doi.org/10.1145/3485447.3512111</w:t>
         </w:r>
       </w:hyperlink>
+    </w:p>
+    <w:bookmarkEnd w:id="107"/>
+    <w:bookmarkStart w:id="109" w:name="ref-fan2022stosa"/>
+    <w:p>
+      <w:pPr>
+        <w:pStyle w:val="Bibliography"/>
+      </w:pPr>
+      <w:r>
+        <w:t xml:space="preserve">[26]</w:t>
+      </w:r>
+      <w:r>
+        <w:t xml:space="preserve"> </w:t>
+      </w:r>
+      <w:r>
+        <w:t xml:space="preserve">	</w:t>
+      </w:r>
+      <w:r>
+        <w:t xml:space="preserve">Fan, Z., Liu, Z., Wang, A., Nazari, Z., Zheng, L., Peng, H., &amp; Yu, P. S. (2022). Sequential recommendation via stochastic self-attention.</w:t>
+      </w:r>
+      <w:r>
+        <w:t xml:space="preserve"> </w:t>
+      </w:r>
+      <w:r>
+        <w:rPr>
+          <w:i/>
+          <w:iCs/>
+        </w:rPr>
+        <w:t xml:space="preserve">Proceedings of the ACM Web Conference (WWW)</w:t>
+      </w:r>
+      <w:r>
+        <w:t xml:space="preserve">, 2036–2047.</w:t>
+      </w:r>
+      <w:r>
+        <w:t xml:space="preserve"> </w:t>
+      </w:r>
+      <w:hyperlink r:id="rId108">
+        <w:r>
+          <w:rPr>
+            <w:rStyle w:val="Hyperlink"/>
+          </w:rPr>
+          <w:t xml:space="preserve">https://doi.org/10.1145/3485447.3512077</w:t>
+        </w:r>
+      </w:hyperlink>
+    </w:p>
+    <w:bookmarkEnd w:id="109"/>
+    <w:bookmarkStart w:id="111" w:name="ref-fan2021lightsans"/>
+    <w:p>
+      <w:pPr>
+        <w:pStyle w:val="Bibliography"/>
+      </w:pPr>
+      <w:r>
+        <w:t xml:space="preserve">[27]</w:t>
+      </w:r>
+      <w:r>
+        <w:t xml:space="preserve"> </w:t>
+      </w:r>
+      <w:r>
+        <w:t xml:space="preserve">	</w:t>
+      </w:r>
+      <w:r>
+        <w:t xml:space="preserve">Fan, X., Liu, Z., Lian, J., Zhao, W. X., Xie, X., &amp; Wen, J.-R. (2021). Lighter and better: Low-rank decomposed self-attention networks for next-item recommendation.</w:t>
+      </w:r>
+      <w:r>
+        <w:t xml:space="preserve"> </w:t>
+      </w:r>
+      <w:r>
+        <w:rPr>
+          <w:i/>
+          <w:iCs/>
+        </w:rPr>
+        <w:t xml:space="preserve">Proceedings of the 44th International ACM SIGIR Conference on Research and Development in Information Retrieval</w:t>
+      </w:r>
+      <w:r>
+        <w:t xml:space="preserve">, 1733–1737.</w:t>
+      </w:r>
+      <w:r>
+        <w:t xml:space="preserve"> </w:t>
+      </w:r>
+      <w:hyperlink r:id="rId110">
+        <w:r>
+          <w:rPr>
+            <w:rStyle w:val="Hyperlink"/>
+          </w:rPr>
+          <w:t xml:space="preserve">https://doi.org/10.1145/3404835.3462440</w:t>
+        </w:r>
+      </w:hyperlink>
+    </w:p>
+    <w:bookmarkEnd w:id="111"/>
+    <w:bookmarkStart w:id="113" w:name="ref-hou2022core"/>
+    <w:p>
+      <w:pPr>
+        <w:pStyle w:val="Bibliography"/>
+      </w:pPr>
+      <w:r>
+        <w:t xml:space="preserve">[28]</w:t>
+      </w:r>
+      <w:r>
+        <w:t xml:space="preserve"> </w:t>
+      </w:r>
+      <w:r>
+        <w:t xml:space="preserve">	</w:t>
+      </w:r>
+      <w:r>
+        <w:t xml:space="preserve">Hou, Y., Hu, B., Zhang, Z., &amp; Zhao, W. X. (2022).</w:t>
+      </w:r>
+      <w:r>
+        <w:t xml:space="preserve"> </w:t>
+      </w:r>
+      <w:r>
+        <w:t xml:space="preserve">CORE</w:t>
+      </w:r>
+      <w:r>
+        <w:t xml:space="preserve">: Simple and effective session-based recommendation within consistent representation space.</w:t>
+      </w:r>
+      <w:r>
+        <w:t xml:space="preserve"> </w:t>
+      </w:r>
+      <w:r>
+        <w:rPr>
+          <w:i/>
+          <w:iCs/>
+        </w:rPr>
+        <w:t xml:space="preserve">Proceedings of the 45th International ACM SIGIR Conference on Research and Development in Information Retrieval</w:t>
+      </w:r>
+      <w:r>
+        <w:t xml:space="preserve">, 1796–1801.</w:t>
+      </w:r>
+      <w:r>
+        <w:t xml:space="preserve"> </w:t>
+      </w:r>
+      <w:hyperlink r:id="rId112">
+        <w:r>
+          <w:rPr>
+            <w:rStyle w:val="Hyperlink"/>
+          </w:rPr>
+          <w:t xml:space="preserve">https://doi.org/10.1145/3477495.3531955</w:t>
+        </w:r>
+      </w:hyperlink>
+    </w:p>
+    <w:bookmarkEnd w:id="113"/>
+    <w:bookmarkStart w:id="115" w:name="ref-xie2022cl4srec"/>
+    <w:p>
+      <w:pPr>
+        <w:pStyle w:val="Bibliography"/>
+      </w:pPr>
+      <w:r>
+        <w:t xml:space="preserve">[29]</w:t>
+      </w:r>
+      <w:r>
+        <w:t xml:space="preserve"> </w:t>
+      </w:r>
+      <w:r>
+        <w:t xml:space="preserve">	</w:t>
+      </w:r>
+      <w:r>
+        <w:t xml:space="preserve">Xie, X., Sun, F., Liu, Z., Wu, S., Gao, J., Zhang, J., Ding, B., &amp; Cui, B. (2022). Contrastive learning for sequential recommendation.</w:t>
+      </w:r>
+      <w:r>
+        <w:t xml:space="preserve"> </w:t>
+      </w:r>
+      <w:r>
+        <w:rPr>
+          <w:i/>
+          <w:iCs/>
+        </w:rPr>
+        <w:t xml:space="preserve">Proceedings of the 38th IEEE International Conference on Data Engineering (ICDE)</w:t>
+      </w:r>
+      <w:r>
+        <w:t xml:space="preserve">, 1259–1273.</w:t>
+      </w:r>
+      <w:r>
+        <w:t xml:space="preserve"> </w:t>
+      </w:r>
+      <w:hyperlink r:id="rId114">
+        <w:r>
+          <w:rPr>
+            <w:rStyle w:val="Hyperlink"/>
+          </w:rPr>
+          <w:t xml:space="preserve">https://doi.org/10.1109/ICDE53745.2022.00099</w:t>
+        </w:r>
+      </w:hyperlink>
+    </w:p>
+    <w:bookmarkEnd w:id="115"/>
+    <w:bookmarkStart w:id="117" w:name="ref-qiu2022duorec"/>
+    <w:p>
+      <w:pPr>
+        <w:pStyle w:val="Bibliography"/>
+      </w:pPr>
+      <w:r>
+        <w:t xml:space="preserve">[30]</w:t>
+      </w:r>
+      <w:r>
+        <w:t xml:space="preserve"> </w:t>
+      </w:r>
+      <w:r>
+        <w:t xml:space="preserve">	</w:t>
+      </w:r>
+      <w:r>
+        <w:t xml:space="preserve">Qiu, R., Huang, Z., Yin, H., &amp; Wang, Z. (2022). Contrastive learning for representation degeneration problem in sequential recommendation.</w:t>
+      </w:r>
+      <w:r>
+        <w:t xml:space="preserve"> </w:t>
+      </w:r>
+      <w:r>
+        <w:rPr>
+          <w:i/>
+          <w:iCs/>
+        </w:rPr>
+        <w:t xml:space="preserve">Proceedings of the 15th ACM International Conference on Web Search and Data Mining (WSDM)</w:t>
+      </w:r>
+      <w:r>
+        <w:t xml:space="preserve">, 813–823.</w:t>
+      </w:r>
+      <w:r>
+        <w:t xml:space="preserve"> </w:t>
+      </w:r>
+      <w:hyperlink r:id="rId116">
+        <w:r>
+          <w:rPr>
+            <w:rStyle w:val="Hyperlink"/>
+          </w:rPr>
+          <w:t xml:space="preserve">https://doi.org/10.1145/3488560.3498433</w:t>
+        </w:r>
+      </w:hyperlink>
+    </w:p>
+    <w:bookmarkEnd w:id="117"/>
+    <w:bookmarkStart w:id="119" w:name="ref-chen2022iclrec"/>
+    <w:p>
+      <w:pPr>
+        <w:pStyle w:val="Bibliography"/>
+      </w:pPr>
+      <w:r>
+        <w:t xml:space="preserve">[31]</w:t>
+      </w:r>
+      <w:r>
+        <w:t xml:space="preserve"> </w:t>
+      </w:r>
+      <w:r>
+        <w:t xml:space="preserve">	</w:t>
+      </w:r>
+      <w:r>
+        <w:t xml:space="preserve">Chen, Y., Liu, Z., Li, J., McAuley, J., &amp; Xiong, C. (2022). Intent contrastive learning for sequential recommendation.</w:t>
+      </w:r>
+      <w:r>
+        <w:t xml:space="preserve"> </w:t>
+      </w:r>
+      <w:r>
+        <w:rPr>
+          <w:i/>
+          <w:iCs/>
+        </w:rPr>
+        <w:t xml:space="preserve">Proceedings of the ACM Web Conference (WWW)</w:t>
+      </w:r>
+      <w:r>
+        <w:t xml:space="preserve">, 2172–2182.</w:t>
+      </w:r>
+      <w:r>
+        <w:t xml:space="preserve"> </w:t>
+      </w:r>
+      <w:hyperlink r:id="rId118">
+        <w:r>
+          <w:rPr>
+            <w:rStyle w:val="Hyperlink"/>
+          </w:rPr>
+          <w:t xml:space="preserve">https://doi.org/10.1145/3485447.3512090</w:t>
+        </w:r>
+      </w:hyperlink>
+    </w:p>
+    <w:bookmarkEnd w:id="119"/>
+    <w:bookmarkStart w:id="121" w:name="ref-liu2021asrep"/>
+    <w:p>
+      <w:pPr>
+        <w:pStyle w:val="Bibliography"/>
+      </w:pPr>
+      <w:r>
+        <w:t xml:space="preserve">[32]</w:t>
+      </w:r>
+      <w:r>
+        <w:t xml:space="preserve"> </w:t>
+      </w:r>
+      <w:r>
+        <w:t xml:space="preserve">	</w:t>
+      </w:r>
+      <w:r>
+        <w:t xml:space="preserve">Liu, Z., Fan, Z., Wang, Y., &amp; Yu, P. S. (2021). Augmenting sequential recommendation with pseudo-prior items via reversely pre-training transformer.</w:t>
+      </w:r>
+      <w:r>
+        <w:t xml:space="preserve"> </w:t>
+      </w:r>
+      <w:r>
+        <w:rPr>
+          <w:i/>
+          <w:iCs/>
+        </w:rPr>
+        <w:t xml:space="preserve">Proceedings of the 44th International ACM SIGIR Conference on Research and Development in Information Retrieval</w:t>
+      </w:r>
+      <w:r>
+        <w:t xml:space="preserve">, 1608–1612.</w:t>
+      </w:r>
+      <w:r>
+        <w:t xml:space="preserve"> </w:t>
+      </w:r>
+      <w:hyperlink r:id="rId120">
+        <w:r>
+          <w:rPr>
+            <w:rStyle w:val="Hyperlink"/>
+          </w:rPr>
+          <w:t xml:space="preserve">https://doi.org/10.1145/3404835.3463036</w:t>
+        </w:r>
+      </w:hyperlink>
+    </w:p>
+    <w:bookmarkEnd w:id="121"/>
+    <w:bookmarkStart w:id="123" w:name="ref-rendle2020baselines"/>
+    <w:p>
+      <w:pPr>
+        <w:pStyle w:val="Bibliography"/>
+      </w:pPr>
+      <w:r>
+        <w:t xml:space="preserve">[33]</w:t>
+      </w:r>
+      <w:r>
+        <w:t xml:space="preserve"> </w:t>
+      </w:r>
+      <w:r>
+        <w:t xml:space="preserve">	</w:t>
+      </w:r>
+      <w:r>
+        <w:t xml:space="preserve">Rendle, S., Krichene, W., Zhang, L., &amp; Anderson, J. (2020). Neural collaborative filtering vs. Matrix factorization revisited.</w:t>
+      </w:r>
+      <w:r>
+        <w:t xml:space="preserve"> </w:t>
+      </w:r>
+      <w:r>
+        <w:rPr>
+          <w:i/>
+          <w:iCs/>
+        </w:rPr>
+        <w:t xml:space="preserve">Proceedings of the 14th ACM Conference on Recommender Systems (RecSys)</w:t>
+      </w:r>
+      <w:r>
+        <w:t xml:space="preserve">, 240–248.</w:t>
+      </w:r>
+      <w:r>
+        <w:t xml:space="preserve"> </w:t>
+      </w:r>
+      <w:hyperlink r:id="rId122">
+        <w:r>
+          <w:rPr>
+            <w:rStyle w:val="Hyperlink"/>
+          </w:rPr>
+          <w:t xml:space="preserve">https://doi.org/10.1145/3383313.3412488</w:t>
+        </w:r>
+      </w:hyperlink>
+    </w:p>
+    <w:bookmarkEnd w:id="123"/>
+    <w:bookmarkStart w:id="125" w:name="ref-krichene2020sampled"/>
+    <w:p>
+      <w:pPr>
+        <w:pStyle w:val="Bibliography"/>
+      </w:pPr>
+      <w:r>
+        <w:t xml:space="preserve">[34]</w:t>
+      </w:r>
+      <w:r>
+        <w:t xml:space="preserve"> </w:t>
+      </w:r>
+      <w:r>
+        <w:t xml:space="preserve">	</w:t>
+      </w:r>
+      <w:r>
+        <w:t xml:space="preserve">Krichene, W., &amp; Rendle, S. (2020). On sampled metrics for item recommendation.</w:t>
+      </w:r>
+      <w:r>
+        <w:t xml:space="preserve"> </w:t>
+      </w:r>
+      <w:r>
+        <w:rPr>
+          <w:i/>
+          <w:iCs/>
+        </w:rPr>
+        <w:t xml:space="preserve">Proceedings of the 26th ACM SIGKDD International Conference on Knowledge Discovery &amp; Data Mining (KDD)</w:t>
+      </w:r>
+      <w:r>
+        <w:t xml:space="preserve">, 1748–1757.</w:t>
+      </w:r>
+      <w:r>
+        <w:t xml:space="preserve"> </w:t>
+      </w:r>
+      <w:hyperlink r:id="rId124">
+        <w:r>
+          <w:rPr>
+            <w:rStyle w:val="Hyperlink"/>
+          </w:rPr>
+          <w:t xml:space="preserve">https://doi.org/10.1145/3394486.3403226</w:t>
+        </w:r>
+      </w:hyperlink>
+    </w:p>
+    <w:bookmarkEnd w:id="125"/>
+    <w:bookmarkStart w:id="127" w:name="ref-petrov2022replicability"/>
+    <w:p>
+      <w:pPr>
+        <w:pStyle w:val="Bibliography"/>
+      </w:pPr>
+      <w:r>
+        <w:t xml:space="preserve">[35]</w:t>
+      </w:r>
+      <w:r>
+        <w:t xml:space="preserve"> </w:t>
+      </w:r>
+      <w:r>
+        <w:t xml:space="preserve">	</w:t>
+      </w:r>
+      <w:r>
+        <w:t xml:space="preserve">Petrov, A., &amp; Macdonald, C. (2022). A systematic review and replicability study of</w:t>
+      </w:r>
+      <w:r>
+        <w:t xml:space="preserve"> </w:t>
+      </w:r>
+      <w:r>
+        <w:t xml:space="preserve">BERT4Rec</w:t>
+      </w:r>
+      <w:r>
+        <w:t xml:space="preserve"> </w:t>
+      </w:r>
+      <w:r>
+        <w:t xml:space="preserve">for sequential recommendation.</w:t>
+      </w:r>
+      <w:r>
+        <w:t xml:space="preserve"> </w:t>
+      </w:r>
+      <w:r>
+        <w:rPr>
+          <w:i/>
+          <w:iCs/>
+        </w:rPr>
+        <w:t xml:space="preserve">Proceedings of the 16th ACM Conference on Recommender Systems (RecSys)</w:t>
+      </w:r>
+      <w:r>
+        <w:t xml:space="preserve">, 436–447.</w:t>
+      </w:r>
+      <w:r>
+        <w:t xml:space="preserve"> </w:t>
+      </w:r>
+      <w:hyperlink r:id="rId126">
+        <w:r>
+          <w:rPr>
+            <w:rStyle w:val="Hyperlink"/>
+          </w:rPr>
+          <w:t xml:space="preserve">https://doi.org/10.1145/3523227.3548487</w:t>
+        </w:r>
+      </w:hyperlink>
+    </w:p>
+    <w:bookmarkEnd w:id="127"/>
+    <w:bookmarkStart w:id="129" w:name="ref-ba2016layernorm"/>
+    <w:p>
+      <w:pPr>
+        <w:pStyle w:val="Bibliography"/>
+      </w:pPr>
+      <w:r>
+        <w:t xml:space="preserve">[36]</w:t>
+      </w:r>
+      <w:r>
+        <w:t xml:space="preserve"> </w:t>
+      </w:r>
+      <w:r>
+        <w:t xml:space="preserve">	</w:t>
+      </w:r>
+      <w:r>
+        <w:t xml:space="preserve">Ba, J. L., Kiros, J. R., &amp; Hinton, G. E. (2016). Layer normalization.</w:t>
+      </w:r>
+      <w:r>
+        <w:t xml:space="preserve"> </w:t>
+      </w:r>
+      <w:r>
+        <w:rPr>
+          <w:i/>
+          <w:iCs/>
+        </w:rPr>
+        <w:t xml:space="preserve">arXiv preprint arXiv:1607.06450</w:t>
+      </w:r>
       <w:r>
         <w:t xml:space="preserve">.</w:t>
       </w:r>
+      <w:r>
+        <w:t xml:space="preserve"> </w:t>
+      </w:r>
+      <w:hyperlink r:id="rId128">
+        <w:r>
+          <w:rPr>
+            <w:rStyle w:val="Hyperlink"/>
+          </w:rPr>
+          <w:t xml:space="preserve">https://doi.org/10.48550/arXiv.1607.06450</w:t>
+        </w:r>
+      </w:hyperlink>
+    </w:p>
+    <w:bookmarkEnd w:id="129"/>
+    <w:bookmarkStart w:id="131" w:name="ref-akiba2019optuna"/>
+    <w:p>
+      <w:pPr>
+        <w:pStyle w:val="Bibliography"/>
+      </w:pPr>
+      <w:r>
+        <w:t xml:space="preserve">[37]</w:t>
+      </w:r>
+      <w:r>
+        <w:t xml:space="preserve"> </w:t>
+      </w:r>
+      <w:r>
+        <w:t xml:space="preserve">	</w:t>
+      </w:r>
+      <w:r>
+        <w:t xml:space="preserve">Akiba, T., Sano, S., Yanase, T., Ohta, T., &amp; Koyama, M. (2019).</w:t>
+      </w:r>
+      <w:r>
+        <w:t xml:space="preserve"> </w:t>
+      </w:r>
+      <w:r>
+        <w:t xml:space="preserve">Optuna</w:t>
+      </w:r>
+      <w:r>
+        <w:t xml:space="preserve">: A next-generation hyperparameter optimization framework.</w:t>
+      </w:r>
+      <w:r>
+        <w:t xml:space="preserve"> </w:t>
+      </w:r>
+      <w:r>
+        <w:rPr>
+          <w:i/>
+          <w:iCs/>
+        </w:rPr>
+        <w:t xml:space="preserve">Proceedings of the 25th ACM SIGKDD International Conference on Knowledge Discovery &amp; Data Mining (KDD)</w:t>
+      </w:r>
+      <w:r>
+        <w:t xml:space="preserve">, 2623–2631.</w:t>
+      </w:r>
+      <w:r>
+        <w:t xml:space="preserve"> </w:t>
+      </w:r>
+      <w:hyperlink r:id="rId130">
+        <w:r>
+          <w:rPr>
+            <w:rStyle w:val="Hyperlink"/>
+          </w:rPr>
+          <w:t xml:space="preserve">https://doi.org/10.1145/3292500.3330701</w:t>
+        </w:r>
+      </w:hyperlink>
+    </w:p>
+    <w:bookmarkEnd w:id="131"/>
+    <w:bookmarkStart w:id="133" w:name="ref-harper2015movielens"/>
+    <w:p>
+      <w:pPr>
+        <w:pStyle w:val="Bibliography"/>
+      </w:pPr>
+      <w:r>
+        <w:t xml:space="preserve">[38]</w:t>
+      </w:r>
+      <w:r>
+        <w:t xml:space="preserve"> </w:t>
+      </w:r>
+      <w:r>
+        <w:t xml:space="preserve">	</w:t>
+      </w:r>
+      <w:r>
+        <w:t xml:space="preserve">Harper, F. M., &amp; Konstan, J. A. (2015). The</w:t>
+      </w:r>
+      <w:r>
+        <w:t xml:space="preserve"> </w:t>
+      </w:r>
+      <w:r>
+        <w:t xml:space="preserve">MovieLens</w:t>
+      </w:r>
+      <w:r>
+        <w:t xml:space="preserve"> </w:t>
+      </w:r>
+      <w:r>
+        <w:t xml:space="preserve">datasets: History and context.</w:t>
+      </w:r>
+      <w:r>
+        <w:t xml:space="preserve"> </w:t>
+      </w:r>
+      <w:r>
+        <w:rPr>
+          <w:i/>
+          <w:iCs/>
+        </w:rPr>
+        <w:t xml:space="preserve">ACM Transactions on Interactive Intelligent Systems</w:t>
+      </w:r>
+      <w:r>
+        <w:t xml:space="preserve">,</w:t>
+      </w:r>
+      <w:r>
+        <w:t xml:space="preserve"> </w:t>
+      </w:r>
+      <w:r>
+        <w:rPr>
+          <w:i/>
+          <w:iCs/>
+        </w:rPr>
+        <w:t xml:space="preserve">5</w:t>
+      </w:r>
+      <w:r>
+        <w:t xml:space="preserve">(4), 1–19.</w:t>
+      </w:r>
+      <w:r>
+        <w:t xml:space="preserve"> </w:t>
+      </w:r>
+      <w:hyperlink r:id="rId132">
+        <w:r>
+          <w:rPr>
+            <w:rStyle w:val="Hyperlink"/>
+          </w:rPr>
+          <w:t xml:space="preserve">https://doi.org/10.1145/2827872</w:t>
+        </w:r>
+      </w:hyperlink>
+    </w:p>
+    <w:bookmarkEnd w:id="133"/>
+    <w:bookmarkStart w:id="135" w:name="ref-mcauley2015amazon"/>
+    <w:p>
+      <w:pPr>
+        <w:pStyle w:val="Bibliography"/>
+      </w:pPr>
+      <w:r>
+        <w:t xml:space="preserve">[39]</w:t>
+      </w:r>
+      <w:r>
+        <w:t xml:space="preserve"> </w:t>
+      </w:r>
+      <w:r>
+        <w:t xml:space="preserve">	</w:t>
+      </w:r>
+      <w:r>
+        <w:t xml:space="preserve">McAuley, J., Targett, C., Shi, Q., &amp; Hengel, A. van den. (2015). Image-based recommendations on styles and substitutes.</w:t>
+      </w:r>
+      <w:r>
+        <w:t xml:space="preserve"> </w:t>
+      </w:r>
+      <w:r>
+        <w:rPr>
+          <w:i/>
+          <w:iCs/>
+        </w:rPr>
+        <w:t xml:space="preserve">Proceedings of the 38th International ACM SIGIR Conference on Research and Development in Information Retrieval</w:t>
+      </w:r>
+      <w:r>
+        <w:t xml:space="preserve">, 43–52.</w:t>
+      </w:r>
+      <w:r>
+        <w:t xml:space="preserve"> </w:t>
+      </w:r>
+      <w:hyperlink r:id="rId134">
+        <w:r>
+          <w:rPr>
+            <w:rStyle w:val="Hyperlink"/>
+          </w:rPr>
+          <w:t xml:space="preserve">https://doi.org/10.1145/2766462.2767755</w:t>
+        </w:r>
+      </w:hyperlink>
+    </w:p>
+    <w:bookmarkEnd w:id="135"/>
+    <w:bookmarkStart w:id="137" w:name="ref-he2016amazonups"/>
+    <w:p>
+      <w:pPr>
+        <w:pStyle w:val="Bibliography"/>
+      </w:pPr>
+      <w:r>
+        <w:t xml:space="preserve">[40]</w:t>
+      </w:r>
+      <w:r>
+        <w:t xml:space="preserve"> </w:t>
+      </w:r>
+      <w:r>
+        <w:t xml:space="preserve">	</w:t>
+      </w:r>
+      <w:r>
+        <w:t xml:space="preserve">He, R., &amp; McAuley, J. (2016). Ups and downs: Modeling the visual evolution of fashion trends with one-class collaborative filtering.</w:t>
+      </w:r>
+      <w:r>
+        <w:t xml:space="preserve"> </w:t>
+      </w:r>
+      <w:r>
+        <w:rPr>
+          <w:i/>
+          <w:iCs/>
+        </w:rPr>
+        <w:t xml:space="preserve">Proceedings of the 25th International Conference on World Wide Web (WWW)</w:t>
+      </w:r>
+      <w:r>
+        <w:t xml:space="preserve">, 507–517.</w:t>
+      </w:r>
+      <w:r>
+        <w:t xml:space="preserve"> </w:t>
+      </w:r>
+      <w:hyperlink r:id="rId136">
+        <w:r>
+          <w:rPr>
+            <w:rStyle w:val="Hyperlink"/>
+          </w:rPr>
+          <w:t xml:space="preserve">https://doi.org/10.1145/2872427.2883037</w:t>
+        </w:r>
+      </w:hyperlink>
+    </w:p>
+    <w:bookmarkEnd w:id="137"/>
+    <w:bookmarkStart w:id="139" w:name="ref-pathak2017steam"/>
+    <w:p>
+      <w:pPr>
+        <w:pStyle w:val="Bibliography"/>
+      </w:pPr>
+      <w:r>
+        <w:t xml:space="preserve">[41]</w:t>
+      </w:r>
+      <w:r>
+        <w:t xml:space="preserve"> </w:t>
+      </w:r>
+      <w:r>
+        <w:t xml:space="preserve">	</w:t>
+      </w:r>
+      <w:r>
+        <w:t xml:space="preserve">Pathak, A., Gupta, K., &amp; McAuley, J. (2017). Generating and personalizing bundle recommendations on</w:t>
+      </w:r>
+      <w:r>
+        <w:t xml:space="preserve"> </w:t>
+      </w:r>
+      <w:r>
+        <w:t xml:space="preserve">Steam</w:t>
+      </w:r>
+      <w:r>
+        <w:t xml:space="preserve">.</w:t>
+      </w:r>
+      <w:r>
+        <w:t xml:space="preserve"> </w:t>
+      </w:r>
+      <w:r>
+        <w:rPr>
+          <w:i/>
+          <w:iCs/>
+        </w:rPr>
+        <w:t xml:space="preserve">Proceedings of the 40th International ACM SIGIR Conference on Research and Development in Information Retrieval</w:t>
+      </w:r>
+      <w:r>
+        <w:t xml:space="preserve">, 1073–1076.</w:t>
+      </w:r>
+      <w:r>
+        <w:t xml:space="preserve"> </w:t>
+      </w:r>
+      <w:hyperlink r:id="rId138">
+        <w:r>
+          <w:rPr>
+            <w:rStyle w:val="Hyperlink"/>
+          </w:rPr>
+          <w:t xml:space="preserve">https://doi.org/10.1145/3077136.3080724</w:t>
+        </w:r>
+      </w:hyperlink>
+    </w:p>
+    <w:bookmarkEnd w:id="139"/>
+    <w:bookmarkStart w:id="141" w:name="ref-wan2018steamreviews"/>
+    <w:p>
+      <w:pPr>
+        <w:pStyle w:val="Bibliography"/>
+      </w:pPr>
+      <w:r>
+        <w:t xml:space="preserve">[42]</w:t>
+      </w:r>
+      <w:r>
+        <w:t xml:space="preserve"> </w:t>
+      </w:r>
+      <w:r>
+        <w:t xml:space="preserve">	</w:t>
+      </w:r>
+      <w:r>
+        <w:t xml:space="preserve">Wan, M., &amp; McAuley, J. (2018). Item recommendation on monotonic behavior chains.</w:t>
+      </w:r>
+      <w:r>
+        <w:t xml:space="preserve"> </w:t>
+      </w:r>
+      <w:r>
+        <w:rPr>
+          <w:i/>
+          <w:iCs/>
+        </w:rPr>
+        <w:t xml:space="preserve">Proceedings of the 12th ACM Conference on Recommender Systems (RecSys)</w:t>
+      </w:r>
+      <w:r>
+        <w:t xml:space="preserve">, 86–94.</w:t>
+      </w:r>
+      <w:r>
+        <w:t xml:space="preserve"> </w:t>
+      </w:r>
+      <w:hyperlink r:id="rId140">
+        <w:r>
+          <w:rPr>
+            <w:rStyle w:val="Hyperlink"/>
+          </w:rPr>
+          <w:t xml:space="preserve">https://doi.org/10.1145/3240323.3240369</w:t>
+        </w:r>
+      </w:hyperlink>
+    </w:p>
+    <w:bookmarkEnd w:id="141"/>
+    <w:bookmarkStart w:id="143" w:name="ref-efron1993bootstrap"/>
+    <w:p>
+      <w:pPr>
+        <w:pStyle w:val="Bibliography"/>
+      </w:pPr>
+      <w:r>
+        <w:t xml:space="preserve">[43]</w:t>
+      </w:r>
+      <w:r>
+        <w:t xml:space="preserve"> </w:t>
+      </w:r>
+      <w:r>
+        <w:t xml:space="preserve">	</w:t>
+      </w:r>
+      <w:r>
+        <w:t xml:space="preserve">Efron, B., &amp; Tibshirani, R. J. (1993).</w:t>
+      </w:r>
+      <w:r>
+        <w:t xml:space="preserve"> </w:t>
+      </w:r>
+      <w:r>
+        <w:rPr>
+          <w:i/>
+          <w:iCs/>
+        </w:rPr>
+        <w:t xml:space="preserve">An introduction to the bootstrap</w:t>
+      </w:r>
+      <w:r>
+        <w:t xml:space="preserve">. Chapman &amp; Hall/CRC.</w:t>
+      </w:r>
+      <w:r>
+        <w:t xml:space="preserve"> </w:t>
+      </w:r>
+      <w:hyperlink r:id="rId142">
+        <w:r>
+          <w:rPr>
+            <w:rStyle w:val="Hyperlink"/>
+          </w:rPr>
+          <w:t xml:space="preserve">https://doi.org/10.1201/9780429246593</w:t>
+        </w:r>
+      </w:hyperlink>
+    </w:p>
+    <w:bookmarkEnd w:id="143"/>
+    <w:bookmarkStart w:id="145" w:name="ref-zhao2021recbole"/>
+    <w:p>
+      <w:pPr>
+        <w:pStyle w:val="Bibliography"/>
+      </w:pPr>
+      <w:r>
+        <w:t xml:space="preserve">[44]</w:t>
+      </w:r>
+      <w:r>
+        <w:t xml:space="preserve"> </w:t>
+      </w:r>
+      <w:r>
+        <w:t xml:space="preserve">	</w:t>
+      </w:r>
+      <w:r>
+        <w:t xml:space="preserve">Zhao, W. X., Mu, S., Hou, Y., Lin, Z., Chen, Y., Pan, X., Li, K., Lu, Y., Wang, H., Tian, C., Min, Y., Feng, Z., Fan, X., Chen, X., Wang, P., Ji, W., Li, Y., Wang, X., &amp; Wen, J.-R. (2021).</w:t>
+      </w:r>
+      <w:r>
+        <w:t xml:space="preserve"> </w:t>
+      </w:r>
+      <w:r>
+        <w:t xml:space="preserve">RecBole</w:t>
+      </w:r>
+      <w:r>
+        <w:t xml:space="preserve">: Towards a unified, comprehensive and efficient framework for recommendation algorithms.</w:t>
+      </w:r>
+      <w:r>
+        <w:t xml:space="preserve"> </w:t>
+      </w:r>
+      <w:r>
+        <w:rPr>
+          <w:i/>
+          <w:iCs/>
+        </w:rPr>
+        <w:t xml:space="preserve">Proceedings of the 30th ACM International Conference on Information and Knowledge Management (CIKM)</w:t>
+      </w:r>
+      <w:r>
+        <w:t xml:space="preserve">, 4653–4664.</w:t>
+      </w:r>
+      <w:r>
+        <w:t xml:space="preserve"> </w:t>
+      </w:r>
+      <w:hyperlink r:id="rId144">
+        <w:r>
+          <w:rPr>
+            <w:rStyle w:val="Hyperlink"/>
+          </w:rPr>
+          <w:t xml:space="preserve">https://doi.org/10.1145/3459637.3482016</w:t>
+        </w:r>
+      </w:hyperlink>
+    </w:p>
+    <w:bookmarkEnd w:id="145"/>
+    <w:bookmarkStart w:id="147" w:name="ref-paszke2019pytorch"/>
+    <w:p>
+      <w:pPr>
+        <w:pStyle w:val="Bibliography"/>
+      </w:pPr>
+      <w:r>
+        <w:t xml:space="preserve">[45]</w:t>
+      </w:r>
+      <w:r>
+        <w:t xml:space="preserve"> </w:t>
+      </w:r>
+      <w:r>
+        <w:t xml:space="preserve">	</w:t>
+      </w:r>
+      <w:r>
+        <w:t xml:space="preserve">Paszke, A., Gross, S., Massa, F., Lerer, A., Bradbury, J., Chanan, G., Killeen, T., Lin, Z., Gimelshein, N., Antiga, L., Desmaison, A., Köpf, A., Yang, E., DeVito, Z., Raison, M., Tejani, A., Chilamkurthy, S., Steiner, B., Fang, L., … Chintala, S. (2019).</w:t>
+      </w:r>
+      <w:r>
+        <w:t xml:space="preserve"> </w:t>
+      </w:r>
+      <w:r>
+        <w:t xml:space="preserve">PyTorch</w:t>
+      </w:r>
+      <w:r>
+        <w:t xml:space="preserve">: An imperative style, high-performance deep learning library.</w:t>
+      </w:r>
+      <w:r>
+        <w:t xml:space="preserve"> </w:t>
+      </w:r>
+      <w:r>
+        <w:rPr>
+          <w:i/>
+          <w:iCs/>
+        </w:rPr>
+        <w:t xml:space="preserve">Advances in Neural Information Processing Systems (NeurIPS)</w:t>
+      </w:r>
+      <w:r>
+        <w:t xml:space="preserve">, 8024–8035.</w:t>
+      </w:r>
+      <w:r>
+        <w:t xml:space="preserve"> </w:t>
+      </w:r>
+      <w:hyperlink r:id="rId146">
+        <w:r>
+          <w:rPr>
+            <w:rStyle w:val="Hyperlink"/>
+          </w:rPr>
+          <w:t xml:space="preserve">https://doi.org/10.48550/arXiv.1912.01703</w:t>
+        </w:r>
+      </w:hyperlink>
     </w:p>
     <w:bookmarkEnd w:id="147"/>
     <w:bookmarkEnd w:id="148"/>

--- a/it_takes_time/paper/paper.docx
+++ b/it_takes_time/paper/paper.docx
@@ -13704,7 +13704,7 @@
         <w:pStyle w:val="Bibliography"/>
       </w:pPr>
       <w:r>
-        <w:t xml:space="preserve">[1]</w:t>
+        <w:t xml:space="preserve">1.</w:t>
       </w:r>
       <w:r>
         <w:t xml:space="preserve"> </w:t>
@@ -13747,7 +13747,7 @@
         <w:pStyle w:val="Bibliography"/>
       </w:pPr>
       <w:r>
-        <w:t xml:space="preserve">[2]</w:t>
+        <w:t xml:space="preserve">2.</w:t>
       </w:r>
       <w:r>
         <w:t xml:space="preserve"> </w:t>
@@ -13799,7 +13799,7 @@
         <w:pStyle w:val="Bibliography"/>
       </w:pPr>
       <w:r>
-        <w:t xml:space="preserve">[3]</w:t>
+        <w:t xml:space="preserve">3.</w:t>
       </w:r>
       <w:r>
         <w:t xml:space="preserve"> </w:t>
@@ -13854,7 +13854,7 @@
         <w:pStyle w:val="Bibliography"/>
       </w:pPr>
       <w:r>
-        <w:t xml:space="preserve">[4]</w:t>
+        <w:t xml:space="preserve">4.</w:t>
       </w:r>
       <w:r>
         <w:t xml:space="preserve"> </w:t>
@@ -13906,7 +13906,7 @@
         <w:pStyle w:val="Bibliography"/>
       </w:pPr>
       <w:r>
-        <w:t xml:space="preserve">[5]</w:t>
+        <w:t xml:space="preserve">5.</w:t>
       </w:r>
       <w:r>
         <w:t xml:space="preserve"> </w:t>
@@ -13949,7 +13949,7 @@
         <w:pStyle w:val="Bibliography"/>
       </w:pPr>
       <w:r>
-        <w:t xml:space="preserve">[6]</w:t>
+        <w:t xml:space="preserve">6.</w:t>
       </w:r>
       <w:r>
         <w:t xml:space="preserve"> </w:t>
@@ -14001,7 +14001,7 @@
         <w:pStyle w:val="Bibliography"/>
       </w:pPr>
       <w:r>
-        <w:t xml:space="preserve">[7]</w:t>
+        <w:t xml:space="preserve">7.</w:t>
       </w:r>
       <w:r>
         <w:t xml:space="preserve"> </w:t>
@@ -14044,7 +14044,7 @@
         <w:pStyle w:val="Bibliography"/>
       </w:pPr>
       <w:r>
-        <w:t xml:space="preserve">[8]</w:t>
+        <w:t xml:space="preserve">8.</w:t>
       </w:r>
       <w:r>
         <w:t xml:space="preserve"> </w:t>
@@ -14087,7 +14087,7 @@
         <w:pStyle w:val="Bibliography"/>
       </w:pPr>
       <w:r>
-        <w:t xml:space="preserve">[9]</w:t>
+        <w:t xml:space="preserve">9.</w:t>
       </w:r>
       <w:r>
         <w:t xml:space="preserve"> </w:t>
@@ -14130,7 +14130,7 @@
         <w:pStyle w:val="Bibliography"/>
       </w:pPr>
       <w:r>
-        <w:t xml:space="preserve">[10]</w:t>
+        <w:t xml:space="preserve">10.</w:t>
       </w:r>
       <w:r>
         <w:t xml:space="preserve"> </w:t>
@@ -14182,7 +14182,7 @@
         <w:pStyle w:val="Bibliography"/>
       </w:pPr>
       <w:r>
-        <w:t xml:space="preserve">[11]</w:t>
+        <w:t xml:space="preserve">11.</w:t>
       </w:r>
       <w:r>
         <w:t xml:space="preserve"> </w:t>
@@ -14225,7 +14225,7 @@
         <w:pStyle w:val="Bibliography"/>
       </w:pPr>
       <w:r>
-        <w:t xml:space="preserve">[12]</w:t>
+        <w:t xml:space="preserve">12.</w:t>
       </w:r>
       <w:r>
         <w:t xml:space="preserve"> </w:t>
@@ -14268,7 +14268,7 @@
         <w:pStyle w:val="Bibliography"/>
       </w:pPr>
       <w:r>
-        <w:t xml:space="preserve">[13]</w:t>
+        <w:t xml:space="preserve">13.</w:t>
       </w:r>
       <w:r>
         <w:t xml:space="preserve"> </w:t>
@@ -14320,7 +14320,7 @@
         <w:pStyle w:val="Bibliography"/>
       </w:pPr>
       <w:r>
-        <w:t xml:space="preserve">[14]</w:t>
+        <w:t xml:space="preserve">14.</w:t>
       </w:r>
       <w:r>
         <w:t xml:space="preserve"> </w:t>
@@ -14363,7 +14363,7 @@
         <w:pStyle w:val="Bibliography"/>
       </w:pPr>
       <w:r>
-        <w:t xml:space="preserve">[15]</w:t>
+        <w:t xml:space="preserve">15.</w:t>
       </w:r>
       <w:r>
         <w:t xml:space="preserve"> </w:t>
@@ -14432,7 +14432,7 @@
         <w:pStyle w:val="Bibliography"/>
       </w:pPr>
       <w:r>
-        <w:t xml:space="preserve">[16]</w:t>
+        <w:t xml:space="preserve">16.</w:t>
       </w:r>
       <w:r>
         <w:t xml:space="preserve"> </w:t>
@@ -14475,7 +14475,7 @@
         <w:pStyle w:val="Bibliography"/>
       </w:pPr>
       <w:r>
-        <w:t xml:space="preserve">[17]</w:t>
+        <w:t xml:space="preserve">17.</w:t>
       </w:r>
       <w:r>
         <w:t xml:space="preserve"> </w:t>
@@ -14518,7 +14518,7 @@
         <w:pStyle w:val="Bibliography"/>
       </w:pPr>
       <w:r>
-        <w:t xml:space="preserve">[18]</w:t>
+        <w:t xml:space="preserve">18.</w:t>
       </w:r>
       <w:r>
         <w:t xml:space="preserve"> </w:t>
@@ -14561,7 +14561,7 @@
         <w:pStyle w:val="Bibliography"/>
       </w:pPr>
       <w:r>
-        <w:t xml:space="preserve">[19]</w:t>
+        <w:t xml:space="preserve">19.</w:t>
       </w:r>
       <w:r>
         <w:t xml:space="preserve"> </w:t>
@@ -14604,7 +14604,7 @@
         <w:pStyle w:val="Bibliography"/>
       </w:pPr>
       <w:r>
-        <w:t xml:space="preserve">[20]</w:t>
+        <w:t xml:space="preserve">20.</w:t>
       </w:r>
       <w:r>
         <w:t xml:space="preserve"> </w:t>
@@ -14656,7 +14656,7 @@
         <w:pStyle w:val="Bibliography"/>
       </w:pPr>
       <w:r>
-        <w:t xml:space="preserve">[21]</w:t>
+        <w:t xml:space="preserve">21.</w:t>
       </w:r>
       <w:r>
         <w:t xml:space="preserve"> </w:t>
@@ -14699,7 +14699,7 @@
         <w:pStyle w:val="Bibliography"/>
       </w:pPr>
       <w:r>
-        <w:t xml:space="preserve">[22]</w:t>
+        <w:t xml:space="preserve">22.</w:t>
       </w:r>
       <w:r>
         <w:t xml:space="preserve"> </w:t>
@@ -14742,7 +14742,7 @@
         <w:pStyle w:val="Bibliography"/>
       </w:pPr>
       <w:r>
-        <w:t xml:space="preserve">[23]</w:t>
+        <w:t xml:space="preserve">23.</w:t>
       </w:r>
       <w:r>
         <w:t xml:space="preserve"> </w:t>
@@ -14794,7 +14794,7 @@
         <w:pStyle w:val="Bibliography"/>
       </w:pPr>
       <w:r>
-        <w:t xml:space="preserve">[24]</w:t>
+        <w:t xml:space="preserve">24.</w:t>
       </w:r>
       <w:r>
         <w:t xml:space="preserve"> </w:t>
@@ -14846,7 +14846,7 @@
         <w:pStyle w:val="Bibliography"/>
       </w:pPr>
       <w:r>
-        <w:t xml:space="preserve">[25]</w:t>
+        <w:t xml:space="preserve">25.</w:t>
       </w:r>
       <w:r>
         <w:t xml:space="preserve"> </w:t>
@@ -14901,7 +14901,7 @@
         <w:pStyle w:val="Bibliography"/>
       </w:pPr>
       <w:r>
-        <w:t xml:space="preserve">[26]</w:t>
+        <w:t xml:space="preserve">26.</w:t>
       </w:r>
       <w:r>
         <w:t xml:space="preserve"> </w:t>
@@ -14944,7 +14944,7 @@
         <w:pStyle w:val="Bibliography"/>
       </w:pPr>
       <w:r>
-        <w:t xml:space="preserve">[27]</w:t>
+        <w:t xml:space="preserve">27.</w:t>
       </w:r>
       <w:r>
         <w:t xml:space="preserve"> </w:t>
@@ -14987,7 +14987,7 @@
         <w:pStyle w:val="Bibliography"/>
       </w:pPr>
       <w:r>
-        <w:t xml:space="preserve">[28]</w:t>
+        <w:t xml:space="preserve">28.</w:t>
       </w:r>
       <w:r>
         <w:t xml:space="preserve"> </w:t>
@@ -15039,7 +15039,7 @@
         <w:pStyle w:val="Bibliography"/>
       </w:pPr>
       <w:r>
-        <w:t xml:space="preserve">[29]</w:t>
+        <w:t xml:space="preserve">29.</w:t>
       </w:r>
       <w:r>
         <w:t xml:space="preserve"> </w:t>
@@ -15082,7 +15082,7 @@
         <w:pStyle w:val="Bibliography"/>
       </w:pPr>
       <w:r>
-        <w:t xml:space="preserve">[30]</w:t>
+        <w:t xml:space="preserve">30.</w:t>
       </w:r>
       <w:r>
         <w:t xml:space="preserve"> </w:t>
@@ -15125,7 +15125,7 @@
         <w:pStyle w:val="Bibliography"/>
       </w:pPr>
       <w:r>
-        <w:t xml:space="preserve">[31]</w:t>
+        <w:t xml:space="preserve">31.</w:t>
       </w:r>
       <w:r>
         <w:t xml:space="preserve"> </w:t>
@@ -15168,7 +15168,7 @@
         <w:pStyle w:val="Bibliography"/>
       </w:pPr>
       <w:r>
-        <w:t xml:space="preserve">[32]</w:t>
+        <w:t xml:space="preserve">32.</w:t>
       </w:r>
       <w:r>
         <w:t xml:space="preserve"> </w:t>
@@ -15211,7 +15211,7 @@
         <w:pStyle w:val="Bibliography"/>
       </w:pPr>
       <w:r>
-        <w:t xml:space="preserve">[33]</w:t>
+        <w:t xml:space="preserve">33.</w:t>
       </w:r>
       <w:r>
         <w:t xml:space="preserve"> </w:t>
@@ -15254,7 +15254,7 @@
         <w:pStyle w:val="Bibliography"/>
       </w:pPr>
       <w:r>
-        <w:t xml:space="preserve">[34]</w:t>
+        <w:t xml:space="preserve">34.</w:t>
       </w:r>
       <w:r>
         <w:t xml:space="preserve"> </w:t>
@@ -15297,7 +15297,7 @@
         <w:pStyle w:val="Bibliography"/>
       </w:pPr>
       <w:r>
-        <w:t xml:space="preserve">[35]</w:t>
+        <w:t xml:space="preserve">35.</w:t>
       </w:r>
       <w:r>
         <w:t xml:space="preserve"> </w:t>
@@ -15352,7 +15352,7 @@
         <w:pStyle w:val="Bibliography"/>
       </w:pPr>
       <w:r>
-        <w:t xml:space="preserve">[36]</w:t>
+        <w:t xml:space="preserve">36.</w:t>
       </w:r>
       <w:r>
         <w:t xml:space="preserve"> </w:t>
@@ -15395,7 +15395,7 @@
         <w:pStyle w:val="Bibliography"/>
       </w:pPr>
       <w:r>
-        <w:t xml:space="preserve">[37]</w:t>
+        <w:t xml:space="preserve">37.</w:t>
       </w:r>
       <w:r>
         <w:t xml:space="preserve"> </w:t>
@@ -15447,7 +15447,7 @@
         <w:pStyle w:val="Bibliography"/>
       </w:pPr>
       <w:r>
-        <w:t xml:space="preserve">[38]</w:t>
+        <w:t xml:space="preserve">38.</w:t>
       </w:r>
       <w:r>
         <w:t xml:space="preserve"> </w:t>
@@ -15515,7 +15515,7 @@
         <w:pStyle w:val="Bibliography"/>
       </w:pPr>
       <w:r>
-        <w:t xml:space="preserve">[39]</w:t>
+        <w:t xml:space="preserve">39.</w:t>
       </w:r>
       <w:r>
         <w:t xml:space="preserve"> </w:t>
@@ -15558,7 +15558,7 @@
         <w:pStyle w:val="Bibliography"/>
       </w:pPr>
       <w:r>
-        <w:t xml:space="preserve">[40]</w:t>
+        <w:t xml:space="preserve">40.</w:t>
       </w:r>
       <w:r>
         <w:t xml:space="preserve"> </w:t>
@@ -15601,7 +15601,7 @@
         <w:pStyle w:val="Bibliography"/>
       </w:pPr>
       <w:r>
-        <w:t xml:space="preserve">[41]</w:t>
+        <w:t xml:space="preserve">41.</w:t>
       </w:r>
       <w:r>
         <w:t xml:space="preserve"> </w:t>
@@ -15653,7 +15653,7 @@
         <w:pStyle w:val="Bibliography"/>
       </w:pPr>
       <w:r>
-        <w:t xml:space="preserve">[42]</w:t>
+        <w:t xml:space="preserve">42.</w:t>
       </w:r>
       <w:r>
         <w:t xml:space="preserve"> </w:t>
@@ -15696,7 +15696,7 @@
         <w:pStyle w:val="Bibliography"/>
       </w:pPr>
       <w:r>
-        <w:t xml:space="preserve">[43]</w:t>
+        <w:t xml:space="preserve">43.</w:t>
       </w:r>
       <w:r>
         <w:t xml:space="preserve"> </w:t>
@@ -15739,7 +15739,7 @@
         <w:pStyle w:val="Bibliography"/>
       </w:pPr>
       <w:r>
-        <w:t xml:space="preserve">[44]</w:t>
+        <w:t xml:space="preserve">44.</w:t>
       </w:r>
       <w:r>
         <w:t xml:space="preserve"> </w:t>
@@ -15791,7 +15791,7 @@
         <w:pStyle w:val="Bibliography"/>
       </w:pPr>
       <w:r>
-        <w:t xml:space="preserve">[45]</w:t>
+        <w:t xml:space="preserve">45.</w:t>
       </w:r>
       <w:r>
         <w:t xml:space="preserve"> </w:t>

--- a/it_takes_time/paper/paper.docx
+++ b/it_takes_time/paper/paper.docx
@@ -4046,14 +4046,7 @@
         <w:t xml:space="preserve"> </w:t>
       </w:r>
       <w:r>
-        <w:rPr>
-          <w:i/>
-          <w:iCs/>
-        </w:rPr>
-        <w:t xml:space="preserve">Val</w:t>
-      </w:r>
-      <w:r>
-        <w:t xml:space="preserve">: the operation acts at the value-mixing stage of attention.</w:t>
+        <w:t xml:space="preserve">Val: the operation acts at the value-mixing stage of attention.</w:t>
       </w:r>
     </w:p>
     <w:p>
@@ -4427,29 +4420,13 @@
         <w:t xml:space="preserve"> </w:t>
       </w:r>
       <w:r>
-        <w:t xml:space="preserve">intensity-driven</w:t>
-      </w:r>
-      <w:r>
-        <w:t xml:space="preserve"> </w:t>
-      </w:r>
-      <w:r>
-        <w:rPr>
-          <w:i/>
-          <w:iCs/>
-        </w:rPr>
-        <w:t xml:space="preserve">direction</w:t>
-      </w:r>
-      <w:r>
-        <w:t xml:space="preserve"> </w:t>
-      </w:r>
-      <w:r>
-        <w:t xml:space="preserve">change in the output vector — the</w:t>
-      </w:r>
-      <w:r>
-        <w:t xml:space="preserve"> </w:t>
-      </w:r>
-      <w:r>
-        <w:t xml:space="preserve">part that actually re-ranks candidates — passes through unaffected.</w:t>
+        <w:t xml:space="preserve">intensity-driven direction change in the output vector, the</w:t>
+      </w:r>
+      <w:r>
+        <w:t xml:space="preserve"> </w:t>
+      </w:r>
+      <w:r>
+        <w:t xml:space="preserve">part that actually re-ranks candidates, passes through unaffected.</w:t>
       </w:r>
     </w:p>
     <w:p>
@@ -7206,13 +7183,13 @@
         <w:t xml:space="preserve"> </w:t>
       </w:r>
       <w:r>
-        <w:t xml:space="preserve">Under our leave-one-out full-ranking protocol — exactly one held-out</w:t>
-      </w:r>
-      <w:r>
-        <w:t xml:space="preserve"> </w:t>
-      </w:r>
-      <w:r>
-        <w:t xml:space="preserve">positive per user, ranked against the full item catalogue — Hit@K</w:t>
+        <w:t xml:space="preserve">Under our leave-one-out full-ranking protocol, where exactly one held-out</w:t>
+      </w:r>
+      <w:r>
+        <w:t xml:space="preserve"> </w:t>
+      </w:r>
+      <w:r>
+        <w:t xml:space="preserve">positive per user is ranked against the full item catalogue, Hit@K</w:t>
       </w:r>
       <w:r>
         <w:t xml:space="preserve"> </w:t>

--- a/it_takes_time/paper/paper.docx
+++ b/it_takes_time/paper/paper.docx
@@ -5094,7 +5094,7 @@
               <w:jc w:val="left"/>
             </w:pPr>
             <w:r>
-              <w:t xml:space="preserve">Add</w:t>
+              <w:t xml:space="preserve">IA-SASRec-Add</w:t>
             </w:r>
           </w:p>
         </w:tc>
@@ -5251,7 +5251,7 @@
               <w:jc w:val="left"/>
             </w:pPr>
             <w:r>
-              <w:t xml:space="preserve">Mul</w:t>
+              <w:t xml:space="preserve">IA-SASRec-Mul</w:t>
             </w:r>
           </w:p>
         </w:tc>
@@ -5447,7 +5447,7 @@
               <w:jc w:val="left"/>
             </w:pPr>
             <w:r>
-              <w:t xml:space="preserve">Val</w:t>
+              <w:t xml:space="preserve">IA-SASRec-Val</w:t>
             </w:r>
           </w:p>
         </w:tc>
@@ -10716,7 +10716,7 @@
               <w:jc w:val="center"/>
             </w:pPr>
             <w:r>
-              <w:t xml:space="preserve">Add</w:t>
+              <w:t xml:space="preserve">IA-SASRec-Add</w:t>
             </w:r>
           </w:p>
         </w:tc>
@@ -10728,7 +10728,7 @@
               <w:jc w:val="center"/>
             </w:pPr>
             <w:r>
-              <w:t xml:space="preserve">Mul</w:t>
+              <w:t xml:space="preserve">IA-SASRec-Mul</w:t>
             </w:r>
           </w:p>
         </w:tc>
@@ -10740,7 +10740,7 @@
               <w:jc w:val="center"/>
             </w:pPr>
             <w:r>
-              <w:t xml:space="preserve">Val</w:t>
+              <w:t xml:space="preserve">IA-SASRec-Val</w:t>
             </w:r>
           </w:p>
         </w:tc>
@@ -11424,7 +11424,7 @@
         <w:t xml:space="preserve"> </w:t>
       </w:r>
       <w:r>
-        <w:t xml:space="preserve">across attention layers and seeds (cf. Table </w:t>
+        <w:t xml:space="preserve">across attention layers and seeds (Table </w:t>
       </w:r>
       <w:hyperlink w:anchor="tab:lambda">
         <w:r>

--- a/it_takes_time/paper/paper.docx
+++ b/it_takes_time/paper/paper.docx
@@ -2,6 +2,937 @@
 <file path=word/document.xml><?xml version="1.0" encoding="utf-8"?>
 <w:document xmlns:w="http://schemas.openxmlformats.org/wordprocessingml/2006/main" xmlns:m="http://schemas.openxmlformats.org/officeDocument/2006/math" xmlns:r="http://schemas.openxmlformats.org/officeDocument/2006/relationships" xmlns:o="urn:schemas-microsoft-com:office:office" xmlns:v="urn:schemas-microsoft-com:vml" xmlns:w10="urn:schemas-microsoft-com:office:word" xmlns:a="http://schemas.openxmlformats.org/drawingml/2006/main" xmlns:pic="http://schemas.openxmlformats.org/drawingml/2006/picture" xmlns:wp="http://schemas.openxmlformats.org/drawingml/2006/wordprocessingDrawing">
   <w:body>
+    <w:p>
+      <w:pPr>
+        <w:pStyle w:val="FirstParagraph"/>
+      </w:pPr>
+      <w:r>
+        <w:rPr>
+          <w:b/>
+          <w:bCs/>
+        </w:rPr>
+        <w:t xml:space="preserve">АНОТАЦІЯ</w:t>
+      </w:r>
+    </w:p>
+    <w:p>
+      <w:pPr>
+        <w:pStyle w:val="BodyText"/>
+      </w:pPr>
+      <w:r>
+        <w:t xml:space="preserve">Послідовні рекомендаційні системи на основі самоуваги ігнорують</w:t>
+      </w:r>
+      <w:r>
+        <w:t xml:space="preserve"> </w:t>
+      </w:r>
+      <w:r>
+        <w:t xml:space="preserve">насичений контрольований сигнал: інтенсивність кожної взаємодії</w:t>
+      </w:r>
+      <w:r>
+        <w:t xml:space="preserve"> </w:t>
+      </w:r>
+      <w:r>
+        <w:t xml:space="preserve">(5-зірковий рейтинг, кількість годин гри, час перебування на</w:t>
+      </w:r>
+      <w:r>
+        <w:t xml:space="preserve"> </w:t>
+      </w:r>
+      <w:r>
+        <w:t xml:space="preserve">сторінці, вартість покупки). Ми висунули гіпотезу, що введення</w:t>
+      </w:r>
+      <w:r>
+        <w:t xml:space="preserve"> </w:t>
+      </w:r>
+      <w:r>
+        <w:t xml:space="preserve">інтенсивності в обчислення уваги повинно покращити точність top-</w:t>
+      </w:r>
+      <m:oMath>
+        <m:r>
+          <m:t>k</m:t>
+        </m:r>
+      </m:oMath>
+      <w:r>
+        <w:t xml:space="preserve"> </w:t>
+      </w:r>
+      <w:r>
+        <w:t xml:space="preserve">пропорційно до того, наскільки інформативним є базовий сигнал. Ми</w:t>
+      </w:r>
+      <w:r>
+        <w:t xml:space="preserve"> </w:t>
+      </w:r>
+      <w:r>
+        <w:t xml:space="preserve">перевіряємо гіпотезу за допомогою трьох модифікацій SASRec</w:t>
+      </w:r>
+      <w:r>
+        <w:t xml:space="preserve"> </w:t>
+      </w:r>
+      <w:r>
+        <w:t xml:space="preserve">(IA-SASRec-Add, IA-SASRec-Mul, IA-SASRec-Val), що відповідають</w:t>
+      </w:r>
+      <w:r>
+        <w:t xml:space="preserve"> </w:t>
+      </w:r>
+      <w:r>
+        <w:t xml:space="preserve">трьом алгебраїчним позиціям, де інтенсивність може бути введена у</w:t>
+      </w:r>
+      <w:r>
+        <w:t xml:space="preserve"> </w:t>
+      </w:r>
+      <w:r>
+        <w:t xml:space="preserve">вираз уваги. Кожен варіант додає один скаляр</w:t>
+      </w:r>
+      <w:r>
+        <w:t xml:space="preserve"> </w:t>
+      </w:r>
+      <m:oMath>
+        <m:r>
+          <m:t>λ</m:t>
+        </m:r>
+      </m:oMath>
+      <w:r>
+        <w:t xml:space="preserve">, який</w:t>
+      </w:r>
+      <w:r>
+        <w:t xml:space="preserve"> </w:t>
+      </w:r>
+      <w:r>
+        <w:t xml:space="preserve">оптимізується під час навчання, на кожен шар уваги, спроектований</w:t>
+      </w:r>
+      <w:r>
+        <w:t xml:space="preserve"> </w:t>
+      </w:r>
+      <w:r>
+        <w:t xml:space="preserve">так, щоб при</w:t>
+      </w:r>
+      <w:r>
+        <w:t xml:space="preserve"> </w:t>
+      </w:r>
+      <m:oMath>
+        <m:r>
+          <m:t>λ</m:t>
+        </m:r>
+        <m:r>
+          <m:rPr>
+            <m:sty m:val="p"/>
+          </m:rPr>
+          <m:t>=</m:t>
+        </m:r>
+        <m:r>
+          <m:t>0</m:t>
+        </m:r>
+      </m:oMath>
+      <w:r>
+        <w:t xml:space="preserve"> </w:t>
+      </w:r>
+      <w:r>
+        <w:t xml:space="preserve">точно відтворювався базовий SASRec:</w:t>
+      </w:r>
+      <w:r>
+        <w:t xml:space="preserve"> </w:t>
+      </w:r>
+      <w:r>
+        <w:t xml:space="preserve">модель є строгою надмножиною базової моделі. Ми проводимо оцінку на</w:t>
+      </w:r>
+      <w:r>
+        <w:t xml:space="preserve"> </w:t>
+      </w:r>
+      <w:r>
+        <w:t xml:space="preserve">семи наборах даних (MovieLens</w:t>
+      </w:r>
+      <m:oMath>
+        <m:r>
+          <m:rPr>
+            <m:sty m:val="p"/>
+          </m:rPr>
+          <m:t>×</m:t>
+        </m:r>
+      </m:oMath>
+      <w:r>
+        <w:t xml:space="preserve">2, Amazon</w:t>
+      </w:r>
+      <m:oMath>
+        <m:r>
+          <m:rPr>
+            <m:sty m:val="p"/>
+          </m:rPr>
+          <m:t>×</m:t>
+        </m:r>
+      </m:oMath>
+      <w:r>
+        <w:t xml:space="preserve">2,</w:t>
+      </w:r>
+      <w:r>
+        <w:t xml:space="preserve"> </w:t>
+      </w:r>
+      <w:r>
+        <w:t xml:space="preserve">Steam</w:t>
+      </w:r>
+      <m:oMath>
+        <m:r>
+          <m:rPr>
+            <m:sty m:val="p"/>
+          </m:rPr>
+          <m:t>×</m:t>
+        </m:r>
+      </m:oMath>
+      <w:r>
+        <w:t xml:space="preserve">3) з п’ятьма ініціалізаціями на конфігурацію, за</w:t>
+      </w:r>
+      <w:r>
+        <w:t xml:space="preserve"> </w:t>
+      </w:r>
+      <w:r>
+        <w:t xml:space="preserve">протоколом значущості з двома критеріями та перевіркою стабільності</w:t>
+      </w:r>
+      <w:r>
+        <w:t xml:space="preserve"> </w:t>
+      </w:r>
+      <w:r>
+        <w:t xml:space="preserve">(попарний</w:t>
+      </w:r>
+      <w:r>
+        <w:t xml:space="preserve"> </w:t>
+      </w:r>
+      <m:oMath>
+        <m:r>
+          <m:t>t</m:t>
+        </m:r>
+      </m:oMath>
+      <w:r>
+        <w:t xml:space="preserve">-критерій на рівні ініціалізації та попарний бутстрап</w:t>
+      </w:r>
+      <w:r>
+        <w:t xml:space="preserve"> </w:t>
+      </w:r>
+      <w:r>
+        <w:t xml:space="preserve">на рівні користувача з</w:t>
+      </w:r>
+      <w:r>
+        <w:t xml:space="preserve"> </w:t>
+      </w:r>
+      <m:oMath>
+        <m:r>
+          <m:t>B</m:t>
+        </m:r>
+        <m:r>
+          <m:rPr>
+            <m:sty m:val="p"/>
+          </m:rPr>
+          <m:t>=</m:t>
+        </m:r>
+        <m:r>
+          <m:t>2</m:t>
+        </m:r>
+        <m:r>
+          <m:rPr>
+            <m:sty m:val="p"/>
+          </m:rPr>
+          <m:t>,</m:t>
+        </m:r>
+        <m:r>
+          <m:t>000</m:t>
+        </m:r>
+      </m:oMath>
+      <w:r>
+        <w:t xml:space="preserve">). Згідно з цим протоколом</w:t>
+      </w:r>
+      <w:r>
+        <w:t xml:space="preserve"> </w:t>
+      </w:r>
+      <w:r>
+        <w:t xml:space="preserve">жоден варіант не досягає стійкого покращення за метриками NDCG@10,</w:t>
+      </w:r>
+      <w:r>
+        <w:t xml:space="preserve"> </w:t>
+      </w:r>
+      <w:r>
+        <w:t xml:space="preserve">Recall@10 або MRR@10 на жодному з наборів. Отримана картина</w:t>
+      </w:r>
+      <w:r>
+        <w:t xml:space="preserve"> </w:t>
+      </w:r>
+      <w:r>
+        <w:t xml:space="preserve">перевертає гіпотезу: саме на наборі даних Steam (з найбільш</w:t>
+      </w:r>
+      <w:r>
+        <w:t xml:space="preserve"> </w:t>
+      </w:r>
+      <w:r>
+        <w:t xml:space="preserve">насиченим сигналом інтенсивності) спостерігаються найбільші</w:t>
+      </w:r>
+      <w:r>
+        <w:t xml:space="preserve"> </w:t>
+      </w:r>
+      <w:r>
+        <w:t xml:space="preserve">статистично значущі погіршення результатів (до</w:t>
+      </w:r>
+      <w:r>
+        <w:t xml:space="preserve"> </w:t>
+      </w:r>
+      <m:oMath>
+        <m:r>
+          <m:rPr>
+            <m:sty m:val="p"/>
+          </m:rPr>
+          <m:t>−</m:t>
+        </m:r>
+        <m:r>
+          <m:t>9</m:t>
+        </m:r>
+        <m:r>
+          <m:rPr>
+            <m:sty m:val="p"/>
+          </m:rPr>
+          <m:t>,</m:t>
+        </m:r>
+        <m:r>
+          <m:t>5</m:t>
+        </m:r>
+        <m:r>
+          <m:rPr>
+            <m:sty m:val="p"/>
+          </m:rPr>
+          <m:t>%</m:t>
+        </m:r>
+      </m:oMath>
+      <w:r>
+        <w:t xml:space="preserve"> </w:t>
+      </w:r>
+      <w:r>
+        <w:t xml:space="preserve">за</w:t>
+      </w:r>
+      <w:r>
+        <w:t xml:space="preserve"> </w:t>
+      </w:r>
+      <w:r>
+        <w:t xml:space="preserve">показником NDCG@10,</w:t>
+      </w:r>
+      <w:r>
+        <w:t xml:space="preserve"> </w:t>
+      </w:r>
+      <m:oMath>
+        <m:r>
+          <m:t>p</m:t>
+        </m:r>
+        <m:r>
+          <m:rPr>
+            <m:sty m:val="p"/>
+          </m:rPr>
+          <m:t>&lt;</m:t>
+        </m:r>
+        <m:r>
+          <m:t>0</m:t>
+        </m:r>
+        <m:r>
+          <m:rPr>
+            <m:sty m:val="p"/>
+          </m:rPr>
+          <m:t>,</m:t>
+        </m:r>
+        <m:r>
+          <m:t>05</m:t>
+        </m:r>
+      </m:oMath>
+      <w:r>
+        <w:t xml:space="preserve">). Аналіз механізму на основі</w:t>
+      </w:r>
+      <w:r>
+        <w:t xml:space="preserve"> </w:t>
+      </w:r>
+      <w:r>
+        <w:t xml:space="preserve">навченого параметра</w:t>
+      </w:r>
+      <w:r>
+        <w:t xml:space="preserve"> </w:t>
+      </w:r>
+      <m:oMath>
+        <m:r>
+          <m:t>λ</m:t>
+        </m:r>
+      </m:oMath>
+      <w:r>
+        <w:t xml:space="preserve"> </w:t>
+      </w:r>
+      <w:r>
+        <w:t xml:space="preserve">пояснює причину невдачі:</w:t>
+      </w:r>
+      <w:r>
+        <w:t xml:space="preserve"> </w:t>
+      </w:r>
+      <m:oMath>
+        <m:r>
+          <m:t>λ</m:t>
+        </m:r>
+      </m:oMath>
+      <w:r>
+        <w:t xml:space="preserve"> </w:t>
+      </w:r>
+      <w:r>
+        <w:t xml:space="preserve">вільно адаптується на наборах даних, де інтенсивність не є</w:t>
+      </w:r>
+      <w:r>
+        <w:t xml:space="preserve"> </w:t>
+      </w:r>
+      <w:r>
+        <w:t xml:space="preserve">інформативною (до</w:t>
+      </w:r>
+      <w:r>
+        <w:t xml:space="preserve"> </w:t>
+      </w:r>
+      <m:oMath>
+        <m:r>
+          <m:t>0</m:t>
+        </m:r>
+        <m:r>
+          <m:rPr>
+            <m:sty m:val="p"/>
+          </m:rPr>
+          <m:t>,</m:t>
+        </m:r>
+        <m:r>
+          <m:t>07</m:t>
+        </m:r>
+      </m:oMath>
+      <w:r>
+        <w:t xml:space="preserve"> </w:t>
+      </w:r>
+      <w:r>
+        <w:t xml:space="preserve">на ML-1M), але залишається на рівні</w:t>
+      </w:r>
+      <w:r>
+        <w:t xml:space="preserve"> </w:t>
+      </w:r>
+      <m:oMath>
+        <m:r>
+          <m:t>0</m:t>
+        </m:r>
+        <m:r>
+          <m:rPr>
+            <m:sty m:val="p"/>
+          </m:rPr>
+          <m:t>,</m:t>
+        </m:r>
+        <m:r>
+          <m:t>55</m:t>
+        </m:r>
+      </m:oMath>
+      <w:r>
+        <w:t xml:space="preserve">–</w:t>
+      </w:r>
+      <m:oMath>
+        <m:r>
+          <m:t>0</m:t>
+        </m:r>
+        <m:r>
+          <m:rPr>
+            <m:sty m:val="p"/>
+          </m:rPr>
+          <m:t>,</m:t>
+        </m:r>
+        <m:r>
+          <m:t>99</m:t>
+        </m:r>
+      </m:oMath>
+      <w:r>
+        <w:t xml:space="preserve"> </w:t>
+      </w:r>
+      <w:r>
+        <w:t xml:space="preserve">на Steam. Ми стверджуємо, що один скалярний</w:t>
+      </w:r>
+      <w:r>
+        <w:t xml:space="preserve"> </w:t>
+      </w:r>
+      <w:r>
+        <w:t xml:space="preserve">вентиль на кожен шар є занадто обмеженим засобом контролю для</w:t>
+      </w:r>
+      <w:r>
+        <w:t xml:space="preserve"> </w:t>
+      </w:r>
+      <w:r>
+        <w:t xml:space="preserve">інжекції інтенсивності, і пропонуємо три конкретні архітектурні</w:t>
+      </w:r>
+      <w:r>
+        <w:t xml:space="preserve"> </w:t>
+      </w:r>
+      <w:r>
+        <w:t xml:space="preserve">рішення, спрямовані на подолання цього обмеження.</w:t>
+      </w:r>
+    </w:p>
+    <w:p>
+      <w:pPr>
+        <w:pStyle w:val="BodyText"/>
+      </w:pPr>
+      <w:r>
+        <w:rPr>
+          <w:b/>
+          <w:bCs/>
+        </w:rPr>
+        <w:t xml:space="preserve">Ключові слова:</w:t>
+      </w:r>
+      <w:r>
+        <w:t xml:space="preserve"> </w:t>
+      </w:r>
+      <w:r>
+        <w:t xml:space="preserve">послідовні рекомендації;</w:t>
+      </w:r>
+      <w:r>
+        <w:t xml:space="preserve"> </w:t>
+      </w:r>
+      <w:r>
+        <w:t xml:space="preserve">самоувага; SASRec; інтеграція додаткової інформації; увага з</w:t>
+      </w:r>
+      <w:r>
+        <w:t xml:space="preserve"> </w:t>
+      </w:r>
+      <w:r>
+        <w:t xml:space="preserve">урахуванням інтенсивності; відтворюваність; негативний результат;</w:t>
+      </w:r>
+      <w:r>
+        <w:t xml:space="preserve"> </w:t>
+      </w:r>
+      <w:r>
+        <w:t xml:space="preserve">аналіз механізму.</w:t>
+      </w:r>
+    </w:p>
+    <w:p>
+      <w:pPr>
+        <w:pStyle w:val="BodyText"/>
+      </w:pPr>
+      <w:r>
+        <w:rPr>
+          <w:b/>
+          <w:bCs/>
+        </w:rPr>
+        <w:t xml:space="preserve">Abstract</w:t>
+      </w:r>
+    </w:p>
+    <w:p>
+      <w:pPr>
+        <w:pStyle w:val="BodyText"/>
+      </w:pPr>
+      <w:r>
+        <w:t xml:space="preserve">Sequential recommenders based on self-attention discard a</w:t>
+      </w:r>
+      <w:r>
+        <w:t xml:space="preserve"> </w:t>
+      </w:r>
+      <w:r>
+        <w:t xml:space="preserve">rich supervised signal: per-interaction intensity (a</w:t>
+      </w:r>
+      <w:r>
+        <w:t xml:space="preserve"> </w:t>
+      </w:r>
+      <m:oMath>
+        <m:r>
+          <m:t>5</m:t>
+        </m:r>
+      </m:oMath>
+      <w:r>
+        <w:t xml:space="preserve">-star</w:t>
+      </w:r>
+      <w:r>
+        <w:t xml:space="preserve"> </w:t>
+      </w:r>
+      <w:r>
+        <w:t xml:space="preserve">rating, hours played, dwell time, purchase value). We hypothesised</w:t>
+      </w:r>
+      <w:r>
+        <w:t xml:space="preserve"> </w:t>
+      </w:r>
+      <w:r>
+        <w:t xml:space="preserve">that re-introducing intensity into the attention computation should</w:t>
+      </w:r>
+      <w:r>
+        <w:t xml:space="preserve"> </w:t>
+      </w:r>
+      <w:r>
+        <w:t xml:space="preserve">improve top-</w:t>
+      </w:r>
+      <m:oMath>
+        <m:r>
+          <m:t>k</m:t>
+        </m:r>
+      </m:oMath>
+      <w:r>
+        <w:t xml:space="preserve"> </w:t>
+      </w:r>
+      <w:r>
+        <w:t xml:space="preserve">accuracy in proportion to how informative the</w:t>
+      </w:r>
+      <w:r>
+        <w:t xml:space="preserve"> </w:t>
+      </w:r>
+      <w:r>
+        <w:t xml:space="preserve">underlying signal is. We test the hypothesis with three drop-in</w:t>
+      </w:r>
+      <w:r>
+        <w:t xml:space="preserve"> </w:t>
+      </w:r>
+      <w:r>
+        <w:t xml:space="preserve">modifications of SASRec (IA-SASRec-Add, IA-SASRec-Mul, IA-SASRec-Val),</w:t>
+      </w:r>
+      <w:r>
+        <w:t xml:space="preserve"> </w:t>
+      </w:r>
+      <w:r>
+        <w:t xml:space="preserve">corresponding to the three algebraic positions where intensity</w:t>
+      </w:r>
+      <w:r>
+        <w:t xml:space="preserve"> </w:t>
+      </w:r>
+      <w:r>
+        <w:t xml:space="preserve">can be threaded into the attention expression. Each variant adds a</w:t>
+      </w:r>
+      <w:r>
+        <w:t xml:space="preserve"> </w:t>
+      </w:r>
+      <w:r>
+        <w:t xml:space="preserve">single learnable scalar</w:t>
+      </w:r>
+      <w:r>
+        <w:t xml:space="preserve"> </w:t>
+      </w:r>
+      <m:oMath>
+        <m:r>
+          <m:t>λ</m:t>
+        </m:r>
+      </m:oMath>
+      <w:r>
+        <w:t xml:space="preserve"> </w:t>
+      </w:r>
+      <w:r>
+        <w:t xml:space="preserve">per attention layer, designed so</w:t>
+      </w:r>
+      <w:r>
+        <w:t xml:space="preserve"> </w:t>
+      </w:r>
+      <w:r>
+        <w:t xml:space="preserve">that</w:t>
+      </w:r>
+      <w:r>
+        <w:t xml:space="preserve"> </w:t>
+      </w:r>
+      <m:oMath>
+        <m:r>
+          <m:t>λ</m:t>
+        </m:r>
+        <m:r>
+          <m:rPr>
+            <m:sty m:val="p"/>
+          </m:rPr>
+          <m:t>=</m:t>
+        </m:r>
+        <m:r>
+          <m:t>0</m:t>
+        </m:r>
+      </m:oMath>
+      <w:r>
+        <w:t xml:space="preserve"> </w:t>
+      </w:r>
+      <w:r>
+        <w:t xml:space="preserve">recovers vanilla SASRec exactly: the model is a</w:t>
+      </w:r>
+      <w:r>
+        <w:t xml:space="preserve"> </w:t>
+      </w:r>
+      <w:r>
+        <w:t xml:space="preserve">strict super-set of the baseline. We evaluate across seven datasets</w:t>
+      </w:r>
+      <w:r>
+        <w:t xml:space="preserve"> </w:t>
+      </w:r>
+      <w:r>
+        <w:t xml:space="preserve">(MovieLens</w:t>
+      </w:r>
+      <m:oMath>
+        <m:r>
+          <m:rPr>
+            <m:sty m:val="p"/>
+          </m:rPr>
+          <m:t>×</m:t>
+        </m:r>
+      </m:oMath>
+      <w:r>
+        <w:t xml:space="preserve">2, Amazon</w:t>
+      </w:r>
+      <m:oMath>
+        <m:r>
+          <m:rPr>
+            <m:sty m:val="p"/>
+          </m:rPr>
+          <m:t>×</m:t>
+        </m:r>
+      </m:oMath>
+      <w:r>
+        <w:t xml:space="preserve">2, Steam</w:t>
+      </w:r>
+      <m:oMath>
+        <m:r>
+          <m:rPr>
+            <m:sty m:val="p"/>
+          </m:rPr>
+          <m:t>×</m:t>
+        </m:r>
+      </m:oMath>
+      <w:r>
+        <w:t xml:space="preserve">3) with five seeds</w:t>
+      </w:r>
+      <w:r>
+        <w:t xml:space="preserve"> </w:t>
+      </w:r>
+      <w:r>
+        <w:t xml:space="preserve">per configuration, under a dual-criterion significance protocol with a</w:t>
+      </w:r>
+      <w:r>
+        <w:t xml:space="preserve"> </w:t>
+      </w:r>
+      <w:r>
+        <w:t xml:space="preserve">per-seed stability check (seed-level paired</w:t>
+      </w:r>
+      <w:r>
+        <w:t xml:space="preserve"> </w:t>
+      </w:r>
+      <m:oMath>
+        <m:r>
+          <m:t>t</m:t>
+        </m:r>
+      </m:oMath>
+      <w:r>
+        <w:t xml:space="preserve"> </w:t>
+      </w:r>
+      <w:r>
+        <w:t xml:space="preserve">and per-user paired</w:t>
+      </w:r>
+      <w:r>
+        <w:t xml:space="preserve"> </w:t>
+      </w:r>
+      <w:r>
+        <w:t xml:space="preserve">bootstrap with</w:t>
+      </w:r>
+      <w:r>
+        <w:t xml:space="preserve"> </w:t>
+      </w:r>
+      <m:oMath>
+        <m:r>
+          <m:t>B</m:t>
+        </m:r>
+        <m:r>
+          <m:rPr>
+            <m:sty m:val="p"/>
+          </m:rPr>
+          <m:t>=</m:t>
+        </m:r>
+        <m:r>
+          <m:t>2</m:t>
+        </m:r>
+        <m:r>
+          <m:rPr>
+            <m:sty m:val="p"/>
+          </m:rPr>
+          <m:t>,</m:t>
+        </m:r>
+        <m:r>
+          <m:t>000</m:t>
+        </m:r>
+      </m:oMath>
+      <w:r>
+        <w:t xml:space="preserve">). Under this protocol, no variant achieves</w:t>
+      </w:r>
+      <w:r>
+        <w:t xml:space="preserve"> </w:t>
+      </w:r>
+      <w:r>
+        <w:t xml:space="preserve">a robust improvement on NDCG@10, Recall@10, or MRR@10 anywhere. The</w:t>
+      </w:r>
+      <w:r>
+        <w:t xml:space="preserve"> </w:t>
+      </w:r>
+      <w:r>
+        <w:t xml:space="preserve">pattern inverts the hypothesis: Steam (the dataset with the richest</w:t>
+      </w:r>
+      <w:r>
+        <w:t xml:space="preserve"> </w:t>
+      </w:r>
+      <w:r>
+        <w:t xml:space="preserve">intensity signal) hosts the largest significant degradations (up to</w:t>
+      </w:r>
+      <w:r>
+        <w:t xml:space="preserve"> </w:t>
+      </w:r>
+      <m:oMath>
+        <m:r>
+          <m:rPr>
+            <m:sty m:val="p"/>
+          </m:rPr>
+          <m:t>−</m:t>
+        </m:r>
+        <m:r>
+          <m:t>9.5</m:t>
+        </m:r>
+        <m:r>
+          <m:rPr>
+            <m:sty m:val="p"/>
+          </m:rPr>
+          <m:t>%</m:t>
+        </m:r>
+      </m:oMath>
+      <w:r>
+        <w:t xml:space="preserve"> </w:t>
+      </w:r>
+      <w:r>
+        <w:t xml:space="preserve">NDCG@10,</w:t>
+      </w:r>
+      <w:r>
+        <w:t xml:space="preserve"> </w:t>
+      </w:r>
+      <m:oMath>
+        <m:r>
+          <m:t>p</m:t>
+        </m:r>
+        <m:r>
+          <m:rPr>
+            <m:sty m:val="p"/>
+          </m:rPr>
+          <m:t>&lt;</m:t>
+        </m:r>
+        <m:r>
+          <m:t>0.05</m:t>
+        </m:r>
+      </m:oMath>
+      <w:r>
+        <w:t xml:space="preserve">). Mechanism analysis through the learned</w:t>
+      </w:r>
+      <w:r>
+        <w:t xml:space="preserve"> </w:t>
+      </w:r>
+      <m:oMath>
+        <m:r>
+          <m:t>λ</m:t>
+        </m:r>
+      </m:oMath>
+      <w:r>
+        <w:t xml:space="preserve"> </w:t>
+      </w:r>
+      <w:r>
+        <w:t xml:space="preserve">explains the failure:</w:t>
+      </w:r>
+      <w:r>
+        <w:t xml:space="preserve"> </w:t>
+      </w:r>
+      <m:oMath>
+        <m:r>
+          <m:t>λ</m:t>
+        </m:r>
+      </m:oMath>
+      <w:r>
+        <w:t xml:space="preserve"> </w:t>
+      </w:r>
+      <w:r>
+        <w:t xml:space="preserve">adapts freely on datasets</w:t>
+      </w:r>
+      <w:r>
+        <w:t xml:space="preserve"> </w:t>
+      </w:r>
+      <w:r>
+        <w:t xml:space="preserve">where intensity is not informative (down to</w:t>
+      </w:r>
+      <w:r>
+        <w:t xml:space="preserve"> </w:t>
+      </w:r>
+      <m:oMath>
+        <m:r>
+          <m:t>0.07</m:t>
+        </m:r>
+      </m:oMath>
+      <w:r>
+        <w:t xml:space="preserve"> </w:t>
+      </w:r>
+      <w:r>
+        <w:t xml:space="preserve">on ML-1M) but stays</w:t>
+      </w:r>
+      <w:r>
+        <w:t xml:space="preserve"> </w:t>
+      </w:r>
+      <w:r>
+        <w:t xml:space="preserve">at</w:t>
+      </w:r>
+      <w:r>
+        <w:t xml:space="preserve"> </w:t>
+      </w:r>
+      <m:oMath>
+        <m:r>
+          <m:t>0.55</m:t>
+        </m:r>
+      </m:oMath>
+      <w:r>
+        <w:t xml:space="preserve">–</w:t>
+      </w:r>
+      <m:oMath>
+        <m:r>
+          <m:t>0.99</m:t>
+        </m:r>
+      </m:oMath>
+      <w:r>
+        <w:t xml:space="preserve"> </w:t>
+      </w:r>
+      <w:r>
+        <w:t xml:space="preserve">on Steam, where the variants are at their worst.</w:t>
+      </w:r>
+      <w:r>
+        <w:t xml:space="preserve"> </w:t>
+      </w:r>
+      <w:r>
+        <w:t xml:space="preserve">We argue that a single per-layer scalar gate is too limited a control</w:t>
+      </w:r>
+      <w:r>
+        <w:t xml:space="preserve"> </w:t>
+      </w:r>
+      <w:r>
+        <w:t xml:space="preserve">for intensity injection, and outline three concrete designs that target</w:t>
+      </w:r>
+      <w:r>
+        <w:t xml:space="preserve"> </w:t>
+      </w:r>
+      <w:r>
+        <w:t xml:space="preserve">this limitation.</w:t>
+      </w:r>
+    </w:p>
+    <w:p>
+      <w:pPr>
+        <w:pStyle w:val="BodyText"/>
+      </w:pPr>
+      <w:r>
+        <w:rPr>
+          <w:b/>
+          <w:bCs/>
+        </w:rPr>
+        <w:t xml:space="preserve">Keywords:</w:t>
+      </w:r>
+      <w:r>
+        <w:t xml:space="preserve"> </w:t>
+      </w:r>
+      <w:r>
+        <w:t xml:space="preserve">sequential recommendation; self-attention;</w:t>
+      </w:r>
+      <w:r>
+        <w:t xml:space="preserve"> </w:t>
+      </w:r>
+      <w:r>
+        <w:t xml:space="preserve">SASRec; side information fusion; intensity-aware attention;</w:t>
+      </w:r>
+      <w:r>
+        <w:t xml:space="preserve"> </w:t>
+      </w:r>
+      <w:r>
+        <w:t xml:space="preserve">reproducibility; negative result; mechanism analysis.</w:t>
+      </w:r>
+    </w:p>
+    <w:p>
+      <w:r>
+        <w:pict>
+          <v:rect style="width:0;height:1.5pt" o:hralign="center" o:hrstd="t" o:hr="t"/>
+        </w:pict>
+      </w:r>
+    </w:p>
     <w:bookmarkStart w:id="10" w:name="sec:intro"/>
     <w:p>
       <w:pPr>
@@ -124,7 +1055,7 @@
         <w:t xml:space="preserve"> </w:t>
       </w:r>
       <w:r>
-        <w:t xml:space="preserve">standpoint that is a lot of supervised information thrown away, and</w:t>
+        <w:t xml:space="preserve">standpoint this amounts to discarding substantial supervised information, and</w:t>
       </w:r>
       <w:r>
         <w:t xml:space="preserve"> </w:t>
@@ -776,7 +1707,7 @@
         <w:t xml:space="preserve"> </w:t>
       </w:r>
       <w:r>
-        <w:t xml:space="preserve">metrics degrade. The optimiser can disable intensity and chooses not to. A</w:t>
+        <w:t xml:space="preserve">metrics degrade. The architecture provides a path to disable intensity, yet the optimiser does not take it. A</w:t>
       </w:r>
       <w:r>
         <w:t xml:space="preserve"> </w:t>
@@ -826,7 +1757,7 @@
         <w:t xml:space="preserve"> </w:t>
       </w:r>
       <w:r>
-        <w:t xml:space="preserve">that our normalisation choice flattened the information that was there.</w:t>
+        <w:t xml:space="preserve">that the chosen normalisation suppressed the information it contained.</w:t>
       </w:r>
     </w:p>
     <w:bookmarkStart w:id="9" w:name="contributions."/>
@@ -9683,7 +10614,7 @@
         <w:t xml:space="preserve"> </w:t>
       </w:r>
       <w:r>
-        <w:t xml:space="preserve">choice. We unpack the pattern dataset</w:t>
+        <w:t xml:space="preserve">choice. We examine the pattern dataset</w:t>
       </w:r>
       <w:r>
         <w:t xml:space="preserve"> </w:t>
@@ -10579,7 +11510,7 @@
         <w:pStyle w:val="Heading1"/>
       </w:pPr>
       <w:r>
-        <w:t xml:space="preserve">Analysis: why does intensity hurt?</w:t>
+        <w:t xml:space="preserve">Analysis of the degradation mechanism</w:t>
       </w:r>
     </w:p>
     <w:p>
@@ -10587,25 +11518,13 @@
         <w:pStyle w:val="FirstParagraph"/>
       </w:pPr>
       <w:r>
-        <w:t xml:space="preserve">The negative result documented above is sharper than</w:t>
-      </w:r>
-      <w:r>
-        <w:t xml:space="preserve"> </w:t>
-      </w:r>
-      <w:r>
-        <w:t xml:space="preserve">“the</w:t>
-      </w:r>
-      <w:r>
-        <w:t xml:space="preserve"> </w:t>
-      </w:r>
-      <w:r>
-        <w:t xml:space="preserve">hypothesis was wrong.”</w:t>
-      </w:r>
-      <w:r>
-        <w:t xml:space="preserve"> </w:t>
-      </w:r>
-      <w:r>
-        <w:t xml:space="preserve">The variants are designed to be a strict</w:t>
+        <w:t xml:space="preserve">The negative result documented above admits a more precise characterisation</w:t>
+      </w:r>
+      <w:r>
+        <w:t xml:space="preserve"> </w:t>
+      </w:r>
+      <w:r>
+        <w:t xml:space="preserve">than a simple hypothesis failure. The variants are designed to be a strict</w:t>
       </w:r>
       <w:r>
         <w:t xml:space="preserve"> </w:t>
@@ -11683,25 +12602,13 @@
         </m:r>
       </m:oMath>
       <w:r>
-        <w:t xml:space="preserve">. Wherever the optimiser</w:t>
-      </w:r>
-      <w:r>
-        <w:t xml:space="preserve"> </w:t>
-      </w:r>
-      <w:r>
-        <w:t xml:space="preserve">“wants”</w:t>
-      </w:r>
-      <w:r>
-        <w:t xml:space="preserve"> </w:t>
-      </w:r>
-      <w:r>
-        <w:t xml:space="preserve">to shrink the intensity channel, it can: the gradient path</w:t>
-      </w:r>
-      <w:r>
-        <w:t xml:space="preserve"> </w:t>
-      </w:r>
-      <w:r>
-        <w:t xml:space="preserve">is open.</w:t>
+        <w:t xml:space="preserve">. Wherever the gradient signal favours shrinking the intensity channel,</w:t>
+      </w:r>
+      <w:r>
+        <w:t xml:space="preserve"> </w:t>
+      </w:r>
+      <w:r>
+        <w:t xml:space="preserve">the optimiser can do so: the gradient path is open.</w:t>
       </w:r>
     </w:p>
     <w:bookmarkEnd w:id="43"/>
@@ -13367,19 +14274,7 @@
         <w:pStyle w:val="BodyText"/>
       </w:pPr>
       <w:r>
-        <w:t xml:space="preserve">The mechanism is sharper than</w:t>
-      </w:r>
-      <w:r>
-        <w:t xml:space="preserve"> </w:t>
-      </w:r>
-      <w:r>
-        <w:t xml:space="preserve">“the hypothesis is wrong.”</w:t>
-      </w:r>
-      <w:r>
-        <w:t xml:space="preserve"> </w:t>
-      </w:r>
-      <w:r>
-        <w:t xml:space="preserve">The</w:t>
+        <w:t xml:space="preserve">The mechanism admits a more precise characterisation than a simple hypothesis failure. The</w:t>
       </w:r>
       <w:r>
         <w:t xml:space="preserve"> </w:t>
@@ -13504,7 +14399,7 @@
         <w:pStyle w:val="BodyText"/>
       </w:pPr>
       <w:r>
-        <w:t xml:space="preserve">Three concrete directions worth trying instead of scaling</w:t>
+        <w:t xml:space="preserve">Three concrete directions merit investigation as alternatives to scalar</w:t>
       </w:r>
       <w:r>
         <w:t xml:space="preserve"> </w:t>
@@ -13515,7 +14410,10 @@
         </m:r>
       </m:oMath>
       <w:r>
-        <w:t xml:space="preserve">.</w:t>
+        <w:t xml:space="preserve"> </w:t>
+      </w:r>
+      <w:r>
+        <w:t xml:space="preserve">gating.</w:t>
       </w:r>
       <w:r>
         <w:t xml:space="preserve"> </w:t>

--- a/it_takes_time/paper/paper.docx
+++ b/it_takes_time/paper/paper.docx
@@ -2989,7 +2989,7 @@
     </w:p>
     <w:bookmarkEnd w:id="15"/>
     <w:bookmarkEnd w:id="16"/>
-    <w:bookmarkStart w:id="25" w:name="sec:method"/>
+    <w:bookmarkStart w:id="26" w:name="sec:method"/>
     <w:p>
       <w:pPr>
         <w:pStyle w:val="Heading1"/>
@@ -5853,7 +5853,7 @@
       </w:r>
     </w:p>
     <w:bookmarkEnd w:id="23"/>
-    <w:bookmarkStart w:id="24" w:name="sec:method:cost"/>
+    <w:bookmarkStart w:id="25" w:name="sec:method:cost"/>
     <w:p>
       <w:pPr>
         <w:pStyle w:val="Heading2"/>
@@ -5961,7 +5961,7 @@
           <w:rPr>
             <w:rStyle w:val="Hyperlink"/>
           </w:rPr>
-          <w:t xml:space="preserve">[tab:variants]</w:t>
+          <w:t xml:space="preserve">1</w:t>
         </w:r>
       </w:hyperlink>
       <w:r>
@@ -5975,6 +5975,63 @@
       </w:r>
       <w:r>
         <w:t xml:space="preserve">the three formulations.</w:t>
+      </w:r>
+    </w:p>
+    <w:bookmarkStart w:id="24" w:name="tab:variants"/>
+    <w:p>
+      <w:pPr>
+        <w:pStyle w:val="TableCaption"/>
+      </w:pPr>
+      <w:r>
+        <w:t xml:space="preserve">The three IA-SASRec variants.</w:t>
+      </w:r>
+      <w:r>
+        <w:t xml:space="preserve"> </w:t>
+      </w:r>
+      <m:oMath>
+        <m:r>
+          <m:t>λ</m:t>
+        </m:r>
+      </m:oMath>
+      <w:r>
+        <w:t xml:space="preserve"> </w:t>
+      </w:r>
+      <w:r>
+        <w:t xml:space="preserve">is a learnable scalar per layer (init</w:t>
+      </w:r>
+      <w:r>
+        <w:t xml:space="preserve"> </w:t>
+      </w:r>
+      <m:oMath>
+        <m:r>
+          <m:t>1.0</m:t>
+        </m:r>
+      </m:oMath>
+      <w:r>
+        <w:t xml:space="preserve">);</w:t>
+      </w:r>
+      <w:r>
+        <w:t xml:space="preserve"> </w:t>
+      </w:r>
+      <m:oMath>
+        <m:r>
+          <m:t>λ</m:t>
+        </m:r>
+        <m:r>
+          <m:rPr>
+            <m:sty m:val="p"/>
+          </m:rPr>
+          <m:t>=</m:t>
+        </m:r>
+        <m:r>
+          <m:t>0</m:t>
+        </m:r>
+      </m:oMath>
+      <w:r>
+        <w:t xml:space="preserve"> </w:t>
+      </w:r>
+      <w:r>
+        <w:t xml:space="preserve">collapses each variant to SASRec.</w:t>
       </w:r>
     </w:p>
     <w:tbl>
@@ -5982,6 +6039,7 @@
         <w:tblStyle w:val="Table"/>
         <w:tblW w:type="auto" w:w="0"/>
         <w:tblLook w:firstRow="1" w:lastRow="0" w:firstColumn="0" w:lastColumn="0" w:noHBand="0" w:noVBand="0" w:val="0020"/>
+        <w:tblCaption w:val="The three IA-SASRec variants. \lambda is a learnable scalar per layer (init 1.0); \lambda = 0 collapses each variant to SASRec."/>
       </w:tblPr>
       <w:tblGrid>
         <w:gridCol w:w="3960"/>
@@ -6578,7 +6636,8 @@
     </w:tbl>
     <w:bookmarkEnd w:id="24"/>
     <w:bookmarkEnd w:id="25"/>
-    <w:bookmarkStart w:id="30" w:name="sec:setup"/>
+    <w:bookmarkEnd w:id="26"/>
+    <w:bookmarkStart w:id="32" w:name="sec:setup"/>
     <w:p>
       <w:pPr>
         <w:pStyle w:val="Heading1"/>
@@ -6587,7 +6646,7 @@
         <w:t xml:space="preserve">Experimental Setup</w:t>
       </w:r>
     </w:p>
-    <w:bookmarkStart w:id="26" w:name="sec:setup:data"/>
+    <w:bookmarkStart w:id="28" w:name="sec:setup:data"/>
     <w:p>
       <w:pPr>
         <w:pStyle w:val="Heading2"/>
@@ -6608,7 +6667,7 @@
           <w:rPr>
             <w:rStyle w:val="Hyperlink"/>
           </w:rPr>
-          <w:t xml:space="preserve">[tab:datasets]</w:t>
+          <w:t xml:space="preserve">2</w:t>
         </w:r>
       </w:hyperlink>
       <w:r>
@@ -6821,11 +6880,110 @@
         <w:t xml:space="preserve">remainder is training.</w:t>
       </w:r>
     </w:p>
+    <w:bookmarkStart w:id="27" w:name="tab:datasets"/>
+    <w:p>
+      <w:pPr>
+        <w:pStyle w:val="TableCaption"/>
+      </w:pPr>
+      <w:r>
+        <w:t xml:space="preserve">Datasets after 5-core filtering. Density is</w:t>
+      </w:r>
+      <w:r>
+        <w:t xml:space="preserve"> </w:t>
+      </w:r>
+      <m:oMath>
+        <m:r>
+          <m:rPr>
+            <m:sty m:val="p"/>
+          </m:rPr>
+          <m:t>|</m:t>
+        </m:r>
+        <m:r>
+          <m:rPr>
+            <m:scr m:val="script"/>
+            <m:sty m:val="p"/>
+          </m:rPr>
+          <m:t>I</m:t>
+        </m:r>
+        <m:r>
+          <m:rPr>
+            <m:sty m:val="p"/>
+          </m:rPr>
+          <m:t>|</m:t>
+        </m:r>
+        <m:r>
+          <m:rPr>
+            <m:sty m:val="p"/>
+          </m:rPr>
+          <m:t>/</m:t>
+        </m:r>
+        <m:r>
+          <m:rPr>
+            <m:sty m:val="p"/>
+          </m:rPr>
+          <m:t>(</m:t>
+        </m:r>
+        <m:r>
+          <m:rPr>
+            <m:sty m:val="p"/>
+          </m:rPr>
+          <m:t>|</m:t>
+        </m:r>
+        <m:r>
+          <m:rPr>
+            <m:scr m:val="script"/>
+            <m:sty m:val="p"/>
+          </m:rPr>
+          <m:t>U</m:t>
+        </m:r>
+        <m:r>
+          <m:rPr>
+            <m:sty m:val="p"/>
+          </m:rPr>
+          <m:t>|</m:t>
+        </m:r>
+        <m:r>
+          <m:rPr>
+            <m:sty m:val="p"/>
+          </m:rPr>
+          <m:t>⋅</m:t>
+        </m:r>
+        <m:r>
+          <m:rPr>
+            <m:sty m:val="p"/>
+          </m:rPr>
+          <m:t>|</m:t>
+        </m:r>
+        <m:r>
+          <m:rPr>
+            <m:scr m:val="script"/>
+            <m:sty m:val="p"/>
+          </m:rPr>
+          <m:t>V</m:t>
+        </m:r>
+        <m:r>
+          <m:rPr>
+            <m:sty m:val="p"/>
+          </m:rPr>
+          <m:t>|</m:t>
+        </m:r>
+        <m:r>
+          <m:rPr>
+            <m:sty m:val="p"/>
+          </m:rPr>
+          <m:t>)</m:t>
+        </m:r>
+      </m:oMath>
+      <w:r>
+        <w:t xml:space="preserve">. Intensity is the per-interaction signal threaded into IA-SASRec attention.</w:t>
+      </w:r>
+    </w:p>
     <w:tbl>
       <w:tblPr>
         <w:tblStyle w:val="Table"/>
         <w:tblW w:type="auto" w:w="0"/>
         <w:tblLook w:firstRow="1" w:lastRow="0" w:firstColumn="0" w:lastColumn="0" w:noHBand="0" w:noVBand="0" w:val="0020"/>
+        <w:tblCaption w:val="Datasets after 5-core filtering. Density is |\mathcal{I}| / (|\mathcal{U}|\cdot|\mathcal{V}|). Intensity is the per-interaction signal threaded into IA-SASRec attention."/>
       </w:tblPr>
       <w:tblGrid>
         <w:gridCol w:w="1320"/>
@@ -7485,8 +7643,9 @@
         </w:tc>
       </w:tr>
     </w:tbl>
-    <w:bookmarkEnd w:id="26"/>
-    <w:bookmarkStart w:id="27" w:name="sec:setup:hpo"/>
+    <w:bookmarkEnd w:id="27"/>
+    <w:bookmarkEnd w:id="28"/>
+    <w:bookmarkStart w:id="29" w:name="sec:setup:hpo"/>
     <w:p>
       <w:pPr>
         <w:pStyle w:val="Heading2"/>
@@ -8064,8 +8223,8 @@
         <w:t xml:space="preserve">outside the shared search space.</w:t>
       </w:r>
     </w:p>
-    <w:bookmarkEnd w:id="27"/>
-    <w:bookmarkStart w:id="28" w:name="sec:setup:eval"/>
+    <w:bookmarkEnd w:id="29"/>
+    <w:bookmarkStart w:id="30" w:name="sec:setup:eval"/>
     <w:p>
       <w:pPr>
         <w:pStyle w:val="Heading2"/>
@@ -8708,8 +8867,8 @@
         <w:t xml:space="preserve">.</w:t>
       </w:r>
     </w:p>
-    <w:bookmarkEnd w:id="28"/>
-    <w:bookmarkStart w:id="29" w:name="sec:setup:repro"/>
+    <w:bookmarkEnd w:id="30"/>
+    <w:bookmarkStart w:id="31" w:name="sec:setup:repro"/>
     <w:p>
       <w:pPr>
         <w:pStyle w:val="Heading2"/>
@@ -8774,15 +8933,142 @@
         <w:t xml:space="preserve">alongside the paper.</w:t>
       </w:r>
     </w:p>
-    <w:bookmarkEnd w:id="29"/>
-    <w:bookmarkEnd w:id="30"/>
-    <w:bookmarkStart w:id="38" w:name="sec:results"/>
+    <w:bookmarkEnd w:id="31"/>
+    <w:bookmarkEnd w:id="32"/>
+    <w:bookmarkStart w:id="41" w:name="sec:results"/>
     <w:p>
       <w:pPr>
         <w:pStyle w:val="Heading1"/>
       </w:pPr>
       <w:r>
         <w:t xml:space="preserve">Results</w:t>
+      </w:r>
+    </w:p>
+    <w:bookmarkStart w:id="33" w:name="tab:main_results"/>
+    <w:p>
+      <w:pPr>
+        <w:pStyle w:val="TableCaption"/>
+      </w:pPr>
+      <w:r>
+        <w:t xml:space="preserve">Relative change (%) of IA-SASRec variants vs SASRec across 7 datasets and 5 seeds. Stars: paired</w:t>
+      </w:r>
+      <w:r>
+        <w:t xml:space="preserve"> </w:t>
+      </w:r>
+      <m:oMath>
+        <m:r>
+          <m:t>t</m:t>
+        </m:r>
+      </m:oMath>
+      <w:r>
+        <w:t xml:space="preserve">-test,</w:t>
+      </w:r>
+      <w:r>
+        <w:t xml:space="preserve"> </w:t>
+      </w:r>
+      <m:oMath>
+        <m:sSup>
+          <m:e>
+            <m:r>
+              <m:t>​</m:t>
+            </m:r>
+          </m:e>
+          <m:sup>
+            <m:r>
+              <m:rPr>
+                <m:sty m:val="p"/>
+              </m:rPr>
+              <m:t>*</m:t>
+            </m:r>
+          </m:sup>
+        </m:sSup>
+        <m:r>
+          <m:t>p</m:t>
+        </m:r>
+        <m:r>
+          <m:rPr>
+            <m:sty m:val="p"/>
+          </m:rPr>
+          <m:t>&lt;</m:t>
+        </m:r>
+        <m:r>
+          <m:t>0.05</m:t>
+        </m:r>
+      </m:oMath>
+      <w:r>
+        <w:t xml:space="preserve">,</w:t>
+      </w:r>
+      <w:r>
+        <w:t xml:space="preserve"> </w:t>
+      </w:r>
+      <m:oMath>
+        <m:sSup>
+          <m:e>
+            <m:r>
+              <m:t>​</m:t>
+            </m:r>
+          </m:e>
+          <m:sup>
+            <m:r>
+              <m:rPr>
+                <m:sty m:val="p"/>
+              </m:rPr>
+              <m:t>*</m:t>
+            </m:r>
+            <m:r>
+              <m:rPr>
+                <m:sty m:val="p"/>
+              </m:rPr>
+              <m:t>*</m:t>
+            </m:r>
+          </m:sup>
+        </m:sSup>
+        <m:r>
+          <m:t>p</m:t>
+        </m:r>
+        <m:r>
+          <m:rPr>
+            <m:sty m:val="p"/>
+          </m:rPr>
+          <m:t>&lt;</m:t>
+        </m:r>
+        <m:r>
+          <m:t>0.01</m:t>
+        </m:r>
+      </m:oMath>
+      <w:r>
+        <w:t xml:space="preserve">. Bold cells are robust: both the paired-</w:t>
+      </w:r>
+      <m:oMath>
+        <m:r>
+          <m:t>t</m:t>
+        </m:r>
+      </m:oMath>
+      <w:r>
+        <w:t xml:space="preserve"> </w:t>
+      </w:r>
+      <w:r>
+        <w:t xml:space="preserve">at the seed level and the per-user paired bootstrap (B=2000) reject at</w:t>
+      </w:r>
+      <w:r>
+        <w:t xml:space="preserve"> </w:t>
+      </w:r>
+      <m:oMath>
+        <m:r>
+          <m:t>α</m:t>
+        </m:r>
+        <m:r>
+          <m:rPr>
+            <m:sty m:val="p"/>
+          </m:rPr>
+          <m:t>=</m:t>
+        </m:r>
+        <m:r>
+          <m:t>0.05</m:t>
+        </m:r>
+      </m:oMath>
+      <w:r>
+        <w:t xml:space="preserve">, and the per-seed CI sign-majority stability check holds.</w:t>
       </w:r>
     </w:p>
     <w:tbl>
@@ -8790,6 +9076,7 @@
         <w:tblStyle w:val="Table"/>
         <w:tblW w:type="auto" w:w="0"/>
         <w:tblLook w:firstRow="1" w:lastRow="0" w:firstColumn="0" w:lastColumn="0" w:noHBand="0" w:noVBand="0" w:val="0020"/>
+        <w:tblCaption w:val="Relative change (%) of IA-SASRec variants vs SASRec across 7 datasets and 5 seeds. Stars: paired t-test, ^{*}p&lt;0.05, ^{**}p&lt;0.01. Bold cells are robust: both the paired-t at the seed level and the per-user paired bootstrap (B=2000) reject at \alpha=0.05, and the per-seed CI sign-majority stability check holds."/>
       </w:tblPr>
       <w:tblGrid>
         <w:gridCol w:w="792"/>
@@ -10163,6 +10450,7 @@
         </w:tc>
       </w:tr>
     </w:tbl>
+    <w:bookmarkEnd w:id="33"/>
     <w:p>
       <w:pPr>
         <w:pStyle w:val="BodyText"/>
@@ -10175,7 +10463,7 @@
           <w:rPr>
             <w:rStyle w:val="Hyperlink"/>
           </w:rPr>
-          <w:t xml:space="preserve">[tab:main_results]</w:t>
+          <w:t xml:space="preserve">3</w:t>
         </w:r>
       </w:hyperlink>
       <w:r>
@@ -10292,7 +10580,7 @@
         <w:t xml:space="preserve">confidence interval either crosses zero or sits to its left.</w:t>
       </w:r>
     </w:p>
-    <w:bookmarkStart w:id="34" w:name="fig:forest"/>
+    <w:bookmarkStart w:id="37" w:name="fig:forest"/>
     <w:p>
       <w:pPr>
         <w:pStyle w:val="CaptionedFigure"/>
@@ -10302,18 +10590,18 @@
           <wp:inline>
             <wp:extent cx="5334000" cy="5937250"/>
             <wp:effectExtent b="0" l="0" r="0" t="0"/>
-            <wp:docPr descr="" title="" id="32" name="Picture"/>
+            <wp:docPr descr="" title="" id="35" name="Picture"/>
             <a:graphic>
               <a:graphicData uri="http://schemas.openxmlformats.org/drawingml/2006/picture">
                 <pic:pic>
                   <pic:nvPicPr>
-                    <pic:cNvPr descr="figures/forest_ndcg10.pdf" id="33" name="Picture"/>
+                    <pic:cNvPr descr="figures/forest_ndcg10.pdf" id="36" name="Picture"/>
                     <pic:cNvPicPr>
                       <a:picLocks noChangeArrowheads="1" noChangeAspect="1"/>
                     </pic:cNvPicPr>
                   </pic:nvPicPr>
                   <pic:blipFill>
-                    <a:blip r:embed="rId31"/>
+                    <a:blip r:embed="rId34"/>
                     <a:stretch>
                       <a:fillRect/>
                     </a:stretch>
@@ -10379,7 +10667,7 @@
         <w:t xml:space="preserve">, whiskers = 95% percentile CI. Red rows have CI entirely below zero; green rows entirely above; grey rows cross zero. No robust positive cell exists for NDCG@10.</w:t>
       </w:r>
     </w:p>
-    <w:bookmarkEnd w:id="34"/>
+    <w:bookmarkEnd w:id="37"/>
     <w:p>
       <w:pPr>
         <w:pStyle w:val="BodyText"/>
@@ -10623,7 +10911,7 @@
         <w:t xml:space="preserve">by dataset.</w:t>
       </w:r>
     </w:p>
-    <w:bookmarkStart w:id="35" w:name="movielens-ml-100k-ml-1m."/>
+    <w:bookmarkStart w:id="38" w:name="movielens-ml-100k-ml-1m."/>
     <w:p>
       <w:pPr>
         <w:pStyle w:val="Heading4"/>
@@ -10838,8 +11126,8 @@
         <w:t xml:space="preserve">is information-poor.</w:t>
       </w:r>
     </w:p>
-    <w:bookmarkEnd w:id="35"/>
-    <w:bookmarkStart w:id="36" w:name="amazon-digital-music-office-products."/>
+    <w:bookmarkEnd w:id="38"/>
+    <w:bookmarkStart w:id="39" w:name="amazon-digital-music-office-products."/>
     <w:p>
       <w:pPr>
         <w:pStyle w:val="Heading4"/>
@@ -11122,7 +11410,7 @@
           <w:rPr>
             <w:rStyle w:val="Hyperlink"/>
           </w:rPr>
-          <w:t xml:space="preserve">[tab:main_results]</w:t>
+          <w:t xml:space="preserve">3</w:t>
         </w:r>
       </w:hyperlink>
       <w:r>
@@ -11141,8 +11429,8 @@
         <w:t xml:space="preserve">otherwise be the headline win.</w:t>
       </w:r>
     </w:p>
-    <w:bookmarkEnd w:id="36"/>
-    <w:bookmarkStart w:id="37" w:name="steam-3k-8k-15k."/>
+    <w:bookmarkEnd w:id="39"/>
+    <w:bookmarkStart w:id="40" w:name="steam-3k-8k-15k."/>
     <w:p>
       <w:pPr>
         <w:pStyle w:val="Heading4"/>
@@ -11502,9 +11790,9 @@
         <w:t xml:space="preserve">most.</w:t>
       </w:r>
     </w:p>
-    <w:bookmarkEnd w:id="37"/>
-    <w:bookmarkEnd w:id="38"/>
-    <w:bookmarkStart w:id="48" w:name="sec:analysis"/>
+    <w:bookmarkEnd w:id="40"/>
+    <w:bookmarkEnd w:id="41"/>
+    <w:bookmarkStart w:id="52" w:name="sec:analysis"/>
     <w:p>
       <w:pPr>
         <w:pStyle w:val="Heading1"/>
@@ -11582,7 +11870,7 @@
         <w:t xml:space="preserve">exactly. It did not. This section makes the mechanism precise.</w:t>
       </w:r>
     </w:p>
-    <w:bookmarkStart w:id="45" w:name="sec:analysis:lambda"/>
+    <w:bookmarkStart w:id="49" w:name="sec:analysis:lambda"/>
     <w:p>
       <w:pPr>
         <w:pStyle w:val="Heading2"/>
@@ -11597,6 +11885,63 @@
       </w:r>
       <w:r>
         <w:t xml:space="preserve">calibration</w:t>
+      </w:r>
+    </w:p>
+    <w:bookmarkStart w:id="42" w:name="tab:lambda"/>
+    <w:p>
+      <w:pPr>
+        <w:pStyle w:val="TableCaption"/>
+      </w:pPr>
+      <w:r>
+        <w:t xml:space="preserve">Learned</w:t>
+      </w:r>
+      <w:r>
+        <w:t xml:space="preserve"> </w:t>
+      </w:r>
+      <m:oMath>
+        <m:r>
+          <m:t>λ</m:t>
+        </m:r>
+      </m:oMath>
+      <w:r>
+        <w:t xml:space="preserve"> </w:t>
+      </w:r>
+      <w:r>
+        <w:t xml:space="preserve">per (dataset, variant), averaged over attention layers and 5 seeds (mean</w:t>
+      </w:r>
+      <m:oMath>
+        <m:r>
+          <m:rPr>
+            <m:sty m:val="p"/>
+          </m:rPr>
+          <m:t>±</m:t>
+        </m:r>
+      </m:oMath>
+      <w:r>
+        <w:t xml:space="preserve">std). Values are the per-layer learnable scalar gating the intensity signal;</w:t>
+      </w:r>
+      <w:r>
+        <w:t xml:space="preserve"> </w:t>
+      </w:r>
+      <m:oMath>
+        <m:r>
+          <m:t>λ</m:t>
+        </m:r>
+        <m:r>
+          <m:rPr>
+            <m:sty m:val="p"/>
+          </m:rPr>
+          <m:t>=</m:t>
+        </m:r>
+        <m:r>
+          <m:t>0</m:t>
+        </m:r>
+      </m:oMath>
+      <w:r>
+        <w:t xml:space="preserve"> </w:t>
+      </w:r>
+      <w:r>
+        <w:t xml:space="preserve">collapses to SASRec.</w:t>
       </w:r>
     </w:p>
     <w:tbl>
@@ -11604,6 +11949,7 @@
         <w:tblStyle w:val="Table"/>
         <w:tblW w:type="auto" w:w="0"/>
         <w:tblLook w:firstRow="1" w:lastRow="0" w:firstColumn="0" w:lastColumn="0" w:noHBand="0" w:noVBand="0" w:val="0020"/>
+        <w:tblCaption w:val="Learned \lambda per (dataset, variant), averaged over attention layers and 5 seeds (mean\pmstd). Values are the per-layer learnable scalar gating the intensity signal; \lambda{=}0 collapses to SASRec."/>
       </w:tblPr>
       <w:tblGrid>
         <w:gridCol w:w="1980"/>
@@ -12246,7 +12592,8 @@
         </w:tc>
       </w:tr>
     </w:tbl>
-    <w:bookmarkStart w:id="42" w:name="fig:lambda_vs_delta"/>
+    <w:bookmarkEnd w:id="42"/>
+    <w:bookmarkStart w:id="46" w:name="fig:lambda_vs_delta"/>
     <w:p>
       <w:pPr>
         <w:pStyle w:val="CaptionedFigure"/>
@@ -12256,18 +12603,18 @@
           <wp:inline>
             <wp:extent cx="5334000" cy="3461313"/>
             <wp:effectExtent b="0" l="0" r="0" t="0"/>
-            <wp:docPr descr="" title="" id="40" name="Picture"/>
+            <wp:docPr descr="" title="" id="44" name="Picture"/>
             <a:graphic>
               <a:graphicData uri="http://schemas.openxmlformats.org/drawingml/2006/picture">
                 <pic:pic>
                   <pic:nvPicPr>
-                    <pic:cNvPr descr="figures/lambda_vs_delta.pdf" id="41" name="Picture"/>
+                    <pic:cNvPr descr="figures/lambda_vs_delta.pdf" id="45" name="Picture"/>
                     <pic:cNvPicPr>
                       <a:picLocks noChangeArrowheads="1" noChangeAspect="1"/>
                     </pic:cNvPicPr>
                   </pic:nvPicPr>
                   <pic:blipFill>
-                    <a:blip r:embed="rId39"/>
+                    <a:blip r:embed="rId43"/>
                     <a:stretch>
                       <a:fillRect/>
                     </a:stretch>
@@ -12350,7 +12697,7 @@
           <w:rPr>
             <w:rStyle w:val="Hyperlink"/>
           </w:rPr>
-          <w:t xml:space="preserve">[tab:lambda]</w:t>
+          <w:t xml:space="preserve">4</w:t>
         </w:r>
       </w:hyperlink>
       <w:r>
@@ -12403,7 +12750,7 @@
         <w:t xml:space="preserve">, where Steam clusters.</w:t>
       </w:r>
     </w:p>
-    <w:bookmarkEnd w:id="42"/>
+    <w:bookmarkEnd w:id="46"/>
     <w:p>
       <w:pPr>
         <w:pStyle w:val="BodyText"/>
@@ -12416,7 +12763,7 @@
           <w:rPr>
             <w:rStyle w:val="Hyperlink"/>
           </w:rPr>
-          <w:t xml:space="preserve">[tab:lambda]</w:t>
+          <w:t xml:space="preserve">4</w:t>
         </w:r>
       </w:hyperlink>
       <w:r>
@@ -12466,7 +12813,7 @@
         <w:t xml:space="preserve">NDCG@10 change. Two facts dominate.</w:t>
       </w:r>
     </w:p>
-    <w:bookmarkStart w:id="43" w:name="X4fe3091e5147f32d6424434b4aaf8e5efbef788"/>
+    <w:bookmarkStart w:id="47" w:name="X4fe3091e5147f32d6424434b4aaf8e5efbef788"/>
     <w:p>
       <w:pPr>
         <w:pStyle w:val="Heading4"/>
@@ -12611,8 +12958,8 @@
         <w:t xml:space="preserve">the optimiser can do so: the gradient path is open.</w:t>
       </w:r>
     </w:p>
-    <w:bookmarkEnd w:id="43"/>
-    <w:bookmarkStart w:id="44" w:name="Xb3c8b6c005041e6d7b835f16c163731b90c0c58"/>
+    <w:bookmarkEnd w:id="47"/>
+    <w:bookmarkStart w:id="48" w:name="Xb3c8b6c005041e6d7b835f16c163731b90c0c58"/>
     <w:p>
       <w:pPr>
         <w:pStyle w:val="Heading4"/>
@@ -12739,7 +13086,7 @@
           <w:rPr>
             <w:rStyle w:val="Hyperlink"/>
           </w:rPr>
-          <w:t xml:space="preserve">[tab:main_results]</w:t>
+          <w:t xml:space="preserve">3</w:t>
         </w:r>
       </w:hyperlink>
       <w:r>
@@ -12985,9 +13332,9 @@
         <w:t xml:space="preserve">Discussion.</w:t>
       </w:r>
     </w:p>
-    <w:bookmarkEnd w:id="44"/>
-    <w:bookmarkEnd w:id="45"/>
-    <w:bookmarkStart w:id="46" w:name="sec:analysis:steam"/>
+    <w:bookmarkEnd w:id="48"/>
+    <w:bookmarkEnd w:id="49"/>
+    <w:bookmarkStart w:id="50" w:name="sec:analysis:steam"/>
     <w:p>
       <w:pPr>
         <w:pStyle w:val="Heading2"/>
@@ -13113,8 +13460,8 @@
         <w:t xml:space="preserve">we flag this as future analytical work, not a fix.</w:t>
       </w:r>
     </w:p>
-    <w:bookmarkEnd w:id="46"/>
-    <w:bookmarkStart w:id="47" w:name="sec:analysis:design"/>
+    <w:bookmarkEnd w:id="50"/>
+    <w:bookmarkStart w:id="51" w:name="sec:analysis:design"/>
     <w:p>
       <w:pPr>
         <w:pStyle w:val="Heading2"/>
@@ -13244,9 +13591,9 @@
         <w:t xml:space="preserve">the Conclusion outlines three concrete alternatives.</w:t>
       </w:r>
     </w:p>
-    <w:bookmarkEnd w:id="47"/>
-    <w:bookmarkEnd w:id="48"/>
-    <w:bookmarkStart w:id="57" w:name="sec:discussion"/>
+    <w:bookmarkEnd w:id="51"/>
+    <w:bookmarkEnd w:id="52"/>
+    <w:bookmarkStart w:id="61" w:name="sec:discussion"/>
     <w:p>
       <w:pPr>
         <w:pStyle w:val="Heading1"/>
@@ -13255,7 +13602,7 @@
         <w:t xml:space="preserve">Discussion</w:t>
       </w:r>
     </w:p>
-    <w:bookmarkStart w:id="49" w:name="X820658e1bd71a65e1f902892248041dd811a1e1"/>
+    <w:bookmarkStart w:id="53" w:name="X820658e1bd71a65e1f902892248041dd811a1e1"/>
     <w:p>
       <w:pPr>
         <w:pStyle w:val="Heading2"/>
@@ -13460,8 +13807,8 @@
         <w:t xml:space="preserve">is most likely to bite.</w:t>
       </w:r>
     </w:p>
-    <w:bookmarkEnd w:id="49"/>
-    <w:bookmarkStart w:id="50" w:name="intensity-is-not-free-supervision"/>
+    <w:bookmarkEnd w:id="53"/>
+    <w:bookmarkStart w:id="54" w:name="intensity-is-not-free-supervision"/>
     <w:p>
       <w:pPr>
         <w:pStyle w:val="Heading2"/>
@@ -13587,8 +13934,8 @@
         <w:t xml:space="preserve">expressivity, not about what the optimiser will actually do.</w:t>
       </w:r>
     </w:p>
-    <w:bookmarkEnd w:id="50"/>
-    <w:bookmarkStart w:id="51" w:name="lesson-for-benchmarking-practice"/>
+    <w:bookmarkEnd w:id="54"/>
+    <w:bookmarkStart w:id="55" w:name="lesson-for-benchmarking-practice"/>
     <w:p>
       <w:pPr>
         <w:pStyle w:val="Heading2"/>
@@ -13735,8 +14082,8 @@
         <w:t xml:space="preserve">results.</w:t>
       </w:r>
     </w:p>
-    <w:bookmarkEnd w:id="51"/>
-    <w:bookmarkStart w:id="56" w:name="threats-to-validity"/>
+    <w:bookmarkEnd w:id="55"/>
+    <w:bookmarkStart w:id="60" w:name="threats-to-validity"/>
     <w:p>
       <w:pPr>
         <w:pStyle w:val="Heading2"/>
@@ -13745,7 +14092,7 @@
         <w:t xml:space="preserve">Threats to validity</w:t>
       </w:r>
     </w:p>
-    <w:bookmarkStart w:id="52" w:name="hpo-budget."/>
+    <w:bookmarkStart w:id="56" w:name="hpo-budget."/>
     <w:p>
       <w:pPr>
         <w:pStyle w:val="Heading4"/>
@@ -13815,8 +14162,8 @@
         <w:t xml:space="preserve">is not a plausible explanation of the degradations.</w:t>
       </w:r>
     </w:p>
-    <w:bookmarkEnd w:id="52"/>
-    <w:bookmarkStart w:id="53" w:name="normalisation-family."/>
+    <w:bookmarkEnd w:id="56"/>
+    <w:bookmarkStart w:id="57" w:name="normalisation-family."/>
     <w:p>
       <w:pPr>
         <w:pStyle w:val="Heading4"/>
@@ -13869,8 +14216,8 @@
         <w:t xml:space="preserve">heavy-tailed signals.</w:t>
       </w:r>
     </w:p>
-    <w:bookmarkEnd w:id="53"/>
-    <w:bookmarkStart w:id="54" w:name="no-controlled-lambda0-run."/>
+    <w:bookmarkEnd w:id="57"/>
+    <w:bookmarkStart w:id="58" w:name="no-controlled-lambda0-run."/>
     <w:p>
       <w:pPr>
         <w:pStyle w:val="Heading4"/>
@@ -14026,8 +14373,8 @@
         <w:t xml:space="preserve">the Conclusion accordingly.</w:t>
       </w:r>
     </w:p>
-    <w:bookmarkEnd w:id="54"/>
-    <w:bookmarkStart w:id="55" w:name="conservatism-of-paired-t-at-n5."/>
+    <w:bookmarkEnd w:id="58"/>
+    <w:bookmarkStart w:id="59" w:name="conservatism-of-paired-t-at-n5."/>
     <w:p>
       <w:pPr>
         <w:pStyle w:val="Heading4"/>
@@ -14162,10 +14509,10 @@
         <w:t xml:space="preserve">seed or test-population sampling.</w:t>
       </w:r>
     </w:p>
-    <w:bookmarkEnd w:id="55"/>
-    <w:bookmarkEnd w:id="56"/>
-    <w:bookmarkEnd w:id="57"/>
-    <w:bookmarkStart w:id="149" w:name="sec:conclusion"/>
+    <w:bookmarkEnd w:id="59"/>
+    <w:bookmarkEnd w:id="60"/>
+    <w:bookmarkEnd w:id="61"/>
+    <w:bookmarkStart w:id="153" w:name="sec:conclusion"/>
     <w:p>
       <w:pPr>
         <w:pStyle w:val="Heading1"/>
@@ -14572,8 +14919,8 @@
         <w:t xml:space="preserve">SASRec dynamics are well understood.</w:t>
       </w:r>
     </w:p>
-    <w:bookmarkStart w:id="148" w:name="refs"/>
-    <w:bookmarkStart w:id="59" w:name="ref-kang2018sasrec"/>
+    <w:bookmarkStart w:id="152" w:name="refs"/>
+    <w:bookmarkStart w:id="63" w:name="ref-kang2018sasrec"/>
     <w:p>
       <w:pPr>
         <w:pStyle w:val="Bibliography"/>
@@ -14606,7 +14953,7 @@
       <w:r>
         <w:t xml:space="preserve"> </w:t>
       </w:r>
-      <w:hyperlink r:id="rId58">
+      <w:hyperlink r:id="rId62">
         <w:r>
           <w:rPr>
             <w:rStyle w:val="Hyperlink"/>
@@ -14615,8 +14962,8 @@
         </w:r>
       </w:hyperlink>
     </w:p>
-    <w:bookmarkEnd w:id="59"/>
-    <w:bookmarkStart w:id="61" w:name="ref-sun2019bert4rec"/>
+    <w:bookmarkEnd w:id="63"/>
+    <w:bookmarkStart w:id="65" w:name="ref-sun2019bert4rec"/>
     <w:p>
       <w:pPr>
         <w:pStyle w:val="Bibliography"/>
@@ -14658,7 +15005,7 @@
       <w:r>
         <w:t xml:space="preserve"> </w:t>
       </w:r>
-      <w:hyperlink r:id="rId60">
+      <w:hyperlink r:id="rId64">
         <w:r>
           <w:rPr>
             <w:rStyle w:val="Hyperlink"/>
@@ -14667,8 +15014,8 @@
         </w:r>
       </w:hyperlink>
     </w:p>
-    <w:bookmarkEnd w:id="61"/>
-    <w:bookmarkStart w:id="63" w:name="ref-ferrari2019"/>
+    <w:bookmarkEnd w:id="65"/>
+    <w:bookmarkStart w:id="67" w:name="ref-ferrari2019"/>
     <w:p>
       <w:pPr>
         <w:pStyle w:val="Bibliography"/>
@@ -14713,7 +15060,7 @@
       <w:r>
         <w:t xml:space="preserve"> </w:t>
       </w:r>
-      <w:hyperlink r:id="rId62">
+      <w:hyperlink r:id="rId66">
         <w:r>
           <w:rPr>
             <w:rStyle w:val="Hyperlink"/>
@@ -14722,8 +15069,8 @@
         </w:r>
       </w:hyperlink>
     </w:p>
-    <w:bookmarkEnd w:id="63"/>
-    <w:bookmarkStart w:id="65" w:name="ref-sun2020daisy"/>
+    <w:bookmarkEnd w:id="67"/>
+    <w:bookmarkStart w:id="69" w:name="ref-sun2020daisy"/>
     <w:p>
       <w:pPr>
         <w:pStyle w:val="Bibliography"/>
@@ -14765,7 +15112,7 @@
       <w:r>
         <w:t xml:space="preserve"> </w:t>
       </w:r>
-      <w:hyperlink r:id="rId64">
+      <w:hyperlink r:id="rId68">
         <w:r>
           <w:rPr>
             <w:rStyle w:val="Hyperlink"/>
@@ -14774,8 +15121,8 @@
         </w:r>
       </w:hyperlink>
     </w:p>
-    <w:bookmarkEnd w:id="65"/>
-    <w:bookmarkStart w:id="67" w:name="ref-vaswani2017attention"/>
+    <w:bookmarkEnd w:id="69"/>
+    <w:bookmarkStart w:id="71" w:name="ref-vaswani2017attention"/>
     <w:p>
       <w:pPr>
         <w:pStyle w:val="Bibliography"/>
@@ -14808,7 +15155,7 @@
       <w:r>
         <w:t xml:space="preserve"> </w:t>
       </w:r>
-      <w:hyperlink r:id="rId66">
+      <w:hyperlink r:id="rId70">
         <w:r>
           <w:rPr>
             <w:rStyle w:val="Hyperlink"/>
@@ -14817,8 +15164,8 @@
         </w:r>
       </w:hyperlink>
     </w:p>
-    <w:bookmarkEnd w:id="67"/>
-    <w:bookmarkStart w:id="69" w:name="ref-devlin2019bert"/>
+    <w:bookmarkEnd w:id="71"/>
+    <w:bookmarkStart w:id="73" w:name="ref-devlin2019bert"/>
     <w:p>
       <w:pPr>
         <w:pStyle w:val="Bibliography"/>
@@ -14860,7 +15207,7 @@
       <w:r>
         <w:t xml:space="preserve"> </w:t>
       </w:r>
-      <w:hyperlink r:id="rId68">
+      <w:hyperlink r:id="rId72">
         <w:r>
           <w:rPr>
             <w:rStyle w:val="Hyperlink"/>
@@ -14869,8 +15216,8 @@
         </w:r>
       </w:hyperlink>
     </w:p>
-    <w:bookmarkEnd w:id="69"/>
-    <w:bookmarkStart w:id="71" w:name="ref-li2020tisasrec"/>
+    <w:bookmarkEnd w:id="73"/>
+    <w:bookmarkStart w:id="75" w:name="ref-li2020tisasrec"/>
     <w:p>
       <w:pPr>
         <w:pStyle w:val="Bibliography"/>
@@ -14903,7 +15250,7 @@
       <w:r>
         <w:t xml:space="preserve"> </w:t>
       </w:r>
-      <w:hyperlink r:id="rId70">
+      <w:hyperlink r:id="rId74">
         <w:r>
           <w:rPr>
             <w:rStyle w:val="Hyperlink"/>
@@ -14912,8 +15259,8 @@
         </w:r>
       </w:hyperlink>
     </w:p>
-    <w:bookmarkEnd w:id="71"/>
-    <w:bookmarkStart w:id="73" w:name="ref-hidasi2016gru4rec"/>
+    <w:bookmarkEnd w:id="75"/>
+    <w:bookmarkStart w:id="77" w:name="ref-hidasi2016gru4rec"/>
     <w:p>
       <w:pPr>
         <w:pStyle w:val="Bibliography"/>
@@ -14946,7 +15293,7 @@
       <w:r>
         <w:t xml:space="preserve"> </w:t>
       </w:r>
-      <w:hyperlink r:id="rId72">
+      <w:hyperlink r:id="rId76">
         <w:r>
           <w:rPr>
             <w:rStyle w:val="Hyperlink"/>
@@ -14955,8 +15302,8 @@
         </w:r>
       </w:hyperlink>
     </w:p>
-    <w:bookmarkEnd w:id="73"/>
-    <w:bookmarkStart w:id="75" w:name="ref-li2017narm"/>
+    <w:bookmarkEnd w:id="77"/>
+    <w:bookmarkStart w:id="79" w:name="ref-li2017narm"/>
     <w:p>
       <w:pPr>
         <w:pStyle w:val="Bibliography"/>
@@ -14989,7 +15336,7 @@
       <w:r>
         <w:t xml:space="preserve"> </w:t>
       </w:r>
-      <w:hyperlink r:id="rId74">
+      <w:hyperlink r:id="rId78">
         <w:r>
           <w:rPr>
             <w:rStyle w:val="Hyperlink"/>
@@ -14998,8 +15345,8 @@
         </w:r>
       </w:hyperlink>
     </w:p>
-    <w:bookmarkEnd w:id="75"/>
-    <w:bookmarkStart w:id="77" w:name="ref-rendle2010fpmc"/>
+    <w:bookmarkEnd w:id="79"/>
+    <w:bookmarkStart w:id="81" w:name="ref-rendle2010fpmc"/>
     <w:p>
       <w:pPr>
         <w:pStyle w:val="Bibliography"/>
@@ -15041,7 +15388,7 @@
       <w:r>
         <w:t xml:space="preserve"> </w:t>
       </w:r>
-      <w:hyperlink r:id="rId76">
+      <w:hyperlink r:id="rId80">
         <w:r>
           <w:rPr>
             <w:rStyle w:val="Hyperlink"/>
@@ -15050,8 +15397,8 @@
         </w:r>
       </w:hyperlink>
     </w:p>
-    <w:bookmarkEnd w:id="77"/>
-    <w:bookmarkStart w:id="79" w:name="ref-tang2018caser"/>
+    <w:bookmarkEnd w:id="81"/>
+    <w:bookmarkStart w:id="83" w:name="ref-tang2018caser"/>
     <w:p>
       <w:pPr>
         <w:pStyle w:val="Bibliography"/>
@@ -15084,7 +15431,7 @@
       <w:r>
         <w:t xml:space="preserve"> </w:t>
       </w:r>
-      <w:hyperlink r:id="rId78">
+      <w:hyperlink r:id="rId82">
         <w:r>
           <w:rPr>
             <w:rStyle w:val="Hyperlink"/>
@@ -15093,8 +15440,8 @@
         </w:r>
       </w:hyperlink>
     </w:p>
-    <w:bookmarkEnd w:id="79"/>
-    <w:bookmarkStart w:id="81" w:name="ref-yuan2019nextitnet"/>
+    <w:bookmarkEnd w:id="83"/>
+    <w:bookmarkStart w:id="85" w:name="ref-yuan2019nextitnet"/>
     <w:p>
       <w:pPr>
         <w:pStyle w:val="Bibliography"/>
@@ -15127,7 +15474,7 @@
       <w:r>
         <w:t xml:space="preserve"> </w:t>
       </w:r>
-      <w:hyperlink r:id="rId80">
+      <w:hyperlink r:id="rId84">
         <w:r>
           <w:rPr>
             <w:rStyle w:val="Hyperlink"/>
@@ -15136,8 +15483,8 @@
         </w:r>
       </w:hyperlink>
     </w:p>
-    <w:bookmarkEnd w:id="81"/>
-    <w:bookmarkStart w:id="83" w:name="ref-rendle2009bpr"/>
+    <w:bookmarkEnd w:id="85"/>
+    <w:bookmarkStart w:id="87" w:name="ref-rendle2009bpr"/>
     <w:p>
       <w:pPr>
         <w:pStyle w:val="Bibliography"/>
@@ -15179,7 +15526,7 @@
       <w:r>
         <w:t xml:space="preserve"> </w:t>
       </w:r>
-      <w:hyperlink r:id="rId82">
+      <w:hyperlink r:id="rId86">
         <w:r>
           <w:rPr>
             <w:rStyle w:val="Hyperlink"/>
@@ -15188,8 +15535,8 @@
         </w:r>
       </w:hyperlink>
     </w:p>
-    <w:bookmarkEnd w:id="83"/>
-    <w:bookmarkStart w:id="85" w:name="ref-zhang2019fdsa"/>
+    <w:bookmarkEnd w:id="87"/>
+    <w:bookmarkStart w:id="89" w:name="ref-zhang2019fdsa"/>
     <w:p>
       <w:pPr>
         <w:pStyle w:val="Bibliography"/>
@@ -15222,7 +15569,7 @@
       <w:r>
         <w:t xml:space="preserve"> </w:t>
       </w:r>
-      <w:hyperlink r:id="rId84">
+      <w:hyperlink r:id="rId88">
         <w:r>
           <w:rPr>
             <w:rStyle w:val="Hyperlink"/>
@@ -15231,8 +15578,8 @@
         </w:r>
       </w:hyperlink>
     </w:p>
-    <w:bookmarkEnd w:id="85"/>
-    <w:bookmarkStart w:id="87" w:name="ref-zhou2020s3rec"/>
+    <w:bookmarkEnd w:id="89"/>
+    <w:bookmarkStart w:id="91" w:name="ref-zhou2020s3rec"/>
     <w:p>
       <w:pPr>
         <w:pStyle w:val="Bibliography"/>
@@ -15291,7 +15638,7 @@
       <w:r>
         <w:t xml:space="preserve"> </w:t>
       </w:r>
-      <w:hyperlink r:id="rId86">
+      <w:hyperlink r:id="rId90">
         <w:r>
           <w:rPr>
             <w:rStyle w:val="Hyperlink"/>
@@ -15300,8 +15647,8 @@
         </w:r>
       </w:hyperlink>
     </w:p>
-    <w:bookmarkEnd w:id="87"/>
-    <w:bookmarkStart w:id="89" w:name="ref-hu2008cf"/>
+    <w:bookmarkEnd w:id="91"/>
+    <w:bookmarkStart w:id="93" w:name="ref-hu2008cf"/>
     <w:p>
       <w:pPr>
         <w:pStyle w:val="Bibliography"/>
@@ -15334,7 +15681,7 @@
       <w:r>
         <w:t xml:space="preserve"> </w:t>
       </w:r>
-      <w:hyperlink r:id="rId88">
+      <w:hyperlink r:id="rId92">
         <w:r>
           <w:rPr>
             <w:rStyle w:val="Hyperlink"/>
@@ -15343,8 +15690,8 @@
         </w:r>
       </w:hyperlink>
     </w:p>
-    <w:bookmarkEnd w:id="89"/>
-    <w:bookmarkStart w:id="91" w:name="ref-pan2008oneclass"/>
+    <w:bookmarkEnd w:id="93"/>
+    <w:bookmarkStart w:id="95" w:name="ref-pan2008oneclass"/>
     <w:p>
       <w:pPr>
         <w:pStyle w:val="Bibliography"/>
@@ -15377,7 +15724,7 @@
       <w:r>
         <w:t xml:space="preserve"> </w:t>
       </w:r>
-      <w:hyperlink r:id="rId90">
+      <w:hyperlink r:id="rId94">
         <w:r>
           <w:rPr>
             <w:rStyle w:val="Hyperlink"/>
@@ -15386,8 +15733,8 @@
         </w:r>
       </w:hyperlink>
     </w:p>
-    <w:bookmarkEnd w:id="91"/>
-    <w:bookmarkStart w:id="93" w:name="ref-liu2021novabert"/>
+    <w:bookmarkEnd w:id="95"/>
+    <w:bookmarkStart w:id="97" w:name="ref-liu2021novabert"/>
     <w:p>
       <w:pPr>
         <w:pStyle w:val="Bibliography"/>
@@ -15420,7 +15767,7 @@
       <w:r>
         <w:t xml:space="preserve"> </w:t>
       </w:r>
-      <w:hyperlink r:id="rId92">
+      <w:hyperlink r:id="rId96">
         <w:r>
           <w:rPr>
             <w:rStyle w:val="Hyperlink"/>
@@ -15429,8 +15776,8 @@
         </w:r>
       </w:hyperlink>
     </w:p>
-    <w:bookmarkEnd w:id="93"/>
-    <w:bookmarkStart w:id="95" w:name="ref-xie2022difsr"/>
+    <w:bookmarkEnd w:id="97"/>
+    <w:bookmarkStart w:id="99" w:name="ref-xie2022difsr"/>
     <w:p>
       <w:pPr>
         <w:pStyle w:val="Bibliography"/>
@@ -15463,7 +15810,7 @@
       <w:r>
         <w:t xml:space="preserve"> </w:t>
       </w:r>
-      <w:hyperlink r:id="rId94">
+      <w:hyperlink r:id="rId98">
         <w:r>
           <w:rPr>
             <w:rStyle w:val="Hyperlink"/>
@@ -15472,8 +15819,8 @@
         </w:r>
       </w:hyperlink>
     </w:p>
-    <w:bookmarkEnd w:id="95"/>
-    <w:bookmarkStart w:id="97" w:name="ref-rashed2022carca"/>
+    <w:bookmarkEnd w:id="99"/>
+    <w:bookmarkStart w:id="101" w:name="ref-rashed2022carca"/>
     <w:p>
       <w:pPr>
         <w:pStyle w:val="Bibliography"/>
@@ -15515,7 +15862,7 @@
       <w:r>
         <w:t xml:space="preserve"> </w:t>
       </w:r>
-      <w:hyperlink r:id="rId96">
+      <w:hyperlink r:id="rId100">
         <w:r>
           <w:rPr>
             <w:rStyle w:val="Hyperlink"/>
@@ -15524,8 +15871,8 @@
         </w:r>
       </w:hyperlink>
     </w:p>
-    <w:bookmarkEnd w:id="97"/>
-    <w:bookmarkStart w:id="99" w:name="ref-ma2019hgn"/>
+    <w:bookmarkEnd w:id="101"/>
+    <w:bookmarkStart w:id="103" w:name="ref-ma2019hgn"/>
     <w:p>
       <w:pPr>
         <w:pStyle w:val="Bibliography"/>
@@ -15558,7 +15905,7 @@
       <w:r>
         <w:t xml:space="preserve"> </w:t>
       </w:r>
-      <w:hyperlink r:id="rId98">
+      <w:hyperlink r:id="rId102">
         <w:r>
           <w:rPr>
             <w:rStyle w:val="Hyperlink"/>
@@ -15567,8 +15914,8 @@
         </w:r>
       </w:hyperlink>
     </w:p>
-    <w:bookmarkEnd w:id="99"/>
-    <w:bookmarkStart w:id="101" w:name="ref-hou2022unisrec"/>
+    <w:bookmarkEnd w:id="103"/>
+    <w:bookmarkStart w:id="105" w:name="ref-hou2022unisrec"/>
     <w:p>
       <w:pPr>
         <w:pStyle w:val="Bibliography"/>
@@ -15601,7 +15948,7 @@
       <w:r>
         <w:t xml:space="preserve"> </w:t>
       </w:r>
-      <w:hyperlink r:id="rId100">
+      <w:hyperlink r:id="rId104">
         <w:r>
           <w:rPr>
             <w:rStyle w:val="Hyperlink"/>
@@ -15610,8 +15957,8 @@
         </w:r>
       </w:hyperlink>
     </w:p>
-    <w:bookmarkEnd w:id="101"/>
-    <w:bookmarkStart w:id="103" w:name="ref-wu2020ssept"/>
+    <w:bookmarkEnd w:id="105"/>
+    <w:bookmarkStart w:id="107" w:name="ref-wu2020ssept"/>
     <w:p>
       <w:pPr>
         <w:pStyle w:val="Bibliography"/>
@@ -15653,7 +16000,7 @@
       <w:r>
         <w:t xml:space="preserve"> </w:t>
       </w:r>
-      <w:hyperlink r:id="rId102">
+      <w:hyperlink r:id="rId106">
         <w:r>
           <w:rPr>
             <w:rStyle w:val="Hyperlink"/>
@@ -15662,8 +16009,8 @@
         </w:r>
       </w:hyperlink>
     </w:p>
-    <w:bookmarkEnd w:id="103"/>
-    <w:bookmarkStart w:id="105" w:name="ref-cho2020meantime"/>
+    <w:bookmarkEnd w:id="107"/>
+    <w:bookmarkStart w:id="109" w:name="ref-cho2020meantime"/>
     <w:p>
       <w:pPr>
         <w:pStyle w:val="Bibliography"/>
@@ -15705,7 +16052,7 @@
       <w:r>
         <w:t xml:space="preserve"> </w:t>
       </w:r>
-      <w:hyperlink r:id="rId104">
+      <w:hyperlink r:id="rId108">
         <w:r>
           <w:rPr>
             <w:rStyle w:val="Hyperlink"/>
@@ -15714,8 +16061,8 @@
         </w:r>
       </w:hyperlink>
     </w:p>
-    <w:bookmarkEnd w:id="105"/>
-    <w:bookmarkStart w:id="107" w:name="ref-zhou2022fmlp"/>
+    <w:bookmarkEnd w:id="109"/>
+    <w:bookmarkStart w:id="111" w:name="ref-zhou2022fmlp"/>
     <w:p>
       <w:pPr>
         <w:pStyle w:val="Bibliography"/>
@@ -15760,7 +16107,7 @@
       <w:r>
         <w:t xml:space="preserve"> </w:t>
       </w:r>
-      <w:hyperlink r:id="rId106">
+      <w:hyperlink r:id="rId110">
         <w:r>
           <w:rPr>
             <w:rStyle w:val="Hyperlink"/>
@@ -15769,8 +16116,8 @@
         </w:r>
       </w:hyperlink>
     </w:p>
-    <w:bookmarkEnd w:id="107"/>
-    <w:bookmarkStart w:id="109" w:name="ref-fan2022stosa"/>
+    <w:bookmarkEnd w:id="111"/>
+    <w:bookmarkStart w:id="113" w:name="ref-fan2022stosa"/>
     <w:p>
       <w:pPr>
         <w:pStyle w:val="Bibliography"/>
@@ -15803,7 +16150,7 @@
       <w:r>
         <w:t xml:space="preserve"> </w:t>
       </w:r>
-      <w:hyperlink r:id="rId108">
+      <w:hyperlink r:id="rId112">
         <w:r>
           <w:rPr>
             <w:rStyle w:val="Hyperlink"/>
@@ -15812,8 +16159,8 @@
         </w:r>
       </w:hyperlink>
     </w:p>
-    <w:bookmarkEnd w:id="109"/>
-    <w:bookmarkStart w:id="111" w:name="ref-fan2021lightsans"/>
+    <w:bookmarkEnd w:id="113"/>
+    <w:bookmarkStart w:id="115" w:name="ref-fan2021lightsans"/>
     <w:p>
       <w:pPr>
         <w:pStyle w:val="Bibliography"/>
@@ -15846,7 +16193,7 @@
       <w:r>
         <w:t xml:space="preserve"> </w:t>
       </w:r>
-      <w:hyperlink r:id="rId110">
+      <w:hyperlink r:id="rId114">
         <w:r>
           <w:rPr>
             <w:rStyle w:val="Hyperlink"/>
@@ -15855,8 +16202,8 @@
         </w:r>
       </w:hyperlink>
     </w:p>
-    <w:bookmarkEnd w:id="111"/>
-    <w:bookmarkStart w:id="113" w:name="ref-hou2022core"/>
+    <w:bookmarkEnd w:id="115"/>
+    <w:bookmarkStart w:id="117" w:name="ref-hou2022core"/>
     <w:p>
       <w:pPr>
         <w:pStyle w:val="Bibliography"/>
@@ -15898,7 +16245,7 @@
       <w:r>
         <w:t xml:space="preserve"> </w:t>
       </w:r>
-      <w:hyperlink r:id="rId112">
+      <w:hyperlink r:id="rId116">
         <w:r>
           <w:rPr>
             <w:rStyle w:val="Hyperlink"/>
@@ -15907,8 +16254,8 @@
         </w:r>
       </w:hyperlink>
     </w:p>
-    <w:bookmarkEnd w:id="113"/>
-    <w:bookmarkStart w:id="115" w:name="ref-xie2022cl4srec"/>
+    <w:bookmarkEnd w:id="117"/>
+    <w:bookmarkStart w:id="119" w:name="ref-xie2022cl4srec"/>
     <w:p>
       <w:pPr>
         <w:pStyle w:val="Bibliography"/>
@@ -15941,7 +16288,7 @@
       <w:r>
         <w:t xml:space="preserve"> </w:t>
       </w:r>
-      <w:hyperlink r:id="rId114">
+      <w:hyperlink r:id="rId118">
         <w:r>
           <w:rPr>
             <w:rStyle w:val="Hyperlink"/>
@@ -15950,8 +16297,8 @@
         </w:r>
       </w:hyperlink>
     </w:p>
-    <w:bookmarkEnd w:id="115"/>
-    <w:bookmarkStart w:id="117" w:name="ref-qiu2022duorec"/>
+    <w:bookmarkEnd w:id="119"/>
+    <w:bookmarkStart w:id="121" w:name="ref-qiu2022duorec"/>
     <w:p>
       <w:pPr>
         <w:pStyle w:val="Bibliography"/>
@@ -15984,7 +16331,7 @@
       <w:r>
         <w:t xml:space="preserve"> </w:t>
       </w:r>
-      <w:hyperlink r:id="rId116">
+      <w:hyperlink r:id="rId120">
         <w:r>
           <w:rPr>
             <w:rStyle w:val="Hyperlink"/>
@@ -15993,8 +16340,8 @@
         </w:r>
       </w:hyperlink>
     </w:p>
-    <w:bookmarkEnd w:id="117"/>
-    <w:bookmarkStart w:id="119" w:name="ref-chen2022iclrec"/>
+    <w:bookmarkEnd w:id="121"/>
+    <w:bookmarkStart w:id="123" w:name="ref-chen2022iclrec"/>
     <w:p>
       <w:pPr>
         <w:pStyle w:val="Bibliography"/>
@@ -16027,7 +16374,7 @@
       <w:r>
         <w:t xml:space="preserve"> </w:t>
       </w:r>
-      <w:hyperlink r:id="rId118">
+      <w:hyperlink r:id="rId122">
         <w:r>
           <w:rPr>
             <w:rStyle w:val="Hyperlink"/>
@@ -16036,8 +16383,8 @@
         </w:r>
       </w:hyperlink>
     </w:p>
-    <w:bookmarkEnd w:id="119"/>
-    <w:bookmarkStart w:id="121" w:name="ref-liu2021asrep"/>
+    <w:bookmarkEnd w:id="123"/>
+    <w:bookmarkStart w:id="125" w:name="ref-liu2021asrep"/>
     <w:p>
       <w:pPr>
         <w:pStyle w:val="Bibliography"/>
@@ -16070,7 +16417,7 @@
       <w:r>
         <w:t xml:space="preserve"> </w:t>
       </w:r>
-      <w:hyperlink r:id="rId120">
+      <w:hyperlink r:id="rId124">
         <w:r>
           <w:rPr>
             <w:rStyle w:val="Hyperlink"/>
@@ -16079,8 +16426,8 @@
         </w:r>
       </w:hyperlink>
     </w:p>
-    <w:bookmarkEnd w:id="121"/>
-    <w:bookmarkStart w:id="123" w:name="ref-rendle2020baselines"/>
+    <w:bookmarkEnd w:id="125"/>
+    <w:bookmarkStart w:id="127" w:name="ref-rendle2020baselines"/>
     <w:p>
       <w:pPr>
         <w:pStyle w:val="Bibliography"/>
@@ -16113,7 +16460,7 @@
       <w:r>
         <w:t xml:space="preserve"> </w:t>
       </w:r>
-      <w:hyperlink r:id="rId122">
+      <w:hyperlink r:id="rId126">
         <w:r>
           <w:rPr>
             <w:rStyle w:val="Hyperlink"/>
@@ -16122,8 +16469,8 @@
         </w:r>
       </w:hyperlink>
     </w:p>
-    <w:bookmarkEnd w:id="123"/>
-    <w:bookmarkStart w:id="125" w:name="ref-krichene2020sampled"/>
+    <w:bookmarkEnd w:id="127"/>
+    <w:bookmarkStart w:id="129" w:name="ref-krichene2020sampled"/>
     <w:p>
       <w:pPr>
         <w:pStyle w:val="Bibliography"/>
@@ -16156,7 +16503,7 @@
       <w:r>
         <w:t xml:space="preserve"> </w:t>
       </w:r>
-      <w:hyperlink r:id="rId124">
+      <w:hyperlink r:id="rId128">
         <w:r>
           <w:rPr>
             <w:rStyle w:val="Hyperlink"/>
@@ -16165,8 +16512,8 @@
         </w:r>
       </w:hyperlink>
     </w:p>
-    <w:bookmarkEnd w:id="125"/>
-    <w:bookmarkStart w:id="127" w:name="ref-petrov2022replicability"/>
+    <w:bookmarkEnd w:id="129"/>
+    <w:bookmarkStart w:id="131" w:name="ref-petrov2022replicability"/>
     <w:p>
       <w:pPr>
         <w:pStyle w:val="Bibliography"/>
@@ -16211,7 +16558,7 @@
       <w:r>
         <w:t xml:space="preserve"> </w:t>
       </w:r>
-      <w:hyperlink r:id="rId126">
+      <w:hyperlink r:id="rId130">
         <w:r>
           <w:rPr>
             <w:rStyle w:val="Hyperlink"/>
@@ -16220,8 +16567,8 @@
         </w:r>
       </w:hyperlink>
     </w:p>
-    <w:bookmarkEnd w:id="127"/>
-    <w:bookmarkStart w:id="129" w:name="ref-ba2016layernorm"/>
+    <w:bookmarkEnd w:id="131"/>
+    <w:bookmarkStart w:id="133" w:name="ref-ba2016layernorm"/>
     <w:p>
       <w:pPr>
         <w:pStyle w:val="Bibliography"/>
@@ -16254,7 +16601,7 @@
       <w:r>
         <w:t xml:space="preserve"> </w:t>
       </w:r>
-      <w:hyperlink r:id="rId128">
+      <w:hyperlink r:id="rId132">
         <w:r>
           <w:rPr>
             <w:rStyle w:val="Hyperlink"/>
@@ -16263,8 +16610,8 @@
         </w:r>
       </w:hyperlink>
     </w:p>
-    <w:bookmarkEnd w:id="129"/>
-    <w:bookmarkStart w:id="131" w:name="ref-akiba2019optuna"/>
+    <w:bookmarkEnd w:id="133"/>
+    <w:bookmarkStart w:id="135" w:name="ref-akiba2019optuna"/>
     <w:p>
       <w:pPr>
         <w:pStyle w:val="Bibliography"/>
@@ -16306,7 +16653,7 @@
       <w:r>
         <w:t xml:space="preserve"> </w:t>
       </w:r>
-      <w:hyperlink r:id="rId130">
+      <w:hyperlink r:id="rId134">
         <w:r>
           <w:rPr>
             <w:rStyle w:val="Hyperlink"/>
@@ -16315,8 +16662,8 @@
         </w:r>
       </w:hyperlink>
     </w:p>
-    <w:bookmarkEnd w:id="131"/>
-    <w:bookmarkStart w:id="133" w:name="ref-harper2015movielens"/>
+    <w:bookmarkEnd w:id="135"/>
+    <w:bookmarkStart w:id="137" w:name="ref-harper2015movielens"/>
     <w:p>
       <w:pPr>
         <w:pStyle w:val="Bibliography"/>
@@ -16374,7 +16721,7 @@
       <w:r>
         <w:t xml:space="preserve"> </w:t>
       </w:r>
-      <w:hyperlink r:id="rId132">
+      <w:hyperlink r:id="rId136">
         <w:r>
           <w:rPr>
             <w:rStyle w:val="Hyperlink"/>
@@ -16383,8 +16730,8 @@
         </w:r>
       </w:hyperlink>
     </w:p>
-    <w:bookmarkEnd w:id="133"/>
-    <w:bookmarkStart w:id="135" w:name="ref-mcauley2015amazon"/>
+    <w:bookmarkEnd w:id="137"/>
+    <w:bookmarkStart w:id="139" w:name="ref-mcauley2015amazon"/>
     <w:p>
       <w:pPr>
         <w:pStyle w:val="Bibliography"/>
@@ -16417,7 +16764,7 @@
       <w:r>
         <w:t xml:space="preserve"> </w:t>
       </w:r>
-      <w:hyperlink r:id="rId134">
+      <w:hyperlink r:id="rId138">
         <w:r>
           <w:rPr>
             <w:rStyle w:val="Hyperlink"/>
@@ -16426,8 +16773,8 @@
         </w:r>
       </w:hyperlink>
     </w:p>
-    <w:bookmarkEnd w:id="135"/>
-    <w:bookmarkStart w:id="137" w:name="ref-he2016amazonups"/>
+    <w:bookmarkEnd w:id="139"/>
+    <w:bookmarkStart w:id="141" w:name="ref-he2016amazonups"/>
     <w:p>
       <w:pPr>
         <w:pStyle w:val="Bibliography"/>
@@ -16460,7 +16807,7 @@
       <w:r>
         <w:t xml:space="preserve"> </w:t>
       </w:r>
-      <w:hyperlink r:id="rId136">
+      <w:hyperlink r:id="rId140">
         <w:r>
           <w:rPr>
             <w:rStyle w:val="Hyperlink"/>
@@ -16469,8 +16816,8 @@
         </w:r>
       </w:hyperlink>
     </w:p>
-    <w:bookmarkEnd w:id="137"/>
-    <w:bookmarkStart w:id="139" w:name="ref-pathak2017steam"/>
+    <w:bookmarkEnd w:id="141"/>
+    <w:bookmarkStart w:id="143" w:name="ref-pathak2017steam"/>
     <w:p>
       <w:pPr>
         <w:pStyle w:val="Bibliography"/>
@@ -16512,7 +16859,7 @@
       <w:r>
         <w:t xml:space="preserve"> </w:t>
       </w:r>
-      <w:hyperlink r:id="rId138">
+      <w:hyperlink r:id="rId142">
         <w:r>
           <w:rPr>
             <w:rStyle w:val="Hyperlink"/>
@@ -16521,8 +16868,8 @@
         </w:r>
       </w:hyperlink>
     </w:p>
-    <w:bookmarkEnd w:id="139"/>
-    <w:bookmarkStart w:id="141" w:name="ref-wan2018steamreviews"/>
+    <w:bookmarkEnd w:id="143"/>
+    <w:bookmarkStart w:id="145" w:name="ref-wan2018steamreviews"/>
     <w:p>
       <w:pPr>
         <w:pStyle w:val="Bibliography"/>
@@ -16555,7 +16902,7 @@
       <w:r>
         <w:t xml:space="preserve"> </w:t>
       </w:r>
-      <w:hyperlink r:id="rId140">
+      <w:hyperlink r:id="rId144">
         <w:r>
           <w:rPr>
             <w:rStyle w:val="Hyperlink"/>
@@ -16564,8 +16911,8 @@
         </w:r>
       </w:hyperlink>
     </w:p>
-    <w:bookmarkEnd w:id="141"/>
-    <w:bookmarkStart w:id="143" w:name="ref-efron1993bootstrap"/>
+    <w:bookmarkEnd w:id="145"/>
+    <w:bookmarkStart w:id="147" w:name="ref-efron1993bootstrap"/>
     <w:p>
       <w:pPr>
         <w:pStyle w:val="Bibliography"/>
@@ -16598,7 +16945,7 @@
       <w:r>
         <w:t xml:space="preserve"> </w:t>
       </w:r>
-      <w:hyperlink r:id="rId142">
+      <w:hyperlink r:id="rId146">
         <w:r>
           <w:rPr>
             <w:rStyle w:val="Hyperlink"/>
@@ -16607,8 +16954,8 @@
         </w:r>
       </w:hyperlink>
     </w:p>
-    <w:bookmarkEnd w:id="143"/>
-    <w:bookmarkStart w:id="145" w:name="ref-zhao2021recbole"/>
+    <w:bookmarkEnd w:id="147"/>
+    <w:bookmarkStart w:id="149" w:name="ref-zhao2021recbole"/>
     <w:p>
       <w:pPr>
         <w:pStyle w:val="Bibliography"/>
@@ -16650,7 +16997,7 @@
       <w:r>
         <w:t xml:space="preserve"> </w:t>
       </w:r>
-      <w:hyperlink r:id="rId144">
+      <w:hyperlink r:id="rId148">
         <w:r>
           <w:rPr>
             <w:rStyle w:val="Hyperlink"/>
@@ -16659,8 +17006,8 @@
         </w:r>
       </w:hyperlink>
     </w:p>
-    <w:bookmarkEnd w:id="145"/>
-    <w:bookmarkStart w:id="147" w:name="ref-paszke2019pytorch"/>
+    <w:bookmarkEnd w:id="149"/>
+    <w:bookmarkStart w:id="151" w:name="ref-paszke2019pytorch"/>
     <w:p>
       <w:pPr>
         <w:pStyle w:val="Bibliography"/>
@@ -16702,7 +17049,7 @@
       <w:r>
         <w:t xml:space="preserve"> </w:t>
       </w:r>
-      <w:hyperlink r:id="rId146">
+      <w:hyperlink r:id="rId150">
         <w:r>
           <w:rPr>
             <w:rStyle w:val="Hyperlink"/>
@@ -16711,9 +17058,9 @@
         </w:r>
       </w:hyperlink>
     </w:p>
-    <w:bookmarkEnd w:id="147"/>
-    <w:bookmarkEnd w:id="148"/>
-    <w:bookmarkEnd w:id="149"/>
+    <w:bookmarkEnd w:id="151"/>
+    <w:bookmarkEnd w:id="152"/>
+    <w:bookmarkEnd w:id="153"/>
     <w:sectPr>
       <w:footnotePr>
         <w:numRestart w:val="eachSect"/>

--- a/it_takes_time/paper/paper.docx
+++ b/it_takes_time/paper/paper.docx
@@ -10588,7 +10588,7 @@
       <w:r>
         <w:drawing>
           <wp:inline>
-            <wp:extent cx="5334000" cy="5937250"/>
+            <wp:extent cx="5334000" cy="1641230"/>
             <wp:effectExtent b="0" l="0" r="0" t="0"/>
             <wp:docPr descr="" title="" id="35" name="Picture"/>
             <a:graphic>
@@ -10609,7 +10609,7 @@
                   <pic:spPr bwMode="auto">
                     <a:xfrm>
                       <a:off x="0" y="0"/>
-                      <a:ext cx="5334000" cy="5937250"/>
+                      <a:ext cx="5334000" cy="1641230"/>
                     </a:xfrm>
                     <a:prstGeom prst="rect">
                       <a:avLst/>
@@ -10650,7 +10650,7 @@
         </m:r>
       </m:oMath>
       <w:r>
-        <w:t xml:space="preserve">) on aligned NDCG@10 differences vs SASRec, pooled across five seeds. Each row is one (dataset, variant) cell; centre = mean per-user</w:t>
+        <w:t xml:space="preserve">) on aligned NDCG@10 differences vs SASRec, pooled across five seeds. Three panels, one per variant; within each panel every row is one dataset and rows share the common</w:t>
       </w:r>
       <w:r>
         <w:t xml:space="preserve"> </w:t>
@@ -10664,7 +10664,24 @@
         </m:r>
       </m:oMath>
       <w:r>
-        <w:t xml:space="preserve">, whiskers = 95% percentile CI. Red rows have CI entirely below zero; green rows entirely above; grey rows cross zero. No robust positive cell exists for NDCG@10.</w:t>
+        <w:t xml:space="preserve"> </w:t>
+      </w:r>
+      <w:r>
+        <w:t xml:space="preserve">x-axis. Centre = mean per-user</w:t>
+      </w:r>
+      <w:r>
+        <w:t xml:space="preserve"> </w:t>
+      </w:r>
+      <m:oMath>
+        <m:r>
+          <m:rPr>
+            <m:sty m:val="p"/>
+          </m:rPr>
+          <m:t>Δ</m:t>
+        </m:r>
+      </m:oMath>
+      <w:r>
+        <w:t xml:space="preserve">, whiskers = 95% percentile CI. Red markers have CI entirely below zero; green entirely above; grey cross zero. No robust positive cell exists for NDCG@10.</w:t>
       </w:r>
     </w:p>
     <w:bookmarkEnd w:id="37"/>
@@ -11981,7 +11998,7 @@
               <w:jc w:val="center"/>
             </w:pPr>
             <w:r>
-              <w:t xml:space="preserve">IA-SASRec-Add</w:t>
+              <w:t xml:space="preserve">Add</w:t>
             </w:r>
           </w:p>
         </w:tc>
@@ -11993,7 +12010,7 @@
               <w:jc w:val="center"/>
             </w:pPr>
             <w:r>
-              <w:t xml:space="preserve">IA-SASRec-Mul</w:t>
+              <w:t xml:space="preserve">Mul</w:t>
             </w:r>
           </w:p>
         </w:tc>
@@ -12005,7 +12022,7 @@
               <w:jc w:val="center"/>
             </w:pPr>
             <w:r>
-              <w:t xml:space="preserve">IA-SASRec-Val</w:t>
+              <w:t xml:space="preserve">Val</w:t>
             </w:r>
           </w:p>
         </w:tc>
@@ -12601,7 +12618,7 @@
       <w:r>
         <w:drawing>
           <wp:inline>
-            <wp:extent cx="5334000" cy="3461313"/>
+            <wp:extent cx="5334000" cy="2431676"/>
             <wp:effectExtent b="0" l="0" r="0" t="0"/>
             <wp:docPr descr="" title="" id="44" name="Picture"/>
             <a:graphic>
@@ -12622,7 +12639,7 @@
                   <pic:spPr bwMode="auto">
                     <a:xfrm>
                       <a:off x="0" y="0"/>
-                      <a:ext cx="5334000" cy="3461313"/>
+                      <a:ext cx="5334000" cy="2431676"/>
                     </a:xfrm>
                     <a:prstGeom prst="rect">
                       <a:avLst/>
